--- a/Note Spring security JWT.docx
+++ b/Note Spring security JWT.docx
@@ -1,6 +1,6 @@
 
 <file path=word/document.xml><?xml version="1.0" encoding="utf-8"?>
-<w:document xmlns:wpc="http://schemas.microsoft.com/office/word/2010/wordprocessingCanvas" xmlns:cx="http://schemas.microsoft.com/office/drawing/2014/chartex" xmlns:mc="http://schemas.openxmlformats.org/markup-compatibility/2006" xmlns:o="urn:schemas-microsoft-com:office:office" xmlns:r="http://schemas.openxmlformats.org/officeDocument/2006/relationships" xmlns:m="http://schemas.openxmlformats.org/officeDocument/2006/math" xmlns:v="urn:schemas-microsoft-com:vml" xmlns:wp14="http://schemas.microsoft.com/office/word/2010/wordprocessingDrawing" xmlns:wp="http://schemas.openxmlformats.org/drawingml/2006/wordprocessingDrawing" xmlns:w10="urn:schemas-microsoft-com:office:word" xmlns:w="http://schemas.openxmlformats.org/wordprocessingml/2006/main" xmlns:w14="http://schemas.microsoft.com/office/word/2010/wordml" xmlns:w15="http://schemas.microsoft.com/office/word/2012/wordml" xmlns:w16se="http://schemas.microsoft.com/office/word/2015/wordml/symex" xmlns:wpg="http://schemas.microsoft.com/office/word/2010/wordprocessingGroup" xmlns:wpi="http://schemas.microsoft.com/office/word/2010/wordprocessingInk" xmlns:wne="http://schemas.microsoft.com/office/word/2006/wordml" xmlns:wps="http://schemas.microsoft.com/office/word/2010/wordprocessingShape" mc:Ignorable="w14 w15 w16se wp14">
+<w:document xmlns:wpc="http://schemas.microsoft.com/office/word/2010/wordprocessingCanvas" xmlns:cx="http://schemas.microsoft.com/office/drawing/2014/chartex" xmlns:cx1="http://schemas.microsoft.com/office/drawing/2015/9/8/chartex" xmlns:cx2="http://schemas.microsoft.com/office/drawing/2015/10/21/chartex" xmlns:cx3="http://schemas.microsoft.com/office/drawing/2016/5/9/chartex" xmlns:cx4="http://schemas.microsoft.com/office/drawing/2016/5/10/chartex" xmlns:cx5="http://schemas.microsoft.com/office/drawing/2016/5/11/chartex" xmlns:cx6="http://schemas.microsoft.com/office/drawing/2016/5/12/chartex" xmlns:cx7="http://schemas.microsoft.com/office/drawing/2016/5/13/chartex" xmlns:cx8="http://schemas.microsoft.com/office/drawing/2016/5/14/chartex" xmlns:mc="http://schemas.openxmlformats.org/markup-compatibility/2006" xmlns:aink="http://schemas.microsoft.com/office/drawing/2016/ink" xmlns:am3d="http://schemas.microsoft.com/office/drawing/2017/model3d" xmlns:o="urn:schemas-microsoft-com:office:office" xmlns:oel="http://schemas.microsoft.com/office/2019/extlst" xmlns:r="http://schemas.openxmlformats.org/officeDocument/2006/relationships" xmlns:m="http://schemas.openxmlformats.org/officeDocument/2006/math" xmlns:v="urn:schemas-microsoft-com:vml" xmlns:wp14="http://schemas.microsoft.com/office/word/2010/wordprocessingDrawing" xmlns:wp="http://schemas.openxmlformats.org/drawingml/2006/wordprocessingDrawing" xmlns:w10="urn:schemas-microsoft-com:office:word" xmlns:w="http://schemas.openxmlformats.org/wordprocessingml/2006/main" xmlns:w14="http://schemas.microsoft.com/office/word/2010/wordml" xmlns:w15="http://schemas.microsoft.com/office/word/2012/wordml" xmlns:w16cex="http://schemas.microsoft.com/office/word/2018/wordml/cex" xmlns:w16cid="http://schemas.microsoft.com/office/word/2016/wordml/cid" xmlns:w16="http://schemas.microsoft.com/office/word/2018/wordml" xmlns:w16du="http://schemas.microsoft.com/office/word/2023/wordml/word16du" xmlns:w16sdtdh="http://schemas.microsoft.com/office/word/2020/wordml/sdtdatahash" xmlns:w16sdtfl="http://schemas.microsoft.com/office/word/2024/wordml/sdtformatlock" xmlns:w16se="http://schemas.microsoft.com/office/word/2015/wordml/symex" xmlns:wpg="http://schemas.microsoft.com/office/word/2010/wordprocessingGroup" xmlns:wpi="http://schemas.microsoft.com/office/word/2010/wordprocessingInk" xmlns:wne="http://schemas.microsoft.com/office/word/2006/wordml" xmlns:wps="http://schemas.microsoft.com/office/word/2010/wordprocessingShape" mc:Ignorable="w14 w15 w16se w16cid w16 w16cex w16sdtdh w16sdtfl w16du wp14">
   <w:body>
     <w:p>
       <w:pPr>
@@ -11,8 +11,61 @@
         </w:numPr>
       </w:pPr>
       <w:r>
-        <w:t>Khi ta gửi 1 request lên server (có spring security)  nó sẽ đi qua fillter</w:t>
-      </w:r>
+        <w:t xml:space="preserve">Khi ta </w:t>
+      </w:r>
+      <w:proofErr w:type="spellStart"/>
+      <w:r>
+        <w:t>gửi</w:t>
+      </w:r>
+      <w:proofErr w:type="spellEnd"/>
+      <w:r>
+        <w:t xml:space="preserve"> 1 request </w:t>
+      </w:r>
+      <w:proofErr w:type="spellStart"/>
+      <w:r>
+        <w:t>lên</w:t>
+      </w:r>
+      <w:proofErr w:type="spellEnd"/>
+      <w:r>
+        <w:t xml:space="preserve"> server (</w:t>
+      </w:r>
+      <w:proofErr w:type="spellStart"/>
+      <w:r>
+        <w:t>có</w:t>
+      </w:r>
+      <w:proofErr w:type="spellEnd"/>
+      <w:r>
+        <w:t xml:space="preserve"> spring security)  </w:t>
+      </w:r>
+      <w:proofErr w:type="spellStart"/>
+      <w:r>
+        <w:t>nó</w:t>
+      </w:r>
+      <w:proofErr w:type="spellEnd"/>
+      <w:r>
+        <w:t xml:space="preserve"> </w:t>
+      </w:r>
+      <w:proofErr w:type="spellStart"/>
+      <w:r>
+        <w:t>sẽ</w:t>
+      </w:r>
+      <w:proofErr w:type="spellEnd"/>
+      <w:r>
+        <w:t xml:space="preserve"> </w:t>
+      </w:r>
+      <w:proofErr w:type="spellStart"/>
+      <w:r>
+        <w:t>đi</w:t>
+      </w:r>
+      <w:proofErr w:type="spellEnd"/>
+      <w:r>
+        <w:t xml:space="preserve"> qua </w:t>
+      </w:r>
+      <w:proofErr w:type="spellStart"/>
+      <w:r>
+        <w:t>fillter</w:t>
+      </w:r>
+      <w:proofErr w:type="spellEnd"/>
     </w:p>
     <w:p>
       <w:pPr>
@@ -93,7 +146,27 @@
           <w:sz w:val="20"/>
           <w:szCs w:val="20"/>
         </w:rPr>
-        <w:t xml:space="preserve">(HttpSecurity http) </w:t>
+        <w:t>(</w:t>
+      </w:r>
+      <w:proofErr w:type="spellStart"/>
+      <w:r>
+        <w:rPr>
+          <w:rFonts w:ascii="Courier New" w:eastAsia="Times New Roman" w:hAnsi="Courier New" w:cs="Courier New"/>
+          <w:color w:val="A9B7C6"/>
+          <w:sz w:val="20"/>
+          <w:szCs w:val="20"/>
+        </w:rPr>
+        <w:t>HttpSecurity</w:t>
+      </w:r>
+      <w:proofErr w:type="spellEnd"/>
+      <w:r>
+        <w:rPr>
+          <w:rFonts w:ascii="Courier New" w:eastAsia="Times New Roman" w:hAnsi="Courier New" w:cs="Courier New"/>
+          <w:color w:val="A9B7C6"/>
+          <w:sz w:val="20"/>
+          <w:szCs w:val="20"/>
+        </w:rPr>
+        <w:t xml:space="preserve"> http) </w:t>
       </w:r>
       <w:r>
         <w:rPr>
@@ -131,7 +204,27 @@
           <w:szCs w:val="20"/>
         </w:rPr>
         <w:br/>
-        <w:t xml:space="preserve">            .cors()</w:t>
+        <w:t xml:space="preserve">            .</w:t>
+      </w:r>
+      <w:proofErr w:type="spellStart"/>
+      <w:r>
+        <w:rPr>
+          <w:rFonts w:ascii="Courier New" w:eastAsia="Times New Roman" w:hAnsi="Courier New" w:cs="Courier New"/>
+          <w:color w:val="A9B7C6"/>
+          <w:sz w:val="20"/>
+          <w:szCs w:val="20"/>
+        </w:rPr>
+        <w:t>cors</w:t>
+      </w:r>
+      <w:proofErr w:type="spellEnd"/>
+      <w:r>
+        <w:rPr>
+          <w:rFonts w:ascii="Courier New" w:eastAsia="Times New Roman" w:hAnsi="Courier New" w:cs="Courier New"/>
+          <w:color w:val="A9B7C6"/>
+          <w:sz w:val="20"/>
+          <w:szCs w:val="20"/>
+        </w:rPr>
+        <w:t>()</w:t>
       </w:r>
       <w:r>
         <w:rPr>
@@ -151,7 +244,27 @@
           <w:szCs w:val="20"/>
         </w:rPr>
         <w:br/>
-        <w:t xml:space="preserve">            .sessionManagement()</w:t>
+        <w:t xml:space="preserve">            .</w:t>
+      </w:r>
+      <w:proofErr w:type="spellStart"/>
+      <w:r>
+        <w:rPr>
+          <w:rFonts w:ascii="Courier New" w:eastAsia="Times New Roman" w:hAnsi="Courier New" w:cs="Courier New"/>
+          <w:color w:val="A9B7C6"/>
+          <w:sz w:val="20"/>
+          <w:szCs w:val="20"/>
+        </w:rPr>
+        <w:t>sessionManagement</w:t>
+      </w:r>
+      <w:proofErr w:type="spellEnd"/>
+      <w:r>
+        <w:rPr>
+          <w:rFonts w:ascii="Courier New" w:eastAsia="Times New Roman" w:hAnsi="Courier New" w:cs="Courier New"/>
+          <w:color w:val="A9B7C6"/>
+          <w:sz w:val="20"/>
+          <w:szCs w:val="20"/>
+        </w:rPr>
+        <w:t>()</w:t>
       </w:r>
       <w:r>
         <w:rPr>
@@ -161,7 +274,37 @@
           <w:szCs w:val="20"/>
         </w:rPr>
         <w:br/>
-        <w:t xml:space="preserve">            .sessionCreationPolicy(SessionCreationPolicy.</w:t>
+        <w:t xml:space="preserve">            .</w:t>
+      </w:r>
+      <w:proofErr w:type="spellStart"/>
+      <w:r>
+        <w:rPr>
+          <w:rFonts w:ascii="Courier New" w:eastAsia="Times New Roman" w:hAnsi="Courier New" w:cs="Courier New"/>
+          <w:color w:val="A9B7C6"/>
+          <w:sz w:val="20"/>
+          <w:szCs w:val="20"/>
+        </w:rPr>
+        <w:t>sessionCreationPolicy</w:t>
+      </w:r>
+      <w:proofErr w:type="spellEnd"/>
+      <w:r>
+        <w:rPr>
+          <w:rFonts w:ascii="Courier New" w:eastAsia="Times New Roman" w:hAnsi="Courier New" w:cs="Courier New"/>
+          <w:color w:val="A9B7C6"/>
+          <w:sz w:val="20"/>
+          <w:szCs w:val="20"/>
+        </w:rPr>
+        <w:t>(</w:t>
+      </w:r>
+      <w:proofErr w:type="spellStart"/>
+      <w:r>
+        <w:rPr>
+          <w:rFonts w:ascii="Courier New" w:eastAsia="Times New Roman" w:hAnsi="Courier New" w:cs="Courier New"/>
+          <w:color w:val="A9B7C6"/>
+          <w:sz w:val="20"/>
+          <w:szCs w:val="20"/>
+        </w:rPr>
+        <w:t>SessionCreationPolicy.</w:t>
       </w:r>
       <w:r>
         <w:rPr>
@@ -174,6 +317,7 @@
         </w:rPr>
         <w:t>STATELESS</w:t>
       </w:r>
+      <w:proofErr w:type="spellEnd"/>
       <w:r>
         <w:rPr>
           <w:rFonts w:ascii="Courier New" w:eastAsia="Times New Roman" w:hAnsi="Courier New" w:cs="Courier New"/>
@@ -201,7 +345,27 @@
           <w:szCs w:val="20"/>
         </w:rPr>
         <w:br/>
-        <w:t xml:space="preserve">            .csrf()</w:t>
+        <w:t xml:space="preserve">            .</w:t>
+      </w:r>
+      <w:proofErr w:type="spellStart"/>
+      <w:r>
+        <w:rPr>
+          <w:rFonts w:ascii="Courier New" w:eastAsia="Times New Roman" w:hAnsi="Courier New" w:cs="Courier New"/>
+          <w:color w:val="A9B7C6"/>
+          <w:sz w:val="20"/>
+          <w:szCs w:val="20"/>
+        </w:rPr>
+        <w:t>csrf</w:t>
+      </w:r>
+      <w:proofErr w:type="spellEnd"/>
+      <w:r>
+        <w:rPr>
+          <w:rFonts w:ascii="Courier New" w:eastAsia="Times New Roman" w:hAnsi="Courier New" w:cs="Courier New"/>
+          <w:color w:val="A9B7C6"/>
+          <w:sz w:val="20"/>
+          <w:szCs w:val="20"/>
+        </w:rPr>
+        <w:t>()</w:t>
       </w:r>
       <w:r>
         <w:rPr>
@@ -221,7 +385,27 @@
           <w:szCs w:val="20"/>
         </w:rPr>
         <w:br/>
-        <w:t xml:space="preserve">            .authorizeRequests()</w:t>
+        <w:t xml:space="preserve">            .</w:t>
+      </w:r>
+      <w:proofErr w:type="spellStart"/>
+      <w:r>
+        <w:rPr>
+          <w:rFonts w:ascii="Courier New" w:eastAsia="Times New Roman" w:hAnsi="Courier New" w:cs="Courier New"/>
+          <w:color w:val="A9B7C6"/>
+          <w:sz w:val="20"/>
+          <w:szCs w:val="20"/>
+        </w:rPr>
+        <w:t>authorizeRequests</w:t>
+      </w:r>
+      <w:proofErr w:type="spellEnd"/>
+      <w:r>
+        <w:rPr>
+          <w:rFonts w:ascii="Courier New" w:eastAsia="Times New Roman" w:hAnsi="Courier New" w:cs="Courier New"/>
+          <w:color w:val="A9B7C6"/>
+          <w:sz w:val="20"/>
+          <w:szCs w:val="20"/>
+        </w:rPr>
+        <w:t>()</w:t>
       </w:r>
       <w:r>
         <w:rPr>
@@ -231,7 +415,27 @@
           <w:szCs w:val="20"/>
         </w:rPr>
         <w:br/>
-        <w:t xml:space="preserve">            .antMatchers(</w:t>
+        <w:t xml:space="preserve">            .</w:t>
+      </w:r>
+      <w:proofErr w:type="spellStart"/>
+      <w:r>
+        <w:rPr>
+          <w:rFonts w:ascii="Courier New" w:eastAsia="Times New Roman" w:hAnsi="Courier New" w:cs="Courier New"/>
+          <w:color w:val="A9B7C6"/>
+          <w:sz w:val="20"/>
+          <w:szCs w:val="20"/>
+        </w:rPr>
+        <w:t>antMatchers</w:t>
+      </w:r>
+      <w:proofErr w:type="spellEnd"/>
+      <w:r>
+        <w:rPr>
+          <w:rFonts w:ascii="Courier New" w:eastAsia="Times New Roman" w:hAnsi="Courier New" w:cs="Courier New"/>
+          <w:color w:val="A9B7C6"/>
+          <w:sz w:val="20"/>
+          <w:szCs w:val="20"/>
+        </w:rPr>
+        <w:t>(</w:t>
       </w:r>
       <w:r>
         <w:rPr>
@@ -240,26 +444,277 @@
           <w:sz w:val="20"/>
           <w:szCs w:val="20"/>
         </w:rPr>
-        <w:t>"/api/user/login"</w:t>
-      </w:r>
-      <w:r>
-        <w:rPr>
-          <w:rFonts w:ascii="Courier New" w:eastAsia="Times New Roman" w:hAnsi="Courier New" w:cs="Courier New"/>
-          <w:color w:val="A9B7C6"/>
-          <w:sz w:val="20"/>
-          <w:szCs w:val="20"/>
-        </w:rPr>
-        <w:t>).permitAll()</w:t>
-      </w:r>
-      <w:r>
-        <w:rPr>
-          <w:rFonts w:ascii="Courier New" w:eastAsia="Times New Roman" w:hAnsi="Courier New" w:cs="Courier New"/>
-          <w:color w:val="808080"/>
-          <w:sz w:val="20"/>
-          <w:szCs w:val="20"/>
-        </w:rPr>
-        <w:t>// Cho phép tất cả mọi người truy cập vào địa chỉ này</w:t>
-      </w:r>
+        <w:t>"/</w:t>
+      </w:r>
+      <w:proofErr w:type="spellStart"/>
+      <w:r>
+        <w:rPr>
+          <w:rFonts w:ascii="Courier New" w:eastAsia="Times New Roman" w:hAnsi="Courier New" w:cs="Courier New"/>
+          <w:color w:val="6A8759"/>
+          <w:sz w:val="20"/>
+          <w:szCs w:val="20"/>
+        </w:rPr>
+        <w:t>api</w:t>
+      </w:r>
+      <w:proofErr w:type="spellEnd"/>
+      <w:r>
+        <w:rPr>
+          <w:rFonts w:ascii="Courier New" w:eastAsia="Times New Roman" w:hAnsi="Courier New" w:cs="Courier New"/>
+          <w:color w:val="6A8759"/>
+          <w:sz w:val="20"/>
+          <w:szCs w:val="20"/>
+        </w:rPr>
+        <w:t>/user/login"</w:t>
+      </w:r>
+      <w:r>
+        <w:rPr>
+          <w:rFonts w:ascii="Courier New" w:eastAsia="Times New Roman" w:hAnsi="Courier New" w:cs="Courier New"/>
+          <w:color w:val="A9B7C6"/>
+          <w:sz w:val="20"/>
+          <w:szCs w:val="20"/>
+        </w:rPr>
+        <w:t>).</w:t>
+      </w:r>
+      <w:proofErr w:type="spellStart"/>
+      <w:r>
+        <w:rPr>
+          <w:rFonts w:ascii="Courier New" w:eastAsia="Times New Roman" w:hAnsi="Courier New" w:cs="Courier New"/>
+          <w:color w:val="A9B7C6"/>
+          <w:sz w:val="20"/>
+          <w:szCs w:val="20"/>
+        </w:rPr>
+        <w:t>permitAll</w:t>
+      </w:r>
+      <w:proofErr w:type="spellEnd"/>
+      <w:r>
+        <w:rPr>
+          <w:rFonts w:ascii="Courier New" w:eastAsia="Times New Roman" w:hAnsi="Courier New" w:cs="Courier New"/>
+          <w:color w:val="A9B7C6"/>
+          <w:sz w:val="20"/>
+          <w:szCs w:val="20"/>
+        </w:rPr>
+        <w:t>()</w:t>
+      </w:r>
+      <w:r>
+        <w:rPr>
+          <w:rFonts w:ascii="Courier New" w:eastAsia="Times New Roman" w:hAnsi="Courier New" w:cs="Courier New"/>
+          <w:color w:val="808080"/>
+          <w:sz w:val="20"/>
+          <w:szCs w:val="20"/>
+        </w:rPr>
+        <w:t xml:space="preserve">// Cho </w:t>
+      </w:r>
+      <w:proofErr w:type="spellStart"/>
+      <w:r>
+        <w:rPr>
+          <w:rFonts w:ascii="Courier New" w:eastAsia="Times New Roman" w:hAnsi="Courier New" w:cs="Courier New"/>
+          <w:color w:val="808080"/>
+          <w:sz w:val="20"/>
+          <w:szCs w:val="20"/>
+        </w:rPr>
+        <w:t>phép</w:t>
+      </w:r>
+      <w:proofErr w:type="spellEnd"/>
+      <w:r>
+        <w:rPr>
+          <w:rFonts w:ascii="Courier New" w:eastAsia="Times New Roman" w:hAnsi="Courier New" w:cs="Courier New"/>
+          <w:color w:val="808080"/>
+          <w:sz w:val="20"/>
+          <w:szCs w:val="20"/>
+        </w:rPr>
+        <w:t xml:space="preserve"> </w:t>
+      </w:r>
+      <w:proofErr w:type="spellStart"/>
+      <w:r>
+        <w:rPr>
+          <w:rFonts w:ascii="Courier New" w:eastAsia="Times New Roman" w:hAnsi="Courier New" w:cs="Courier New"/>
+          <w:color w:val="808080"/>
+          <w:sz w:val="20"/>
+          <w:szCs w:val="20"/>
+        </w:rPr>
+        <w:t>tất</w:t>
+      </w:r>
+      <w:proofErr w:type="spellEnd"/>
+      <w:r>
+        <w:rPr>
+          <w:rFonts w:ascii="Courier New" w:eastAsia="Times New Roman" w:hAnsi="Courier New" w:cs="Courier New"/>
+          <w:color w:val="808080"/>
+          <w:sz w:val="20"/>
+          <w:szCs w:val="20"/>
+        </w:rPr>
+        <w:t xml:space="preserve"> </w:t>
+      </w:r>
+      <w:proofErr w:type="spellStart"/>
+      <w:r>
+        <w:rPr>
+          <w:rFonts w:ascii="Courier New" w:eastAsia="Times New Roman" w:hAnsi="Courier New" w:cs="Courier New"/>
+          <w:color w:val="808080"/>
+          <w:sz w:val="20"/>
+          <w:szCs w:val="20"/>
+        </w:rPr>
+        <w:t>cả</w:t>
+      </w:r>
+      <w:proofErr w:type="spellEnd"/>
+      <w:r>
+        <w:rPr>
+          <w:rFonts w:ascii="Courier New" w:eastAsia="Times New Roman" w:hAnsi="Courier New" w:cs="Courier New"/>
+          <w:color w:val="808080"/>
+          <w:sz w:val="20"/>
+          <w:szCs w:val="20"/>
+        </w:rPr>
+        <w:t xml:space="preserve"> </w:t>
+      </w:r>
+      <w:proofErr w:type="spellStart"/>
+      <w:r>
+        <w:rPr>
+          <w:rFonts w:ascii="Courier New" w:eastAsia="Times New Roman" w:hAnsi="Courier New" w:cs="Courier New"/>
+          <w:color w:val="808080"/>
+          <w:sz w:val="20"/>
+          <w:szCs w:val="20"/>
+        </w:rPr>
+        <w:t>mọi</w:t>
+      </w:r>
+      <w:proofErr w:type="spellEnd"/>
+      <w:r>
+        <w:rPr>
+          <w:rFonts w:ascii="Courier New" w:eastAsia="Times New Roman" w:hAnsi="Courier New" w:cs="Courier New"/>
+          <w:color w:val="808080"/>
+          <w:sz w:val="20"/>
+          <w:szCs w:val="20"/>
+        </w:rPr>
+        <w:t xml:space="preserve"> </w:t>
+      </w:r>
+      <w:proofErr w:type="spellStart"/>
+      <w:r>
+        <w:rPr>
+          <w:rFonts w:ascii="Courier New" w:eastAsia="Times New Roman" w:hAnsi="Courier New" w:cs="Courier New"/>
+          <w:color w:val="808080"/>
+          <w:sz w:val="20"/>
+          <w:szCs w:val="20"/>
+        </w:rPr>
+        <w:t>người</w:t>
+      </w:r>
+      <w:proofErr w:type="spellEnd"/>
+      <w:r>
+        <w:rPr>
+          <w:rFonts w:ascii="Courier New" w:eastAsia="Times New Roman" w:hAnsi="Courier New" w:cs="Courier New"/>
+          <w:color w:val="808080"/>
+          <w:sz w:val="20"/>
+          <w:szCs w:val="20"/>
+        </w:rPr>
+        <w:t xml:space="preserve"> </w:t>
+      </w:r>
+      <w:proofErr w:type="spellStart"/>
+      <w:r>
+        <w:rPr>
+          <w:rFonts w:ascii="Courier New" w:eastAsia="Times New Roman" w:hAnsi="Courier New" w:cs="Courier New"/>
+          <w:color w:val="808080"/>
+          <w:sz w:val="20"/>
+          <w:szCs w:val="20"/>
+        </w:rPr>
+        <w:t>truy</w:t>
+      </w:r>
+      <w:proofErr w:type="spellEnd"/>
+      <w:r>
+        <w:rPr>
+          <w:rFonts w:ascii="Courier New" w:eastAsia="Times New Roman" w:hAnsi="Courier New" w:cs="Courier New"/>
+          <w:color w:val="808080"/>
+          <w:sz w:val="20"/>
+          <w:szCs w:val="20"/>
+        </w:rPr>
+        <w:t xml:space="preserve"> </w:t>
+      </w:r>
+      <w:proofErr w:type="spellStart"/>
+      <w:r>
+        <w:rPr>
+          <w:rFonts w:ascii="Courier New" w:eastAsia="Times New Roman" w:hAnsi="Courier New" w:cs="Courier New"/>
+          <w:color w:val="808080"/>
+          <w:sz w:val="20"/>
+          <w:szCs w:val="20"/>
+        </w:rPr>
+        <w:t>cập</w:t>
+      </w:r>
+      <w:proofErr w:type="spellEnd"/>
+      <w:r>
+        <w:rPr>
+          <w:rFonts w:ascii="Courier New" w:eastAsia="Times New Roman" w:hAnsi="Courier New" w:cs="Courier New"/>
+          <w:color w:val="808080"/>
+          <w:sz w:val="20"/>
+          <w:szCs w:val="20"/>
+        </w:rPr>
+        <w:t xml:space="preserve"> </w:t>
+      </w:r>
+      <w:proofErr w:type="spellStart"/>
+      <w:r>
+        <w:rPr>
+          <w:rFonts w:ascii="Courier New" w:eastAsia="Times New Roman" w:hAnsi="Courier New" w:cs="Courier New"/>
+          <w:color w:val="808080"/>
+          <w:sz w:val="20"/>
+          <w:szCs w:val="20"/>
+        </w:rPr>
+        <w:t>vào</w:t>
+      </w:r>
+      <w:proofErr w:type="spellEnd"/>
+      <w:r>
+        <w:rPr>
+          <w:rFonts w:ascii="Courier New" w:eastAsia="Times New Roman" w:hAnsi="Courier New" w:cs="Courier New"/>
+          <w:color w:val="808080"/>
+          <w:sz w:val="20"/>
+          <w:szCs w:val="20"/>
+        </w:rPr>
+        <w:t xml:space="preserve"> </w:t>
+      </w:r>
+      <w:proofErr w:type="spellStart"/>
+      <w:r>
+        <w:rPr>
+          <w:rFonts w:ascii="Courier New" w:eastAsia="Times New Roman" w:hAnsi="Courier New" w:cs="Courier New"/>
+          <w:color w:val="808080"/>
+          <w:sz w:val="20"/>
+          <w:szCs w:val="20"/>
+        </w:rPr>
+        <w:t>địa</w:t>
+      </w:r>
+      <w:proofErr w:type="spellEnd"/>
+      <w:r>
+        <w:rPr>
+          <w:rFonts w:ascii="Courier New" w:eastAsia="Times New Roman" w:hAnsi="Courier New" w:cs="Courier New"/>
+          <w:color w:val="808080"/>
+          <w:sz w:val="20"/>
+          <w:szCs w:val="20"/>
+        </w:rPr>
+        <w:t xml:space="preserve"> </w:t>
+      </w:r>
+      <w:proofErr w:type="spellStart"/>
+      <w:r>
+        <w:rPr>
+          <w:rFonts w:ascii="Courier New" w:eastAsia="Times New Roman" w:hAnsi="Courier New" w:cs="Courier New"/>
+          <w:color w:val="808080"/>
+          <w:sz w:val="20"/>
+          <w:szCs w:val="20"/>
+        </w:rPr>
+        <w:t>chỉ</w:t>
+      </w:r>
+      <w:proofErr w:type="spellEnd"/>
+      <w:r>
+        <w:rPr>
+          <w:rFonts w:ascii="Courier New" w:eastAsia="Times New Roman" w:hAnsi="Courier New" w:cs="Courier New"/>
+          <w:color w:val="808080"/>
+          <w:sz w:val="20"/>
+          <w:szCs w:val="20"/>
+        </w:rPr>
+        <w:t xml:space="preserve"> </w:t>
+      </w:r>
+      <w:proofErr w:type="spellStart"/>
+      <w:r>
+        <w:rPr>
+          <w:rFonts w:ascii="Courier New" w:eastAsia="Times New Roman" w:hAnsi="Courier New" w:cs="Courier New"/>
+          <w:color w:val="808080"/>
+          <w:sz w:val="20"/>
+          <w:szCs w:val="20"/>
+        </w:rPr>
+        <w:t>này</w:t>
+      </w:r>
+      <w:proofErr w:type="spellEnd"/>
       <w:r>
         <w:rPr>
           <w:rFonts w:ascii="Courier New" w:eastAsia="Times New Roman" w:hAnsi="Courier New" w:cs="Courier New"/>
@@ -277,7 +732,27 @@
           <w:sz w:val="20"/>
           <w:szCs w:val="20"/>
         </w:rPr>
-        <w:t>.anyRequest().authenticated()</w:t>
+        <w:t>.</w:t>
+      </w:r>
+      <w:proofErr w:type="spellStart"/>
+      <w:r>
+        <w:rPr>
+          <w:rFonts w:ascii="Courier New" w:eastAsia="Times New Roman" w:hAnsi="Courier New" w:cs="Courier New"/>
+          <w:color w:val="A9B7C6"/>
+          <w:sz w:val="20"/>
+          <w:szCs w:val="20"/>
+        </w:rPr>
+        <w:t>anyRequest</w:t>
+      </w:r>
+      <w:proofErr w:type="spellEnd"/>
+      <w:r>
+        <w:rPr>
+          <w:rFonts w:ascii="Courier New" w:eastAsia="Times New Roman" w:hAnsi="Courier New" w:cs="Courier New"/>
+          <w:color w:val="A9B7C6"/>
+          <w:sz w:val="20"/>
+          <w:szCs w:val="20"/>
+        </w:rPr>
+        <w:t>().authenticated()</w:t>
       </w:r>
       <w:r>
         <w:rPr>
@@ -314,8 +789,119 @@
           <w:sz w:val="20"/>
           <w:szCs w:val="20"/>
         </w:rPr>
-        <w:t>// Thêm một lớp Filter kiểm tra jwt</w:t>
-      </w:r>
+        <w:t xml:space="preserve">// </w:t>
+      </w:r>
+      <w:proofErr w:type="spellStart"/>
+      <w:r>
+        <w:rPr>
+          <w:rFonts w:ascii="Courier New" w:eastAsia="Times New Roman" w:hAnsi="Courier New" w:cs="Courier New"/>
+          <w:color w:val="808080"/>
+          <w:sz w:val="20"/>
+          <w:szCs w:val="20"/>
+        </w:rPr>
+        <w:t>Thêm</w:t>
+      </w:r>
+      <w:proofErr w:type="spellEnd"/>
+      <w:r>
+        <w:rPr>
+          <w:rFonts w:ascii="Courier New" w:eastAsia="Times New Roman" w:hAnsi="Courier New" w:cs="Courier New"/>
+          <w:color w:val="808080"/>
+          <w:sz w:val="20"/>
+          <w:szCs w:val="20"/>
+        </w:rPr>
+        <w:t xml:space="preserve"> </w:t>
+      </w:r>
+      <w:proofErr w:type="spellStart"/>
+      <w:r>
+        <w:rPr>
+          <w:rFonts w:ascii="Courier New" w:eastAsia="Times New Roman" w:hAnsi="Courier New" w:cs="Courier New"/>
+          <w:color w:val="808080"/>
+          <w:sz w:val="20"/>
+          <w:szCs w:val="20"/>
+        </w:rPr>
+        <w:t>một</w:t>
+      </w:r>
+      <w:proofErr w:type="spellEnd"/>
+      <w:r>
+        <w:rPr>
+          <w:rFonts w:ascii="Courier New" w:eastAsia="Times New Roman" w:hAnsi="Courier New" w:cs="Courier New"/>
+          <w:color w:val="808080"/>
+          <w:sz w:val="20"/>
+          <w:szCs w:val="20"/>
+        </w:rPr>
+        <w:t xml:space="preserve"> </w:t>
+      </w:r>
+      <w:proofErr w:type="spellStart"/>
+      <w:r>
+        <w:rPr>
+          <w:rFonts w:ascii="Courier New" w:eastAsia="Times New Roman" w:hAnsi="Courier New" w:cs="Courier New"/>
+          <w:color w:val="808080"/>
+          <w:sz w:val="20"/>
+          <w:szCs w:val="20"/>
+        </w:rPr>
+        <w:t>lớp</w:t>
+      </w:r>
+      <w:proofErr w:type="spellEnd"/>
+      <w:r>
+        <w:rPr>
+          <w:rFonts w:ascii="Courier New" w:eastAsia="Times New Roman" w:hAnsi="Courier New" w:cs="Courier New"/>
+          <w:color w:val="808080"/>
+          <w:sz w:val="20"/>
+          <w:szCs w:val="20"/>
+        </w:rPr>
+        <w:t xml:space="preserve"> Filter </w:t>
+      </w:r>
+      <w:proofErr w:type="spellStart"/>
+      <w:r>
+        <w:rPr>
+          <w:rFonts w:ascii="Courier New" w:eastAsia="Times New Roman" w:hAnsi="Courier New" w:cs="Courier New"/>
+          <w:color w:val="808080"/>
+          <w:sz w:val="20"/>
+          <w:szCs w:val="20"/>
+        </w:rPr>
+        <w:t>kiểm</w:t>
+      </w:r>
+      <w:proofErr w:type="spellEnd"/>
+      <w:r>
+        <w:rPr>
+          <w:rFonts w:ascii="Courier New" w:eastAsia="Times New Roman" w:hAnsi="Courier New" w:cs="Courier New"/>
+          <w:color w:val="808080"/>
+          <w:sz w:val="20"/>
+          <w:szCs w:val="20"/>
+        </w:rPr>
+        <w:t xml:space="preserve"> </w:t>
+      </w:r>
+      <w:proofErr w:type="spellStart"/>
+      <w:r>
+        <w:rPr>
+          <w:rFonts w:ascii="Courier New" w:eastAsia="Times New Roman" w:hAnsi="Courier New" w:cs="Courier New"/>
+          <w:color w:val="808080"/>
+          <w:sz w:val="20"/>
+          <w:szCs w:val="20"/>
+        </w:rPr>
+        <w:t>tra</w:t>
+      </w:r>
+      <w:proofErr w:type="spellEnd"/>
+      <w:r>
+        <w:rPr>
+          <w:rFonts w:ascii="Courier New" w:eastAsia="Times New Roman" w:hAnsi="Courier New" w:cs="Courier New"/>
+          <w:color w:val="808080"/>
+          <w:sz w:val="20"/>
+          <w:szCs w:val="20"/>
+        </w:rPr>
+        <w:t xml:space="preserve"> </w:t>
+      </w:r>
+      <w:proofErr w:type="spellStart"/>
+      <w:r>
+        <w:rPr>
+          <w:rFonts w:ascii="Courier New" w:eastAsia="Times New Roman" w:hAnsi="Courier New" w:cs="Courier New"/>
+          <w:color w:val="808080"/>
+          <w:sz w:val="20"/>
+          <w:szCs w:val="20"/>
+        </w:rPr>
+        <w:t>jwt</w:t>
+      </w:r>
+      <w:proofErr w:type="spellEnd"/>
       <w:r>
         <w:rPr>
           <w:rFonts w:ascii="Courier New" w:eastAsia="Times New Roman" w:hAnsi="Courier New" w:cs="Courier New"/>
@@ -326,14 +912,45 @@
         <w:br/>
         <w:t xml:space="preserve">    </w:t>
       </w:r>
-      <w:r>
-        <w:rPr>
-          <w:rFonts w:ascii="Courier New" w:eastAsia="Times New Roman" w:hAnsi="Courier New" w:cs="Courier New"/>
-          <w:color w:val="A9B7C6"/>
-          <w:sz w:val="20"/>
-          <w:szCs w:val="20"/>
-        </w:rPr>
-        <w:t>http.addFilterBefore(jwtAuthenticationFilter()</w:t>
+      <w:proofErr w:type="spellStart"/>
+      <w:r>
+        <w:rPr>
+          <w:rFonts w:ascii="Courier New" w:eastAsia="Times New Roman" w:hAnsi="Courier New" w:cs="Courier New"/>
+          <w:color w:val="A9B7C6"/>
+          <w:sz w:val="20"/>
+          <w:szCs w:val="20"/>
+        </w:rPr>
+        <w:t>http.addFilterBefore</w:t>
+      </w:r>
+      <w:proofErr w:type="spellEnd"/>
+      <w:r>
+        <w:rPr>
+          <w:rFonts w:ascii="Courier New" w:eastAsia="Times New Roman" w:hAnsi="Courier New" w:cs="Courier New"/>
+          <w:color w:val="A9B7C6"/>
+          <w:sz w:val="20"/>
+          <w:szCs w:val="20"/>
+        </w:rPr>
+        <w:t>(</w:t>
+      </w:r>
+      <w:proofErr w:type="spellStart"/>
+      <w:r>
+        <w:rPr>
+          <w:rFonts w:ascii="Courier New" w:eastAsia="Times New Roman" w:hAnsi="Courier New" w:cs="Courier New"/>
+          <w:color w:val="A9B7C6"/>
+          <w:sz w:val="20"/>
+          <w:szCs w:val="20"/>
+        </w:rPr>
+        <w:t>jwtAuthenticationFilter</w:t>
+      </w:r>
+      <w:proofErr w:type="spellEnd"/>
+      <w:r>
+        <w:rPr>
+          <w:rFonts w:ascii="Courier New" w:eastAsia="Times New Roman" w:hAnsi="Courier New" w:cs="Courier New"/>
+          <w:color w:val="A9B7C6"/>
+          <w:sz w:val="20"/>
+          <w:szCs w:val="20"/>
+        </w:rPr>
+        <w:t>()</w:t>
       </w:r>
       <w:r>
         <w:rPr>
@@ -344,6 +961,7 @@
         </w:rPr>
         <w:t xml:space="preserve">, </w:t>
       </w:r>
+      <w:proofErr w:type="spellStart"/>
       <w:r>
         <w:rPr>
           <w:rFonts w:ascii="Courier New" w:eastAsia="Times New Roman" w:hAnsi="Courier New" w:cs="Courier New"/>
@@ -362,6 +980,7 @@
         </w:rPr>
         <w:t>class</w:t>
       </w:r>
+      <w:proofErr w:type="spellEnd"/>
       <w:r>
         <w:rPr>
           <w:rFonts w:ascii="Courier New" w:eastAsia="Times New Roman" w:hAnsi="Courier New" w:cs="Courier New"/>
@@ -413,8 +1032,117 @@
         <w:pStyle w:val="ListParagraph"/>
       </w:pPr>
       <w:r>
-        <w:t>ở đây ta tạo 1 tự custom 1class fillter và cho nó thứ tự ưu tiên là đầu tiên</w:t>
-      </w:r>
+        <w:t xml:space="preserve">ở </w:t>
+      </w:r>
+      <w:proofErr w:type="spellStart"/>
+      <w:r>
+        <w:t>đây</w:t>
+      </w:r>
+      <w:proofErr w:type="spellEnd"/>
+      <w:r>
+        <w:t xml:space="preserve"> ta </w:t>
+      </w:r>
+      <w:proofErr w:type="spellStart"/>
+      <w:r>
+        <w:t>tạo</w:t>
+      </w:r>
+      <w:proofErr w:type="spellEnd"/>
+      <w:r>
+        <w:t xml:space="preserve"> 1 </w:t>
+      </w:r>
+      <w:proofErr w:type="spellStart"/>
+      <w:r>
+        <w:t>tự</w:t>
+      </w:r>
+      <w:proofErr w:type="spellEnd"/>
+      <w:r>
+        <w:t xml:space="preserve"> custom 1class </w:t>
+      </w:r>
+      <w:proofErr w:type="spellStart"/>
+      <w:r>
+        <w:t>fillter</w:t>
+      </w:r>
+      <w:proofErr w:type="spellEnd"/>
+      <w:r>
+        <w:t xml:space="preserve"> </w:t>
+      </w:r>
+      <w:proofErr w:type="spellStart"/>
+      <w:r>
+        <w:t>và</w:t>
+      </w:r>
+      <w:proofErr w:type="spellEnd"/>
+      <w:r>
+        <w:t xml:space="preserve"> </w:t>
+      </w:r>
+      <w:proofErr w:type="spellStart"/>
+      <w:r>
+        <w:t>cho</w:t>
+      </w:r>
+      <w:proofErr w:type="spellEnd"/>
+      <w:r>
+        <w:t xml:space="preserve"> </w:t>
+      </w:r>
+      <w:proofErr w:type="spellStart"/>
+      <w:r>
+        <w:t>nó</w:t>
+      </w:r>
+      <w:proofErr w:type="spellEnd"/>
+      <w:r>
+        <w:t xml:space="preserve"> </w:t>
+      </w:r>
+      <w:proofErr w:type="spellStart"/>
+      <w:r>
+        <w:t>thứ</w:t>
+      </w:r>
+      <w:proofErr w:type="spellEnd"/>
+      <w:r>
+        <w:t xml:space="preserve"> </w:t>
+      </w:r>
+      <w:proofErr w:type="spellStart"/>
+      <w:r>
+        <w:t>tự</w:t>
+      </w:r>
+      <w:proofErr w:type="spellEnd"/>
+      <w:r>
+        <w:t xml:space="preserve"> </w:t>
+      </w:r>
+      <w:proofErr w:type="spellStart"/>
+      <w:r>
+        <w:t>ưu</w:t>
+      </w:r>
+      <w:proofErr w:type="spellEnd"/>
+      <w:r>
+        <w:t xml:space="preserve"> </w:t>
+      </w:r>
+      <w:proofErr w:type="spellStart"/>
+      <w:r>
+        <w:t>tiên</w:t>
+      </w:r>
+      <w:proofErr w:type="spellEnd"/>
+      <w:r>
+        <w:t xml:space="preserve"> </w:t>
+      </w:r>
+      <w:proofErr w:type="spellStart"/>
+      <w:r>
+        <w:t>là</w:t>
+      </w:r>
+      <w:proofErr w:type="spellEnd"/>
+      <w:r>
+        <w:t xml:space="preserve"> </w:t>
+      </w:r>
+      <w:proofErr w:type="spellStart"/>
+      <w:r>
+        <w:t>đầu</w:t>
+      </w:r>
+      <w:proofErr w:type="spellEnd"/>
+      <w:r>
+        <w:t xml:space="preserve"> </w:t>
+      </w:r>
+      <w:proofErr w:type="spellStart"/>
+      <w:r>
+        <w:t>tiên</w:t>
+      </w:r>
+      <w:proofErr w:type="spellEnd"/>
     </w:p>
     <w:p>
       <w:pPr>
@@ -430,11 +1158,19 @@
         </w:rPr>
         <w:t xml:space="preserve">public class </w:t>
       </w:r>
-      <w:r>
-        <w:rPr>
-          <w:color w:val="A9B7C6"/>
-        </w:rPr>
-        <w:t xml:space="preserve">JwtAuthenticationFilter </w:t>
+      <w:proofErr w:type="spellStart"/>
+      <w:r>
+        <w:rPr>
+          <w:color w:val="A9B7C6"/>
+        </w:rPr>
+        <w:t>JwtAuthenticationFilter</w:t>
+      </w:r>
+      <w:proofErr w:type="spellEnd"/>
+      <w:r>
+        <w:rPr>
+          <w:color w:val="A9B7C6"/>
+        </w:rPr>
+        <w:t xml:space="preserve"> </w:t>
       </w:r>
       <w:r>
         <w:rPr>
@@ -442,11 +1178,19 @@
         </w:rPr>
         <w:t xml:space="preserve">extends </w:t>
       </w:r>
-      <w:r>
-        <w:rPr>
-          <w:color w:val="A9B7C6"/>
-        </w:rPr>
-        <w:t>OncePerRequestFilter {</w:t>
+      <w:proofErr w:type="spellStart"/>
+      <w:r>
+        <w:rPr>
+          <w:color w:val="A9B7C6"/>
+        </w:rPr>
+        <w:t>OncePerRequestFilter</w:t>
+      </w:r>
+      <w:proofErr w:type="spellEnd"/>
+      <w:r>
+        <w:rPr>
+          <w:color w:val="A9B7C6"/>
+        </w:rPr>
+        <w:t xml:space="preserve"> {</w:t>
       </w:r>
       <w:r>
         <w:rPr>
@@ -474,18 +1218,28 @@
         </w:rPr>
         <w:t xml:space="preserve">private </w:t>
       </w:r>
-      <w:r>
-        <w:rPr>
-          <w:color w:val="A9B7C6"/>
-        </w:rPr>
-        <w:t xml:space="preserve">JwtTokenProvider </w:t>
-      </w:r>
+      <w:proofErr w:type="spellStart"/>
+      <w:r>
+        <w:rPr>
+          <w:color w:val="A9B7C6"/>
+        </w:rPr>
+        <w:t>JwtTokenProvider</w:t>
+      </w:r>
+      <w:proofErr w:type="spellEnd"/>
+      <w:r>
+        <w:rPr>
+          <w:color w:val="A9B7C6"/>
+        </w:rPr>
+        <w:t xml:space="preserve"> </w:t>
+      </w:r>
+      <w:proofErr w:type="spellStart"/>
       <w:r>
         <w:rPr>
           <w:color w:val="9876AA"/>
         </w:rPr>
         <w:t>tokenProvider</w:t>
       </w:r>
+      <w:proofErr w:type="spellEnd"/>
       <w:r>
         <w:rPr>
           <w:color w:val="CC7832"/>
@@ -524,18 +1278,28 @@
         </w:rPr>
         <w:t xml:space="preserve">private </w:t>
       </w:r>
-      <w:r>
-        <w:rPr>
-          <w:color w:val="A9B7C6"/>
-        </w:rPr>
-        <w:t xml:space="preserve">CustomUserDetailService </w:t>
-      </w:r>
+      <w:proofErr w:type="spellStart"/>
+      <w:r>
+        <w:rPr>
+          <w:color w:val="A9B7C6"/>
+        </w:rPr>
+        <w:t>CustomUserDetailService</w:t>
+      </w:r>
+      <w:proofErr w:type="spellEnd"/>
+      <w:r>
+        <w:rPr>
+          <w:color w:val="A9B7C6"/>
+        </w:rPr>
+        <w:t xml:space="preserve"> </w:t>
+      </w:r>
+      <w:proofErr w:type="spellStart"/>
       <w:r>
         <w:rPr>
           <w:color w:val="9876AA"/>
         </w:rPr>
         <w:t>customUserDetailsService</w:t>
       </w:r>
+      <w:proofErr w:type="spellEnd"/>
       <w:r>
         <w:rPr>
           <w:color w:val="CC7832"/>
@@ -568,17 +1332,33 @@
         </w:rPr>
         <w:t xml:space="preserve">protected void </w:t>
       </w:r>
+      <w:proofErr w:type="spellStart"/>
       <w:r>
         <w:rPr>
           <w:color w:val="FFC66D"/>
         </w:rPr>
         <w:t>doFilterInternal</w:t>
       </w:r>
-      <w:r>
-        <w:rPr>
-          <w:color w:val="A9B7C6"/>
-        </w:rPr>
-        <w:t>(HttpServletRequest request</w:t>
+      <w:proofErr w:type="spellEnd"/>
+      <w:r>
+        <w:rPr>
+          <w:color w:val="A9B7C6"/>
+        </w:rPr>
+        <w:t>(</w:t>
+      </w:r>
+      <w:proofErr w:type="spellStart"/>
+      <w:r>
+        <w:rPr>
+          <w:color w:val="A9B7C6"/>
+        </w:rPr>
+        <w:t>HttpServletRequest</w:t>
+      </w:r>
+      <w:proofErr w:type="spellEnd"/>
+      <w:r>
+        <w:rPr>
+          <w:color w:val="A9B7C6"/>
+        </w:rPr>
+        <w:t xml:space="preserve"> request</w:t>
       </w:r>
       <w:r>
         <w:rPr>
@@ -593,11 +1373,19 @@
         <w:br/>
         <w:t xml:space="preserve">                                    </w:t>
       </w:r>
-      <w:r>
-        <w:rPr>
-          <w:color w:val="A9B7C6"/>
-        </w:rPr>
-        <w:t>HttpServletResponse response</w:t>
+      <w:proofErr w:type="spellStart"/>
+      <w:r>
+        <w:rPr>
+          <w:color w:val="A9B7C6"/>
+        </w:rPr>
+        <w:t>HttpServletResponse</w:t>
+      </w:r>
+      <w:proofErr w:type="spellEnd"/>
+      <w:r>
+        <w:rPr>
+          <w:color w:val="A9B7C6"/>
+        </w:rPr>
+        <w:t xml:space="preserve"> response</w:t>
       </w:r>
       <w:r>
         <w:rPr>
@@ -605,11 +1393,33 @@
         </w:rPr>
         <w:t xml:space="preserve">, </w:t>
       </w:r>
-      <w:r>
-        <w:rPr>
-          <w:color w:val="A9B7C6"/>
-        </w:rPr>
-        <w:t>FilterChain filterChain)</w:t>
+      <w:proofErr w:type="spellStart"/>
+      <w:r>
+        <w:rPr>
+          <w:color w:val="A9B7C6"/>
+        </w:rPr>
+        <w:t>FilterChain</w:t>
+      </w:r>
+      <w:proofErr w:type="spellEnd"/>
+      <w:r>
+        <w:rPr>
+          <w:color w:val="A9B7C6"/>
+        </w:rPr>
+        <w:t xml:space="preserve"> </w:t>
+      </w:r>
+      <w:proofErr w:type="spellStart"/>
+      <w:r>
+        <w:rPr>
+          <w:color w:val="A9B7C6"/>
+        </w:rPr>
+        <w:t>filterChain</w:t>
+      </w:r>
+      <w:proofErr w:type="spellEnd"/>
+      <w:r>
+        <w:rPr>
+          <w:color w:val="A9B7C6"/>
+        </w:rPr>
+        <w:t>)</w:t>
       </w:r>
       <w:r>
         <w:rPr>
@@ -624,23 +1434,33 @@
         </w:rPr>
         <w:t xml:space="preserve">throws </w:t>
       </w:r>
+      <w:proofErr w:type="spellStart"/>
       <w:r>
         <w:rPr>
           <w:color w:val="A9B7C6"/>
         </w:rPr>
         <w:t>ServletException</w:t>
       </w:r>
+      <w:proofErr w:type="spellEnd"/>
       <w:r>
         <w:rPr>
           <w:color w:val="CC7832"/>
         </w:rPr>
         <w:t xml:space="preserve">, </w:t>
       </w:r>
-      <w:r>
-        <w:rPr>
-          <w:color w:val="A9B7C6"/>
-        </w:rPr>
-        <w:t>IOException {</w:t>
+      <w:proofErr w:type="spellStart"/>
+      <w:r>
+        <w:rPr>
+          <w:color w:val="A9B7C6"/>
+        </w:rPr>
+        <w:t>IOException</w:t>
+      </w:r>
+      <w:proofErr w:type="spellEnd"/>
+      <w:r>
+        <w:rPr>
+          <w:color w:val="A9B7C6"/>
+        </w:rPr>
+        <w:t xml:space="preserve"> {</w:t>
       </w:r>
       <w:r>
         <w:rPr>
@@ -666,7 +1486,35 @@
           <w:color w:val="A9B7C6"/>
         </w:rPr>
         <w:br/>
-        <w:t xml:space="preserve">            String jwt = getJwtFromRequest(request)</w:t>
+        <w:t xml:space="preserve">            String </w:t>
+      </w:r>
+      <w:proofErr w:type="spellStart"/>
+      <w:r>
+        <w:rPr>
+          <w:color w:val="A9B7C6"/>
+        </w:rPr>
+        <w:t>jwt</w:t>
+      </w:r>
+      <w:proofErr w:type="spellEnd"/>
+      <w:r>
+        <w:rPr>
+          <w:color w:val="A9B7C6"/>
+        </w:rPr>
+        <w:t xml:space="preserve"> = </w:t>
+      </w:r>
+      <w:proofErr w:type="spellStart"/>
+      <w:r>
+        <w:rPr>
+          <w:color w:val="A9B7C6"/>
+        </w:rPr>
+        <w:t>getJwtFromRequest</w:t>
+      </w:r>
+      <w:proofErr w:type="spellEnd"/>
+      <w:r>
+        <w:rPr>
+          <w:color w:val="A9B7C6"/>
+        </w:rPr>
+        <w:t>(request)</w:t>
       </w:r>
       <w:r>
         <w:rPr>
@@ -691,7 +1539,14 @@
         <w:rPr>
           <w:color w:val="A9B7C6"/>
         </w:rPr>
-        <w:t>(StringUtils.</w:t>
+        <w:t>(</w:t>
+      </w:r>
+      <w:proofErr w:type="spellStart"/>
+      <w:r>
+        <w:rPr>
+          <w:color w:val="A9B7C6"/>
+        </w:rPr>
+        <w:t>StringUtils.</w:t>
       </w:r>
       <w:r>
         <w:rPr>
@@ -701,12 +1556,28 @@
         </w:rPr>
         <w:t>hasText</w:t>
       </w:r>
-      <w:r>
-        <w:rPr>
-          <w:color w:val="A9B7C6"/>
-        </w:rPr>
-        <w:t xml:space="preserve">(jwt) &amp;&amp; </w:t>
-      </w:r>
+      <w:proofErr w:type="spellEnd"/>
+      <w:r>
+        <w:rPr>
+          <w:color w:val="A9B7C6"/>
+        </w:rPr>
+        <w:t>(</w:t>
+      </w:r>
+      <w:proofErr w:type="spellStart"/>
+      <w:r>
+        <w:rPr>
+          <w:color w:val="A9B7C6"/>
+        </w:rPr>
+        <w:t>jwt</w:t>
+      </w:r>
+      <w:proofErr w:type="spellEnd"/>
+      <w:r>
+        <w:rPr>
+          <w:color w:val="A9B7C6"/>
+        </w:rPr>
+        <w:t xml:space="preserve">) &amp;&amp; </w:t>
+      </w:r>
+      <w:proofErr w:type="spellStart"/>
       <w:r>
         <w:rPr>
           <w:color w:val="9876AA"/>
@@ -717,15 +1588,51 @@
         <w:rPr>
           <w:color w:val="A9B7C6"/>
         </w:rPr>
-        <w:t>.validateToken(jwt)) {</w:t>
+        <w:t>.validateToken</w:t>
+      </w:r>
+      <w:proofErr w:type="spellEnd"/>
+      <w:r>
+        <w:rPr>
+          <w:color w:val="A9B7C6"/>
+        </w:rPr>
+        <w:t>(</w:t>
+      </w:r>
+      <w:proofErr w:type="spellStart"/>
+      <w:r>
+        <w:rPr>
+          <w:color w:val="A9B7C6"/>
+        </w:rPr>
+        <w:t>jwt</w:t>
+      </w:r>
+      <w:proofErr w:type="spellEnd"/>
+      <w:r>
+        <w:rPr>
+          <w:color w:val="A9B7C6"/>
+        </w:rPr>
+        <w:t>)) {</w:t>
       </w:r>
       <w:r>
         <w:rPr>
           <w:color w:val="A9B7C6"/>
         </w:rPr>
         <w:br/>
-        <w:t xml:space="preserve">                String userId = </w:t>
-      </w:r>
+        <w:t xml:space="preserve">                String </w:t>
+      </w:r>
+      <w:proofErr w:type="spellStart"/>
+      <w:r>
+        <w:rPr>
+          <w:color w:val="A9B7C6"/>
+        </w:rPr>
+        <w:t>userId</w:t>
+      </w:r>
+      <w:proofErr w:type="spellEnd"/>
+      <w:r>
+        <w:rPr>
+          <w:color w:val="A9B7C6"/>
+        </w:rPr>
+        <w:t xml:space="preserve"> = </w:t>
+      </w:r>
+      <w:proofErr w:type="spellStart"/>
       <w:r>
         <w:rPr>
           <w:color w:val="9876AA"/>
@@ -736,7 +1643,28 @@
         <w:rPr>
           <w:color w:val="A9B7C6"/>
         </w:rPr>
-        <w:t>.getUserIdFromJWT(jwt)</w:t>
+        <w:t>.getUserIdFromJWT</w:t>
+      </w:r>
+      <w:proofErr w:type="spellEnd"/>
+      <w:r>
+        <w:rPr>
+          <w:color w:val="A9B7C6"/>
+        </w:rPr>
+        <w:t>(</w:t>
+      </w:r>
+      <w:proofErr w:type="spellStart"/>
+      <w:r>
+        <w:rPr>
+          <w:color w:val="A9B7C6"/>
+        </w:rPr>
+        <w:t>jwt</w:t>
+      </w:r>
+      <w:proofErr w:type="spellEnd"/>
+      <w:r>
+        <w:rPr>
+          <w:color w:val="A9B7C6"/>
+        </w:rPr>
+        <w:t>)</w:t>
       </w:r>
       <w:r>
         <w:rPr>
@@ -757,12 +1685,35 @@
         <w:br/>
         <w:t xml:space="preserve">                </w:t>
       </w:r>
-      <w:r>
-        <w:rPr>
-          <w:color w:val="A9B7C6"/>
-        </w:rPr>
-        <w:t xml:space="preserve">UserDetails userDetails = </w:t>
-      </w:r>
+      <w:proofErr w:type="spellStart"/>
+      <w:r>
+        <w:rPr>
+          <w:color w:val="A9B7C6"/>
+        </w:rPr>
+        <w:t>UserDetails</w:t>
+      </w:r>
+      <w:proofErr w:type="spellEnd"/>
+      <w:r>
+        <w:rPr>
+          <w:color w:val="A9B7C6"/>
+        </w:rPr>
+        <w:t xml:space="preserve"> </w:t>
+      </w:r>
+      <w:proofErr w:type="spellStart"/>
+      <w:r>
+        <w:rPr>
+          <w:color w:val="A9B7C6"/>
+        </w:rPr>
+        <w:t>userDetails</w:t>
+      </w:r>
+      <w:proofErr w:type="spellEnd"/>
+      <w:r>
+        <w:rPr>
+          <w:color w:val="A9B7C6"/>
+        </w:rPr>
+        <w:t xml:space="preserve"> = </w:t>
+      </w:r>
+      <w:proofErr w:type="spellStart"/>
       <w:r>
         <w:rPr>
           <w:color w:val="9876AA"/>
@@ -773,7 +1724,28 @@
         <w:rPr>
           <w:color w:val="A9B7C6"/>
         </w:rPr>
-        <w:t>.loadUserById(userId)</w:t>
+        <w:t>.loadUserById</w:t>
+      </w:r>
+      <w:proofErr w:type="spellEnd"/>
+      <w:r>
+        <w:rPr>
+          <w:color w:val="A9B7C6"/>
+        </w:rPr>
+        <w:t>(</w:t>
+      </w:r>
+      <w:proofErr w:type="spellStart"/>
+      <w:r>
+        <w:rPr>
+          <w:color w:val="A9B7C6"/>
+        </w:rPr>
+        <w:t>userId</w:t>
+      </w:r>
+      <w:proofErr w:type="spellEnd"/>
+      <w:r>
+        <w:rPr>
+          <w:color w:val="A9B7C6"/>
+        </w:rPr>
+        <w:t>)</w:t>
       </w:r>
       <w:r>
         <w:rPr>
@@ -792,7 +1764,21 @@
         <w:rPr>
           <w:color w:val="A9B7C6"/>
         </w:rPr>
-        <w:t xml:space="preserve">(userDetails != </w:t>
+        <w:t>(</w:t>
+      </w:r>
+      <w:proofErr w:type="spellStart"/>
+      <w:r>
+        <w:rPr>
+          <w:color w:val="A9B7C6"/>
+        </w:rPr>
+        <w:t>userDetails</w:t>
+      </w:r>
+      <w:proofErr w:type="spellEnd"/>
+      <w:r>
+        <w:rPr>
+          <w:color w:val="A9B7C6"/>
+        </w:rPr>
+        <w:t xml:space="preserve"> != </w:t>
       </w:r>
       <w:r>
         <w:rPr>
@@ -811,8 +1797,16 @@
           <w:color w:val="A9B7C6"/>
         </w:rPr>
         <w:br/>
-        <w:t xml:space="preserve">                    UsernamePasswordAuthenticationToken</w:t>
-      </w:r>
+        <w:t xml:space="preserve">                    </w:t>
+      </w:r>
+      <w:proofErr w:type="spellStart"/>
+      <w:r>
+        <w:rPr>
+          <w:color w:val="A9B7C6"/>
+        </w:rPr>
+        <w:t>UsernamePasswordAuthenticationToken</w:t>
+      </w:r>
+      <w:proofErr w:type="spellEnd"/>
       <w:r>
         <w:rPr>
           <w:color w:val="A9B7C6"/>
@@ -826,12 +1820,28 @@
         </w:rPr>
         <w:t xml:space="preserve">new </w:t>
       </w:r>
-      <w:r>
-        <w:rPr>
-          <w:color w:val="A9B7C6"/>
-        </w:rPr>
-        <w:t>UsernamePasswordAuthenticationToken(userDetails</w:t>
-      </w:r>
+      <w:proofErr w:type="spellStart"/>
+      <w:r>
+        <w:rPr>
+          <w:color w:val="A9B7C6"/>
+        </w:rPr>
+        <w:t>UsernamePasswordAuthenticationToken</w:t>
+      </w:r>
+      <w:proofErr w:type="spellEnd"/>
+      <w:r>
+        <w:rPr>
+          <w:color w:val="A9B7C6"/>
+        </w:rPr>
+        <w:t>(</w:t>
+      </w:r>
+      <w:proofErr w:type="spellStart"/>
+      <w:r>
+        <w:rPr>
+          <w:color w:val="A9B7C6"/>
+        </w:rPr>
+        <w:t>userDetails</w:t>
+      </w:r>
+      <w:proofErr w:type="spellEnd"/>
       <w:r>
         <w:rPr>
           <w:color w:val="CC7832"/>
@@ -845,18 +1855,34 @@
         <w:br/>
         <w:t xml:space="preserve">                            </w:t>
       </w:r>
+      <w:proofErr w:type="spellStart"/>
       <w:r>
         <w:rPr>
           <w:color w:val="A9B7C6"/>
         </w:rPr>
         <w:t>userDetails</w:t>
       </w:r>
+      <w:proofErr w:type="spellEnd"/>
       <w:r>
         <w:rPr>
           <w:color w:val="A9B7C6"/>
         </w:rPr>
         <w:br/>
-        <w:t xml:space="preserve">                                    .getAuthorities())</w:t>
+        <w:t xml:space="preserve">                                    .</w:t>
+      </w:r>
+      <w:proofErr w:type="spellStart"/>
+      <w:r>
+        <w:rPr>
+          <w:color w:val="A9B7C6"/>
+        </w:rPr>
+        <w:t>getAuthorities</w:t>
+      </w:r>
+      <w:proofErr w:type="spellEnd"/>
+      <w:r>
+        <w:rPr>
+          <w:color w:val="A9B7C6"/>
+        </w:rPr>
+        <w:t>())</w:t>
       </w:r>
       <w:r>
         <w:rPr>
@@ -871,11 +1897,19 @@
         <w:br/>
         <w:t xml:space="preserve">                    </w:t>
       </w:r>
-      <w:r>
-        <w:rPr>
-          <w:color w:val="A9B7C6"/>
-        </w:rPr>
-        <w:t>authentication.setDetails(</w:t>
+      <w:proofErr w:type="spellStart"/>
+      <w:r>
+        <w:rPr>
+          <w:color w:val="A9B7C6"/>
+        </w:rPr>
+        <w:t>authentication.setDetails</w:t>
+      </w:r>
+      <w:proofErr w:type="spellEnd"/>
+      <w:r>
+        <w:rPr>
+          <w:color w:val="A9B7C6"/>
+        </w:rPr>
+        <w:t>(</w:t>
       </w:r>
       <w:r>
         <w:rPr>
@@ -883,11 +1917,33 @@
         </w:rPr>
         <w:t xml:space="preserve">new </w:t>
       </w:r>
-      <w:r>
-        <w:rPr>
-          <w:color w:val="A9B7C6"/>
-        </w:rPr>
-        <w:t>WebAuthenticationDetailsSource().buildDetails(request))</w:t>
+      <w:proofErr w:type="spellStart"/>
+      <w:r>
+        <w:rPr>
+          <w:color w:val="A9B7C6"/>
+        </w:rPr>
+        <w:t>WebAuthenticationDetailsSource</w:t>
+      </w:r>
+      <w:proofErr w:type="spellEnd"/>
+      <w:r>
+        <w:rPr>
+          <w:color w:val="A9B7C6"/>
+        </w:rPr>
+        <w:t>().</w:t>
+      </w:r>
+      <w:proofErr w:type="spellStart"/>
+      <w:r>
+        <w:rPr>
+          <w:color w:val="A9B7C6"/>
+        </w:rPr>
+        <w:t>buildDetails</w:t>
+      </w:r>
+      <w:proofErr w:type="spellEnd"/>
+      <w:r>
+        <w:rPr>
+          <w:color w:val="A9B7C6"/>
+        </w:rPr>
+        <w:t>(request))</w:t>
       </w:r>
       <w:r>
         <w:rPr>
@@ -980,6 +2036,7 @@
         <w:br/>
         <w:t xml:space="preserve">            </w:t>
       </w:r>
+      <w:proofErr w:type="spellStart"/>
       <w:r>
         <w:rPr>
           <w:i/>
@@ -992,7 +2049,14 @@
         <w:rPr>
           <w:color w:val="A9B7C6"/>
         </w:rPr>
-        <w:t>.error(</w:t>
+        <w:t>.error</w:t>
+      </w:r>
+      <w:proofErr w:type="spellEnd"/>
+      <w:r>
+        <w:rPr>
+          <w:color w:val="A9B7C6"/>
+        </w:rPr>
+        <w:t>(</w:t>
       </w:r>
       <w:r>
         <w:rPr>
@@ -1042,7 +2106,21 @@
           <w:color w:val="A9B7C6"/>
         </w:rPr>
         <w:br/>
-        <w:t xml:space="preserve">        filterChain.doFilter(request</w:t>
+        <w:t xml:space="preserve">        </w:t>
+      </w:r>
+      <w:proofErr w:type="spellStart"/>
+      <w:r>
+        <w:rPr>
+          <w:color w:val="A9B7C6"/>
+        </w:rPr>
+        <w:t>filterChain.doFilter</w:t>
+      </w:r>
+      <w:proofErr w:type="spellEnd"/>
+      <w:r>
+        <w:rPr>
+          <w:color w:val="A9B7C6"/>
+        </w:rPr>
+        <w:t>(request</w:t>
       </w:r>
       <w:r>
         <w:rPr>
@@ -1106,24 +2184,68 @@
         </w:rPr>
         <w:t xml:space="preserve">String </w:t>
       </w:r>
+      <w:proofErr w:type="spellStart"/>
       <w:r>
         <w:rPr>
           <w:color w:val="FFC66D"/>
         </w:rPr>
         <w:t>getJwtFromRequest</w:t>
       </w:r>
-      <w:r>
-        <w:rPr>
-          <w:color w:val="A9B7C6"/>
-        </w:rPr>
-        <w:t>(HttpServletRequest request) {</w:t>
+      <w:proofErr w:type="spellEnd"/>
+      <w:r>
+        <w:rPr>
+          <w:color w:val="A9B7C6"/>
+        </w:rPr>
+        <w:t>(</w:t>
+      </w:r>
+      <w:proofErr w:type="spellStart"/>
+      <w:r>
+        <w:rPr>
+          <w:color w:val="A9B7C6"/>
+        </w:rPr>
+        <w:t>HttpServletRequest</w:t>
+      </w:r>
+      <w:proofErr w:type="spellEnd"/>
+      <w:r>
+        <w:rPr>
+          <w:color w:val="A9B7C6"/>
+        </w:rPr>
+        <w:t xml:space="preserve"> request) {</w:t>
       </w:r>
       <w:r>
         <w:rPr>
           <w:color w:val="A9B7C6"/>
         </w:rPr>
         <w:br/>
-        <w:t xml:space="preserve">        String bearerToken = request.getHeader(</w:t>
+        <w:t xml:space="preserve">        String </w:t>
+      </w:r>
+      <w:proofErr w:type="spellStart"/>
+      <w:r>
+        <w:rPr>
+          <w:color w:val="A9B7C6"/>
+        </w:rPr>
+        <w:t>bearerToken</w:t>
+      </w:r>
+      <w:proofErr w:type="spellEnd"/>
+      <w:r>
+        <w:rPr>
+          <w:color w:val="A9B7C6"/>
+        </w:rPr>
+        <w:t xml:space="preserve"> = </w:t>
+      </w:r>
+      <w:proofErr w:type="spellStart"/>
+      <w:r>
+        <w:rPr>
+          <w:color w:val="A9B7C6"/>
+        </w:rPr>
+        <w:t>request.getHeader</w:t>
+      </w:r>
+      <w:proofErr w:type="spellEnd"/>
+      <w:r>
+        <w:rPr>
+          <w:color w:val="A9B7C6"/>
+        </w:rPr>
+        <w:t>(</w:t>
       </w:r>
       <w:r>
         <w:rPr>
@@ -1154,8 +2276,114 @@
         <w:rPr>
           <w:color w:val="808080"/>
         </w:rPr>
-        <w:t>// Kiểm tra xem header Authorization có chứa thông tin jwt không</w:t>
-      </w:r>
+        <w:t xml:space="preserve">// </w:t>
+      </w:r>
+      <w:proofErr w:type="spellStart"/>
+      <w:r>
+        <w:rPr>
+          <w:color w:val="808080"/>
+        </w:rPr>
+        <w:t>Kiểm</w:t>
+      </w:r>
+      <w:proofErr w:type="spellEnd"/>
+      <w:r>
+        <w:rPr>
+          <w:color w:val="808080"/>
+        </w:rPr>
+        <w:t xml:space="preserve"> </w:t>
+      </w:r>
+      <w:proofErr w:type="spellStart"/>
+      <w:r>
+        <w:rPr>
+          <w:color w:val="808080"/>
+        </w:rPr>
+        <w:t>tra</w:t>
+      </w:r>
+      <w:proofErr w:type="spellEnd"/>
+      <w:r>
+        <w:rPr>
+          <w:color w:val="808080"/>
+        </w:rPr>
+        <w:t xml:space="preserve"> </w:t>
+      </w:r>
+      <w:proofErr w:type="spellStart"/>
+      <w:r>
+        <w:rPr>
+          <w:color w:val="808080"/>
+        </w:rPr>
+        <w:t>xem</w:t>
+      </w:r>
+      <w:proofErr w:type="spellEnd"/>
+      <w:r>
+        <w:rPr>
+          <w:color w:val="808080"/>
+        </w:rPr>
+        <w:t xml:space="preserve"> header Authorization </w:t>
+      </w:r>
+      <w:proofErr w:type="spellStart"/>
+      <w:r>
+        <w:rPr>
+          <w:color w:val="808080"/>
+        </w:rPr>
+        <w:t>có</w:t>
+      </w:r>
+      <w:proofErr w:type="spellEnd"/>
+      <w:r>
+        <w:rPr>
+          <w:color w:val="808080"/>
+        </w:rPr>
+        <w:t xml:space="preserve"> </w:t>
+      </w:r>
+      <w:proofErr w:type="spellStart"/>
+      <w:r>
+        <w:rPr>
+          <w:color w:val="808080"/>
+        </w:rPr>
+        <w:t>chứa</w:t>
+      </w:r>
+      <w:proofErr w:type="spellEnd"/>
+      <w:r>
+        <w:rPr>
+          <w:color w:val="808080"/>
+        </w:rPr>
+        <w:t xml:space="preserve"> </w:t>
+      </w:r>
+      <w:proofErr w:type="spellStart"/>
+      <w:r>
+        <w:rPr>
+          <w:color w:val="808080"/>
+        </w:rPr>
+        <w:t>thông</w:t>
+      </w:r>
+      <w:proofErr w:type="spellEnd"/>
+      <w:r>
+        <w:rPr>
+          <w:color w:val="808080"/>
+        </w:rPr>
+        <w:t xml:space="preserve"> tin </w:t>
+      </w:r>
+      <w:proofErr w:type="spellStart"/>
+      <w:r>
+        <w:rPr>
+          <w:color w:val="808080"/>
+        </w:rPr>
+        <w:t>jwt</w:t>
+      </w:r>
+      <w:proofErr w:type="spellEnd"/>
+      <w:r>
+        <w:rPr>
+          <w:color w:val="808080"/>
+        </w:rPr>
+        <w:t xml:space="preserve"> </w:t>
+      </w:r>
+      <w:proofErr w:type="spellStart"/>
+      <w:r>
+        <w:rPr>
+          <w:color w:val="808080"/>
+        </w:rPr>
+        <w:t>không</w:t>
+      </w:r>
+      <w:proofErr w:type="spellEnd"/>
       <w:r>
         <w:rPr>
           <w:color w:val="808080"/>
@@ -1173,7 +2401,14 @@
         <w:rPr>
           <w:color w:val="A9B7C6"/>
         </w:rPr>
-        <w:t>(StringUtils.</w:t>
+        <w:t>(</w:t>
+      </w:r>
+      <w:proofErr w:type="spellStart"/>
+      <w:r>
+        <w:rPr>
+          <w:color w:val="A9B7C6"/>
+        </w:rPr>
+        <w:t>StringUtils.</w:t>
       </w:r>
       <w:r>
         <w:rPr>
@@ -1183,11 +2418,40 @@
         </w:rPr>
         <w:t>hasText</w:t>
       </w:r>
-      <w:r>
-        <w:rPr>
-          <w:color w:val="A9B7C6"/>
-        </w:rPr>
-        <w:t>(bearerToken) &amp;&amp; bearerToken.startsWith(</w:t>
+      <w:proofErr w:type="spellEnd"/>
+      <w:r>
+        <w:rPr>
+          <w:color w:val="A9B7C6"/>
+        </w:rPr>
+        <w:t>(</w:t>
+      </w:r>
+      <w:proofErr w:type="spellStart"/>
+      <w:r>
+        <w:rPr>
+          <w:color w:val="A9B7C6"/>
+        </w:rPr>
+        <w:t>bearerToken</w:t>
+      </w:r>
+      <w:proofErr w:type="spellEnd"/>
+      <w:r>
+        <w:rPr>
+          <w:color w:val="A9B7C6"/>
+        </w:rPr>
+        <w:t xml:space="preserve">) &amp;&amp; </w:t>
+      </w:r>
+      <w:proofErr w:type="spellStart"/>
+      <w:r>
+        <w:rPr>
+          <w:color w:val="A9B7C6"/>
+        </w:rPr>
+        <w:t>bearerToken.startsWith</w:t>
+      </w:r>
+      <w:proofErr w:type="spellEnd"/>
+      <w:r>
+        <w:rPr>
+          <w:color w:val="A9B7C6"/>
+        </w:rPr>
+        <w:t>(</w:t>
       </w:r>
       <w:r>
         <w:rPr>
@@ -1214,11 +2478,19 @@
         </w:rPr>
         <w:t xml:space="preserve">return </w:t>
       </w:r>
-      <w:r>
-        <w:rPr>
-          <w:color w:val="A9B7C6"/>
-        </w:rPr>
-        <w:t>bearerToken.substring(</w:t>
+      <w:proofErr w:type="spellStart"/>
+      <w:r>
+        <w:rPr>
+          <w:color w:val="A9B7C6"/>
+        </w:rPr>
+        <w:t>bearerToken.substring</w:t>
+      </w:r>
+      <w:proofErr w:type="spellEnd"/>
+      <w:r>
+        <w:rPr>
+          <w:color w:val="A9B7C6"/>
+        </w:rPr>
+        <w:t>(</w:t>
       </w:r>
       <w:r>
         <w:rPr>
@@ -1292,27 +2564,344 @@
           <w:color w:val="CC7832"/>
         </w:rPr>
       </w:pPr>
-      <w:r>
-        <w:t xml:space="preserve">Hàm </w:t>
-      </w:r>
+      <w:proofErr w:type="spellStart"/>
+      <w:r>
+        <w:t>Hàm</w:t>
+      </w:r>
+      <w:proofErr w:type="spellEnd"/>
+      <w:r>
+        <w:t xml:space="preserve"> </w:t>
+      </w:r>
+      <w:proofErr w:type="spellStart"/>
       <w:r>
         <w:rPr>
           <w:color w:val="FFC66D"/>
         </w:rPr>
-        <w:t xml:space="preserve">doFilterInternal </w:t>
-      </w:r>
-      <w:r>
-        <w:t>có nhiệm vụ</w:t>
-      </w:r>
-      <w:r>
-        <w:t xml:space="preserve"> kiểm tra header của request gửi lên có JWT hay không, JWT có hợp lệ không. Nếu không hợp lệ nó sẽ đi vào những fillter tiếp theo. Nếu JWT hợp lệ nó sẽ </w:t>
-      </w:r>
-      <w:r>
-        <w:t>parse token và lấy ra</w:t>
-      </w:r>
-      <w:r>
-        <w:t xml:space="preserve"> userID từ token và gọi hàm </w:t>
-      </w:r>
+        <w:t>doFilterInternal</w:t>
+      </w:r>
+      <w:proofErr w:type="spellEnd"/>
+      <w:r>
+        <w:rPr>
+          <w:color w:val="FFC66D"/>
+        </w:rPr>
+        <w:t xml:space="preserve"> </w:t>
+      </w:r>
+      <w:proofErr w:type="spellStart"/>
+      <w:r>
+        <w:t>có</w:t>
+      </w:r>
+      <w:proofErr w:type="spellEnd"/>
+      <w:r>
+        <w:t xml:space="preserve"> </w:t>
+      </w:r>
+      <w:proofErr w:type="spellStart"/>
+      <w:r>
+        <w:t>nhiệm</w:t>
+      </w:r>
+      <w:proofErr w:type="spellEnd"/>
+      <w:r>
+        <w:t xml:space="preserve"> </w:t>
+      </w:r>
+      <w:proofErr w:type="spellStart"/>
+      <w:r>
+        <w:t>vụ</w:t>
+      </w:r>
+      <w:proofErr w:type="spellEnd"/>
+      <w:r>
+        <w:t xml:space="preserve"> </w:t>
+      </w:r>
+      <w:proofErr w:type="spellStart"/>
+      <w:r>
+        <w:t>kiểm</w:t>
+      </w:r>
+      <w:proofErr w:type="spellEnd"/>
+      <w:r>
+        <w:t xml:space="preserve"> </w:t>
+      </w:r>
+      <w:proofErr w:type="spellStart"/>
+      <w:r>
+        <w:t>tra</w:t>
+      </w:r>
+      <w:proofErr w:type="spellEnd"/>
+      <w:r>
+        <w:t xml:space="preserve"> header </w:t>
+      </w:r>
+      <w:proofErr w:type="spellStart"/>
+      <w:r>
+        <w:t>của</w:t>
+      </w:r>
+      <w:proofErr w:type="spellEnd"/>
+      <w:r>
+        <w:t xml:space="preserve"> request </w:t>
+      </w:r>
+      <w:proofErr w:type="spellStart"/>
+      <w:r>
+        <w:t>gửi</w:t>
+      </w:r>
+      <w:proofErr w:type="spellEnd"/>
+      <w:r>
+        <w:t xml:space="preserve"> </w:t>
+      </w:r>
+      <w:proofErr w:type="spellStart"/>
+      <w:r>
+        <w:t>lên</w:t>
+      </w:r>
+      <w:proofErr w:type="spellEnd"/>
+      <w:r>
+        <w:t xml:space="preserve"> </w:t>
+      </w:r>
+      <w:proofErr w:type="spellStart"/>
+      <w:r>
+        <w:t>có</w:t>
+      </w:r>
+      <w:proofErr w:type="spellEnd"/>
+      <w:r>
+        <w:t xml:space="preserve"> JWT hay </w:t>
+      </w:r>
+      <w:proofErr w:type="spellStart"/>
+      <w:r>
+        <w:t>không</w:t>
+      </w:r>
+      <w:proofErr w:type="spellEnd"/>
+      <w:r>
+        <w:t xml:space="preserve">, JWT </w:t>
+      </w:r>
+      <w:proofErr w:type="spellStart"/>
+      <w:r>
+        <w:t>có</w:t>
+      </w:r>
+      <w:proofErr w:type="spellEnd"/>
+      <w:r>
+        <w:t xml:space="preserve"> </w:t>
+      </w:r>
+      <w:proofErr w:type="spellStart"/>
+      <w:r>
+        <w:t>hợp</w:t>
+      </w:r>
+      <w:proofErr w:type="spellEnd"/>
+      <w:r>
+        <w:t xml:space="preserve"> </w:t>
+      </w:r>
+      <w:proofErr w:type="spellStart"/>
+      <w:r>
+        <w:t>lệ</w:t>
+      </w:r>
+      <w:proofErr w:type="spellEnd"/>
+      <w:r>
+        <w:t xml:space="preserve"> </w:t>
+      </w:r>
+      <w:proofErr w:type="spellStart"/>
+      <w:r>
+        <w:t>không</w:t>
+      </w:r>
+      <w:proofErr w:type="spellEnd"/>
+      <w:r>
+        <w:t xml:space="preserve">. </w:t>
+      </w:r>
+      <w:proofErr w:type="spellStart"/>
+      <w:r>
+        <w:t>Nếu</w:t>
+      </w:r>
+      <w:proofErr w:type="spellEnd"/>
+      <w:r>
+        <w:t xml:space="preserve"> </w:t>
+      </w:r>
+      <w:proofErr w:type="spellStart"/>
+      <w:r>
+        <w:t>không</w:t>
+      </w:r>
+      <w:proofErr w:type="spellEnd"/>
+      <w:r>
+        <w:t xml:space="preserve"> </w:t>
+      </w:r>
+      <w:proofErr w:type="spellStart"/>
+      <w:r>
+        <w:t>hợp</w:t>
+      </w:r>
+      <w:proofErr w:type="spellEnd"/>
+      <w:r>
+        <w:t xml:space="preserve"> </w:t>
+      </w:r>
+      <w:proofErr w:type="spellStart"/>
+      <w:r>
+        <w:t>lệ</w:t>
+      </w:r>
+      <w:proofErr w:type="spellEnd"/>
+      <w:r>
+        <w:t xml:space="preserve"> </w:t>
+      </w:r>
+      <w:proofErr w:type="spellStart"/>
+      <w:r>
+        <w:t>nó</w:t>
+      </w:r>
+      <w:proofErr w:type="spellEnd"/>
+      <w:r>
+        <w:t xml:space="preserve"> </w:t>
+      </w:r>
+      <w:proofErr w:type="spellStart"/>
+      <w:r>
+        <w:t>sẽ</w:t>
+      </w:r>
+      <w:proofErr w:type="spellEnd"/>
+      <w:r>
+        <w:t xml:space="preserve"> </w:t>
+      </w:r>
+      <w:proofErr w:type="spellStart"/>
+      <w:r>
+        <w:t>đi</w:t>
+      </w:r>
+      <w:proofErr w:type="spellEnd"/>
+      <w:r>
+        <w:t xml:space="preserve"> </w:t>
+      </w:r>
+      <w:proofErr w:type="spellStart"/>
+      <w:r>
+        <w:t>vào</w:t>
+      </w:r>
+      <w:proofErr w:type="spellEnd"/>
+      <w:r>
+        <w:t xml:space="preserve"> </w:t>
+      </w:r>
+      <w:proofErr w:type="spellStart"/>
+      <w:r>
+        <w:t>những</w:t>
+      </w:r>
+      <w:proofErr w:type="spellEnd"/>
+      <w:r>
+        <w:t xml:space="preserve"> </w:t>
+      </w:r>
+      <w:proofErr w:type="spellStart"/>
+      <w:r>
+        <w:t>fillter</w:t>
+      </w:r>
+      <w:proofErr w:type="spellEnd"/>
+      <w:r>
+        <w:t xml:space="preserve"> </w:t>
+      </w:r>
+      <w:proofErr w:type="spellStart"/>
+      <w:r>
+        <w:t>tiếp</w:t>
+      </w:r>
+      <w:proofErr w:type="spellEnd"/>
+      <w:r>
+        <w:t xml:space="preserve"> </w:t>
+      </w:r>
+      <w:proofErr w:type="spellStart"/>
+      <w:r>
+        <w:t>theo.</w:t>
+      </w:r>
+      <w:proofErr w:type="spellEnd"/>
+      <w:r>
+        <w:t xml:space="preserve"> </w:t>
+      </w:r>
+      <w:proofErr w:type="spellStart"/>
+      <w:r>
+        <w:t>Nếu</w:t>
+      </w:r>
+      <w:proofErr w:type="spellEnd"/>
+      <w:r>
+        <w:t xml:space="preserve"> JWT </w:t>
+      </w:r>
+      <w:proofErr w:type="spellStart"/>
+      <w:r>
+        <w:t>hợp</w:t>
+      </w:r>
+      <w:proofErr w:type="spellEnd"/>
+      <w:r>
+        <w:t xml:space="preserve"> </w:t>
+      </w:r>
+      <w:proofErr w:type="spellStart"/>
+      <w:r>
+        <w:t>lệ</w:t>
+      </w:r>
+      <w:proofErr w:type="spellEnd"/>
+      <w:r>
+        <w:t xml:space="preserve"> </w:t>
+      </w:r>
+      <w:proofErr w:type="spellStart"/>
+      <w:r>
+        <w:t>nó</w:t>
+      </w:r>
+      <w:proofErr w:type="spellEnd"/>
+      <w:r>
+        <w:t xml:space="preserve"> </w:t>
+      </w:r>
+      <w:proofErr w:type="spellStart"/>
+      <w:r>
+        <w:t>sẽ</w:t>
+      </w:r>
+      <w:proofErr w:type="spellEnd"/>
+      <w:r>
+        <w:t xml:space="preserve"> </w:t>
+      </w:r>
+      <w:r>
+        <w:t xml:space="preserve">parse token </w:t>
+      </w:r>
+      <w:proofErr w:type="spellStart"/>
+      <w:r>
+        <w:t>và</w:t>
+      </w:r>
+      <w:proofErr w:type="spellEnd"/>
+      <w:r>
+        <w:t xml:space="preserve"> </w:t>
+      </w:r>
+      <w:proofErr w:type="spellStart"/>
+      <w:r>
+        <w:t>lấy</w:t>
+      </w:r>
+      <w:proofErr w:type="spellEnd"/>
+      <w:r>
+        <w:t xml:space="preserve"> </w:t>
+      </w:r>
+      <w:proofErr w:type="spellStart"/>
+      <w:r>
+        <w:t>ra</w:t>
+      </w:r>
+      <w:proofErr w:type="spellEnd"/>
+      <w:r>
+        <w:t xml:space="preserve"> </w:t>
+      </w:r>
+      <w:proofErr w:type="spellStart"/>
+      <w:r>
+        <w:t>userID</w:t>
+      </w:r>
+      <w:proofErr w:type="spellEnd"/>
+      <w:r>
+        <w:t xml:space="preserve"> </w:t>
+      </w:r>
+      <w:proofErr w:type="spellStart"/>
+      <w:r>
+        <w:t>từ</w:t>
+      </w:r>
+      <w:proofErr w:type="spellEnd"/>
+      <w:r>
+        <w:t xml:space="preserve"> token </w:t>
+      </w:r>
+      <w:proofErr w:type="spellStart"/>
+      <w:r>
+        <w:t>và</w:t>
+      </w:r>
+      <w:proofErr w:type="spellEnd"/>
+      <w:r>
+        <w:t xml:space="preserve"> </w:t>
+      </w:r>
+      <w:proofErr w:type="spellStart"/>
+      <w:r>
+        <w:t>gọi</w:t>
+      </w:r>
+      <w:proofErr w:type="spellEnd"/>
+      <w:r>
+        <w:t xml:space="preserve"> </w:t>
+      </w:r>
+      <w:proofErr w:type="spellStart"/>
+      <w:r>
+        <w:t>hàm</w:t>
+      </w:r>
+      <w:proofErr w:type="spellEnd"/>
+      <w:r>
+        <w:t xml:space="preserve"> </w:t>
+      </w:r>
+      <w:proofErr w:type="spellStart"/>
       <w:r>
         <w:rPr>
           <w:color w:val="9876AA"/>
@@ -1323,39 +2912,365 @@
         <w:rPr>
           <w:color w:val="A9B7C6"/>
         </w:rPr>
-        <w:t>.loadUserById(userId)</w:t>
-      </w:r>
-      <w:r>
-        <w:rPr>
-          <w:color w:val="CC7832"/>
-        </w:rPr>
-        <w:t xml:space="preserve"> để trả về 1 CustomUserDetail</w:t>
-      </w:r>
+        <w:t>.loadUserById</w:t>
+      </w:r>
+      <w:proofErr w:type="spellEnd"/>
+      <w:r>
+        <w:rPr>
+          <w:color w:val="A9B7C6"/>
+        </w:rPr>
+        <w:t>(</w:t>
+      </w:r>
+      <w:proofErr w:type="spellStart"/>
+      <w:r>
+        <w:rPr>
+          <w:color w:val="A9B7C6"/>
+        </w:rPr>
+        <w:t>userId</w:t>
+      </w:r>
+      <w:proofErr w:type="spellEnd"/>
+      <w:r>
+        <w:rPr>
+          <w:color w:val="A9B7C6"/>
+        </w:rPr>
+        <w:t>)</w:t>
+      </w:r>
+      <w:r>
+        <w:rPr>
+          <w:color w:val="CC7832"/>
+        </w:rPr>
+        <w:t xml:space="preserve"> </w:t>
+      </w:r>
+      <w:proofErr w:type="spellStart"/>
+      <w:r>
+        <w:rPr>
+          <w:color w:val="CC7832"/>
+        </w:rPr>
+        <w:t>để</w:t>
+      </w:r>
+      <w:proofErr w:type="spellEnd"/>
+      <w:r>
+        <w:rPr>
+          <w:color w:val="CC7832"/>
+        </w:rPr>
+        <w:t xml:space="preserve"> </w:t>
+      </w:r>
+      <w:proofErr w:type="spellStart"/>
+      <w:r>
+        <w:rPr>
+          <w:color w:val="CC7832"/>
+        </w:rPr>
+        <w:t>trả</w:t>
+      </w:r>
+      <w:proofErr w:type="spellEnd"/>
+      <w:r>
+        <w:rPr>
+          <w:color w:val="CC7832"/>
+        </w:rPr>
+        <w:t xml:space="preserve"> </w:t>
+      </w:r>
+      <w:proofErr w:type="spellStart"/>
+      <w:r>
+        <w:rPr>
+          <w:color w:val="CC7832"/>
+        </w:rPr>
+        <w:t>về</w:t>
+      </w:r>
+      <w:proofErr w:type="spellEnd"/>
+      <w:r>
+        <w:rPr>
+          <w:color w:val="CC7832"/>
+        </w:rPr>
+        <w:t xml:space="preserve"> 1 </w:t>
+      </w:r>
+      <w:proofErr w:type="spellStart"/>
+      <w:r>
+        <w:rPr>
+          <w:color w:val="CC7832"/>
+        </w:rPr>
+        <w:t>CustomUserDetail</w:t>
+      </w:r>
+      <w:proofErr w:type="spellEnd"/>
     </w:p>
     <w:p>
       <w:pPr>
         <w:pStyle w:val="ListParagraph"/>
       </w:pPr>
       <w:r>
-        <w:t>Ta sẽ tạo Đối tượng  Athencation từ CustomUserDetail này</w:t>
-      </w:r>
-      <w:r>
-        <w:t>(mà không cần phả</w:t>
-      </w:r>
-      <w:r>
-        <w:t>i a</w:t>
-      </w:r>
-      <w:r>
-        <w:t>uthen)</w:t>
-      </w:r>
-      <w:r>
-        <w:t xml:space="preserve"> và lưu vào trong </w:t>
-      </w:r>
-      <w:r>
-        <w:t>SecurityContextHolder để Spring security quản lí</w:t>
-      </w:r>
-      <w:r>
-        <w:t xml:space="preserve"> -&gt; lúc này spring đã biết ai là người gửi request và có những quyền gì.</w:t>
+        <w:t xml:space="preserve">Ta </w:t>
+      </w:r>
+      <w:proofErr w:type="spellStart"/>
+      <w:r>
+        <w:t>sẽ</w:t>
+      </w:r>
+      <w:proofErr w:type="spellEnd"/>
+      <w:r>
+        <w:t xml:space="preserve"> </w:t>
+      </w:r>
+      <w:proofErr w:type="spellStart"/>
+      <w:r>
+        <w:t>tạo</w:t>
+      </w:r>
+      <w:proofErr w:type="spellEnd"/>
+      <w:r>
+        <w:t xml:space="preserve"> </w:t>
+      </w:r>
+      <w:proofErr w:type="spellStart"/>
+      <w:r>
+        <w:t>Đối</w:t>
+      </w:r>
+      <w:proofErr w:type="spellEnd"/>
+      <w:r>
+        <w:t xml:space="preserve"> </w:t>
+      </w:r>
+      <w:proofErr w:type="spellStart"/>
+      <w:r>
+        <w:t>tượng</w:t>
+      </w:r>
+      <w:proofErr w:type="spellEnd"/>
+      <w:r>
+        <w:t xml:space="preserve">  </w:t>
+      </w:r>
+      <w:proofErr w:type="spellStart"/>
+      <w:r>
+        <w:t>Athencation</w:t>
+      </w:r>
+      <w:proofErr w:type="spellEnd"/>
+      <w:r>
+        <w:t xml:space="preserve"> </w:t>
+      </w:r>
+      <w:proofErr w:type="spellStart"/>
+      <w:r>
+        <w:t>từ</w:t>
+      </w:r>
+      <w:proofErr w:type="spellEnd"/>
+      <w:r>
+        <w:t xml:space="preserve"> </w:t>
+      </w:r>
+      <w:proofErr w:type="spellStart"/>
+      <w:r>
+        <w:t>CustomUserDetail</w:t>
+      </w:r>
+      <w:proofErr w:type="spellEnd"/>
+      <w:r>
+        <w:t xml:space="preserve"> </w:t>
+      </w:r>
+      <w:proofErr w:type="spellStart"/>
+      <w:r>
+        <w:t>này</w:t>
+      </w:r>
+      <w:proofErr w:type="spellEnd"/>
+      <w:r>
+        <w:t>(</w:t>
+      </w:r>
+      <w:proofErr w:type="spellStart"/>
+      <w:r>
+        <w:t>mà</w:t>
+      </w:r>
+      <w:proofErr w:type="spellEnd"/>
+      <w:r>
+        <w:t xml:space="preserve"> </w:t>
+      </w:r>
+      <w:proofErr w:type="spellStart"/>
+      <w:r>
+        <w:t>không</w:t>
+      </w:r>
+      <w:proofErr w:type="spellEnd"/>
+      <w:r>
+        <w:t xml:space="preserve"> </w:t>
+      </w:r>
+      <w:proofErr w:type="spellStart"/>
+      <w:r>
+        <w:t>cần</w:t>
+      </w:r>
+      <w:proofErr w:type="spellEnd"/>
+      <w:r>
+        <w:t xml:space="preserve"> </w:t>
+      </w:r>
+      <w:proofErr w:type="spellStart"/>
+      <w:r>
+        <w:t>phả</w:t>
+      </w:r>
+      <w:r>
+        <w:t>i</w:t>
+      </w:r>
+      <w:proofErr w:type="spellEnd"/>
+      <w:r>
+        <w:t xml:space="preserve"> </w:t>
+      </w:r>
+      <w:proofErr w:type="spellStart"/>
+      <w:r>
+        <w:t>a</w:t>
+      </w:r>
+      <w:r>
+        <w:t>uthen</w:t>
+      </w:r>
+      <w:proofErr w:type="spellEnd"/>
+      <w:r>
+        <w:t>)</w:t>
+      </w:r>
+      <w:r>
+        <w:t xml:space="preserve"> </w:t>
+      </w:r>
+      <w:proofErr w:type="spellStart"/>
+      <w:r>
+        <w:t>và</w:t>
+      </w:r>
+      <w:proofErr w:type="spellEnd"/>
+      <w:r>
+        <w:t xml:space="preserve"> </w:t>
+      </w:r>
+      <w:proofErr w:type="spellStart"/>
+      <w:r>
+        <w:t>lưu</w:t>
+      </w:r>
+      <w:proofErr w:type="spellEnd"/>
+      <w:r>
+        <w:t xml:space="preserve"> </w:t>
+      </w:r>
+      <w:proofErr w:type="spellStart"/>
+      <w:r>
+        <w:t>vào</w:t>
+      </w:r>
+      <w:proofErr w:type="spellEnd"/>
+      <w:r>
+        <w:t xml:space="preserve"> </w:t>
+      </w:r>
+      <w:proofErr w:type="spellStart"/>
+      <w:r>
+        <w:t>trong</w:t>
+      </w:r>
+      <w:proofErr w:type="spellEnd"/>
+      <w:r>
+        <w:t xml:space="preserve"> </w:t>
+      </w:r>
+      <w:proofErr w:type="spellStart"/>
+      <w:r>
+        <w:t>SecurityContextHolder</w:t>
+      </w:r>
+      <w:proofErr w:type="spellEnd"/>
+      <w:r>
+        <w:t xml:space="preserve"> </w:t>
+      </w:r>
+      <w:proofErr w:type="spellStart"/>
+      <w:r>
+        <w:t>để</w:t>
+      </w:r>
+      <w:proofErr w:type="spellEnd"/>
+      <w:r>
+        <w:t xml:space="preserve"> Spring security </w:t>
+      </w:r>
+      <w:proofErr w:type="spellStart"/>
+      <w:r>
+        <w:t>quản</w:t>
+      </w:r>
+      <w:proofErr w:type="spellEnd"/>
+      <w:r>
+        <w:t xml:space="preserve"> </w:t>
+      </w:r>
+      <w:proofErr w:type="spellStart"/>
+      <w:r>
+        <w:t>lí</w:t>
+      </w:r>
+      <w:proofErr w:type="spellEnd"/>
+      <w:r>
+        <w:t xml:space="preserve"> -&gt; </w:t>
+      </w:r>
+      <w:proofErr w:type="spellStart"/>
+      <w:r>
+        <w:t>lúc</w:t>
+      </w:r>
+      <w:proofErr w:type="spellEnd"/>
+      <w:r>
+        <w:t xml:space="preserve"> </w:t>
+      </w:r>
+      <w:proofErr w:type="spellStart"/>
+      <w:r>
+        <w:t>này</w:t>
+      </w:r>
+      <w:proofErr w:type="spellEnd"/>
+      <w:r>
+        <w:t xml:space="preserve"> spring </w:t>
+      </w:r>
+      <w:proofErr w:type="spellStart"/>
+      <w:r>
+        <w:t>đã</w:t>
+      </w:r>
+      <w:proofErr w:type="spellEnd"/>
+      <w:r>
+        <w:t xml:space="preserve"> </w:t>
+      </w:r>
+      <w:proofErr w:type="spellStart"/>
+      <w:r>
+        <w:t>biết</w:t>
+      </w:r>
+      <w:proofErr w:type="spellEnd"/>
+      <w:r>
+        <w:t xml:space="preserve"> ai </w:t>
+      </w:r>
+      <w:proofErr w:type="spellStart"/>
+      <w:r>
+        <w:t>là</w:t>
+      </w:r>
+      <w:proofErr w:type="spellEnd"/>
+      <w:r>
+        <w:t xml:space="preserve"> </w:t>
+      </w:r>
+      <w:proofErr w:type="spellStart"/>
+      <w:r>
+        <w:t>người</w:t>
+      </w:r>
+      <w:proofErr w:type="spellEnd"/>
+      <w:r>
+        <w:t xml:space="preserve"> </w:t>
+      </w:r>
+      <w:proofErr w:type="spellStart"/>
+      <w:r>
+        <w:t>gửi</w:t>
+      </w:r>
+      <w:proofErr w:type="spellEnd"/>
+      <w:r>
+        <w:t xml:space="preserve"> request </w:t>
+      </w:r>
+      <w:proofErr w:type="spellStart"/>
+      <w:r>
+        <w:t>và</w:t>
+      </w:r>
+      <w:proofErr w:type="spellEnd"/>
+      <w:r>
+        <w:t xml:space="preserve"> </w:t>
+      </w:r>
+      <w:proofErr w:type="spellStart"/>
+      <w:r>
+        <w:t>có</w:t>
+      </w:r>
+      <w:proofErr w:type="spellEnd"/>
+      <w:r>
+        <w:t xml:space="preserve"> </w:t>
+      </w:r>
+      <w:proofErr w:type="spellStart"/>
+      <w:r>
+        <w:t>những</w:t>
+      </w:r>
+      <w:proofErr w:type="spellEnd"/>
+      <w:r>
+        <w:t xml:space="preserve"> </w:t>
+      </w:r>
+      <w:proofErr w:type="spellStart"/>
+      <w:r>
+        <w:t>quyền</w:t>
+      </w:r>
+      <w:proofErr w:type="spellEnd"/>
+      <w:r>
+        <w:t xml:space="preserve"> </w:t>
+      </w:r>
+      <w:proofErr w:type="spellStart"/>
+      <w:r>
+        <w:t>gì</w:t>
+      </w:r>
+      <w:proofErr w:type="spellEnd"/>
+      <w:r>
+        <w:t>.</w:t>
       </w:r>
     </w:p>
     <w:p>
@@ -1367,17 +3282,280 @@
         </w:numPr>
       </w:pPr>
       <w:r>
-        <w:t xml:space="preserve">Trường hợp </w:t>
-      </w:r>
-      <w:r>
-        <w:t>mà request gửi lên không có JWT or JWT không hợp lệ nó sẽ đi qua lần lượ</w:t>
-      </w:r>
-      <w:r>
-        <w:t>t các filter. Nếu request mà đến 1 URL yêu cầu</w:t>
-      </w:r>
-      <w:r>
-        <w:t xml:space="preserve"> xác thực hoặc cả xác thực  lẫn phân quyền nó sẽ trả về 1 lỗi</w:t>
-      </w:r>
+        <w:t xml:space="preserve">Trường </w:t>
+      </w:r>
+      <w:proofErr w:type="spellStart"/>
+      <w:r>
+        <w:t>hợp</w:t>
+      </w:r>
+      <w:proofErr w:type="spellEnd"/>
+      <w:r>
+        <w:t xml:space="preserve"> </w:t>
+      </w:r>
+      <w:proofErr w:type="spellStart"/>
+      <w:r>
+        <w:t>mà</w:t>
+      </w:r>
+      <w:proofErr w:type="spellEnd"/>
+      <w:r>
+        <w:t xml:space="preserve"> request </w:t>
+      </w:r>
+      <w:proofErr w:type="spellStart"/>
+      <w:r>
+        <w:t>gửi</w:t>
+      </w:r>
+      <w:proofErr w:type="spellEnd"/>
+      <w:r>
+        <w:t xml:space="preserve"> </w:t>
+      </w:r>
+      <w:proofErr w:type="spellStart"/>
+      <w:r>
+        <w:t>lên</w:t>
+      </w:r>
+      <w:proofErr w:type="spellEnd"/>
+      <w:r>
+        <w:t xml:space="preserve"> </w:t>
+      </w:r>
+      <w:proofErr w:type="spellStart"/>
+      <w:r>
+        <w:t>không</w:t>
+      </w:r>
+      <w:proofErr w:type="spellEnd"/>
+      <w:r>
+        <w:t xml:space="preserve"> </w:t>
+      </w:r>
+      <w:proofErr w:type="spellStart"/>
+      <w:r>
+        <w:t>có</w:t>
+      </w:r>
+      <w:proofErr w:type="spellEnd"/>
+      <w:r>
+        <w:t xml:space="preserve"> JWT or JWT </w:t>
+      </w:r>
+      <w:proofErr w:type="spellStart"/>
+      <w:r>
+        <w:t>không</w:t>
+      </w:r>
+      <w:proofErr w:type="spellEnd"/>
+      <w:r>
+        <w:t xml:space="preserve"> </w:t>
+      </w:r>
+      <w:proofErr w:type="spellStart"/>
+      <w:r>
+        <w:t>hợp</w:t>
+      </w:r>
+      <w:proofErr w:type="spellEnd"/>
+      <w:r>
+        <w:t xml:space="preserve"> </w:t>
+      </w:r>
+      <w:proofErr w:type="spellStart"/>
+      <w:r>
+        <w:t>lệ</w:t>
+      </w:r>
+      <w:proofErr w:type="spellEnd"/>
+      <w:r>
+        <w:t xml:space="preserve"> </w:t>
+      </w:r>
+      <w:proofErr w:type="spellStart"/>
+      <w:r>
+        <w:t>nó</w:t>
+      </w:r>
+      <w:proofErr w:type="spellEnd"/>
+      <w:r>
+        <w:t xml:space="preserve"> </w:t>
+      </w:r>
+      <w:proofErr w:type="spellStart"/>
+      <w:r>
+        <w:t>sẽ</w:t>
+      </w:r>
+      <w:proofErr w:type="spellEnd"/>
+      <w:r>
+        <w:t xml:space="preserve"> </w:t>
+      </w:r>
+      <w:proofErr w:type="spellStart"/>
+      <w:r>
+        <w:t>đi</w:t>
+      </w:r>
+      <w:proofErr w:type="spellEnd"/>
+      <w:r>
+        <w:t xml:space="preserve"> qua </w:t>
+      </w:r>
+      <w:proofErr w:type="spellStart"/>
+      <w:r>
+        <w:t>lần</w:t>
+      </w:r>
+      <w:proofErr w:type="spellEnd"/>
+      <w:r>
+        <w:t xml:space="preserve"> </w:t>
+      </w:r>
+      <w:proofErr w:type="spellStart"/>
+      <w:r>
+        <w:t>lượ</w:t>
+      </w:r>
+      <w:r>
+        <w:t>t</w:t>
+      </w:r>
+      <w:proofErr w:type="spellEnd"/>
+      <w:r>
+        <w:t xml:space="preserve"> </w:t>
+      </w:r>
+      <w:proofErr w:type="spellStart"/>
+      <w:r>
+        <w:t>các</w:t>
+      </w:r>
+      <w:proofErr w:type="spellEnd"/>
+      <w:r>
+        <w:t xml:space="preserve"> filter. </w:t>
+      </w:r>
+      <w:proofErr w:type="spellStart"/>
+      <w:r>
+        <w:t>Nếu</w:t>
+      </w:r>
+      <w:proofErr w:type="spellEnd"/>
+      <w:r>
+        <w:t xml:space="preserve"> request </w:t>
+      </w:r>
+      <w:proofErr w:type="spellStart"/>
+      <w:r>
+        <w:t>mà</w:t>
+      </w:r>
+      <w:proofErr w:type="spellEnd"/>
+      <w:r>
+        <w:t xml:space="preserve"> </w:t>
+      </w:r>
+      <w:proofErr w:type="spellStart"/>
+      <w:r>
+        <w:t>đến</w:t>
+      </w:r>
+      <w:proofErr w:type="spellEnd"/>
+      <w:r>
+        <w:t xml:space="preserve"> 1 URL </w:t>
+      </w:r>
+      <w:proofErr w:type="spellStart"/>
+      <w:r>
+        <w:t>yêu</w:t>
+      </w:r>
+      <w:proofErr w:type="spellEnd"/>
+      <w:r>
+        <w:t xml:space="preserve"> </w:t>
+      </w:r>
+      <w:proofErr w:type="spellStart"/>
+      <w:r>
+        <w:t>cầu</w:t>
+      </w:r>
+      <w:proofErr w:type="spellEnd"/>
+      <w:r>
+        <w:t xml:space="preserve"> </w:t>
+      </w:r>
+      <w:proofErr w:type="spellStart"/>
+      <w:r>
+        <w:t>xác</w:t>
+      </w:r>
+      <w:proofErr w:type="spellEnd"/>
+      <w:r>
+        <w:t xml:space="preserve"> </w:t>
+      </w:r>
+      <w:proofErr w:type="spellStart"/>
+      <w:r>
+        <w:t>thực</w:t>
+      </w:r>
+      <w:proofErr w:type="spellEnd"/>
+      <w:r>
+        <w:t xml:space="preserve"> </w:t>
+      </w:r>
+      <w:proofErr w:type="spellStart"/>
+      <w:r>
+        <w:t>hoặc</w:t>
+      </w:r>
+      <w:proofErr w:type="spellEnd"/>
+      <w:r>
+        <w:t xml:space="preserve"> </w:t>
+      </w:r>
+      <w:proofErr w:type="spellStart"/>
+      <w:r>
+        <w:t>cả</w:t>
+      </w:r>
+      <w:proofErr w:type="spellEnd"/>
+      <w:r>
+        <w:t xml:space="preserve"> </w:t>
+      </w:r>
+      <w:proofErr w:type="spellStart"/>
+      <w:r>
+        <w:t>xác</w:t>
+      </w:r>
+      <w:proofErr w:type="spellEnd"/>
+      <w:r>
+        <w:t xml:space="preserve"> </w:t>
+      </w:r>
+      <w:proofErr w:type="spellStart"/>
+      <w:r>
+        <w:t>thực</w:t>
+      </w:r>
+      <w:proofErr w:type="spellEnd"/>
+      <w:r>
+        <w:t xml:space="preserve">  </w:t>
+      </w:r>
+      <w:proofErr w:type="spellStart"/>
+      <w:r>
+        <w:t>lẫn</w:t>
+      </w:r>
+      <w:proofErr w:type="spellEnd"/>
+      <w:r>
+        <w:t xml:space="preserve"> </w:t>
+      </w:r>
+      <w:proofErr w:type="spellStart"/>
+      <w:r>
+        <w:t>phân</w:t>
+      </w:r>
+      <w:proofErr w:type="spellEnd"/>
+      <w:r>
+        <w:t xml:space="preserve"> </w:t>
+      </w:r>
+      <w:proofErr w:type="spellStart"/>
+      <w:r>
+        <w:t>quyền</w:t>
+      </w:r>
+      <w:proofErr w:type="spellEnd"/>
+      <w:r>
+        <w:t xml:space="preserve"> </w:t>
+      </w:r>
+      <w:proofErr w:type="spellStart"/>
+      <w:r>
+        <w:t>nó</w:t>
+      </w:r>
+      <w:proofErr w:type="spellEnd"/>
+      <w:r>
+        <w:t xml:space="preserve"> </w:t>
+      </w:r>
+      <w:proofErr w:type="spellStart"/>
+      <w:r>
+        <w:t>sẽ</w:t>
+      </w:r>
+      <w:proofErr w:type="spellEnd"/>
+      <w:r>
+        <w:t xml:space="preserve"> </w:t>
+      </w:r>
+      <w:proofErr w:type="spellStart"/>
+      <w:r>
+        <w:t>trả</w:t>
+      </w:r>
+      <w:proofErr w:type="spellEnd"/>
+      <w:r>
+        <w:t xml:space="preserve"> </w:t>
+      </w:r>
+      <w:proofErr w:type="spellStart"/>
+      <w:r>
+        <w:t>về</w:t>
+      </w:r>
+      <w:proofErr w:type="spellEnd"/>
+      <w:r>
+        <w:t xml:space="preserve"> 1 </w:t>
+      </w:r>
+      <w:proofErr w:type="spellStart"/>
+      <w:r>
+        <w:t>lỗi</w:t>
+      </w:r>
+      <w:proofErr w:type="spellEnd"/>
     </w:p>
     <w:p>
       <w:pPr>
@@ -1388,16 +3566,60 @@
         </w:numPr>
       </w:pPr>
       <w:r>
-        <w:t xml:space="preserve">ở đây ta cho phép </w:t>
-      </w:r>
-      <w:r>
-        <w:rPr>
-          <w:rFonts w:ascii="Courier New" w:eastAsia="Times New Roman" w:hAnsi="Courier New" w:cs="Courier New"/>
-          <w:color w:val="A9B7C6"/>
-          <w:sz w:val="20"/>
-          <w:szCs w:val="20"/>
-        </w:rPr>
-        <w:t>.antMatchers(</w:t>
+        <w:t xml:space="preserve">ở </w:t>
+      </w:r>
+      <w:proofErr w:type="spellStart"/>
+      <w:r>
+        <w:t>đây</w:t>
+      </w:r>
+      <w:proofErr w:type="spellEnd"/>
+      <w:r>
+        <w:t xml:space="preserve"> ta </w:t>
+      </w:r>
+      <w:proofErr w:type="spellStart"/>
+      <w:r>
+        <w:t>cho</w:t>
+      </w:r>
+      <w:proofErr w:type="spellEnd"/>
+      <w:r>
+        <w:t xml:space="preserve"> </w:t>
+      </w:r>
+      <w:proofErr w:type="spellStart"/>
+      <w:r>
+        <w:t>phép</w:t>
+      </w:r>
+      <w:proofErr w:type="spellEnd"/>
+      <w:r>
+        <w:t xml:space="preserve"> </w:t>
+      </w:r>
+      <w:r>
+        <w:rPr>
+          <w:rFonts w:ascii="Courier New" w:eastAsia="Times New Roman" w:hAnsi="Courier New" w:cs="Courier New"/>
+          <w:color w:val="A9B7C6"/>
+          <w:sz w:val="20"/>
+          <w:szCs w:val="20"/>
+        </w:rPr>
+        <w:t>.</w:t>
+      </w:r>
+      <w:proofErr w:type="spellStart"/>
+      <w:r>
+        <w:rPr>
+          <w:rFonts w:ascii="Courier New" w:eastAsia="Times New Roman" w:hAnsi="Courier New" w:cs="Courier New"/>
+          <w:color w:val="A9B7C6"/>
+          <w:sz w:val="20"/>
+          <w:szCs w:val="20"/>
+        </w:rPr>
+        <w:t>antMatchers</w:t>
+      </w:r>
+      <w:proofErr w:type="spellEnd"/>
+      <w:r>
+        <w:rPr>
+          <w:rFonts w:ascii="Courier New" w:eastAsia="Times New Roman" w:hAnsi="Courier New" w:cs="Courier New"/>
+          <w:color w:val="A9B7C6"/>
+          <w:sz w:val="20"/>
+          <w:szCs w:val="20"/>
+        </w:rPr>
+        <w:t>(</w:t>
       </w:r>
       <w:r>
         <w:rPr>
@@ -1406,16 +3628,56 @@
           <w:sz w:val="20"/>
           <w:szCs w:val="20"/>
         </w:rPr>
-        <w:t>"/api/user/login"</w:t>
-      </w:r>
-      <w:r>
-        <w:rPr>
-          <w:rFonts w:ascii="Courier New" w:eastAsia="Times New Roman" w:hAnsi="Courier New" w:cs="Courier New"/>
-          <w:color w:val="A9B7C6"/>
-          <w:sz w:val="20"/>
-          <w:szCs w:val="20"/>
-        </w:rPr>
-        <w:t>).permitAll()</w:t>
+        <w:t>"/</w:t>
+      </w:r>
+      <w:proofErr w:type="spellStart"/>
+      <w:r>
+        <w:rPr>
+          <w:rFonts w:ascii="Courier New" w:eastAsia="Times New Roman" w:hAnsi="Courier New" w:cs="Courier New"/>
+          <w:color w:val="6A8759"/>
+          <w:sz w:val="20"/>
+          <w:szCs w:val="20"/>
+        </w:rPr>
+        <w:t>api</w:t>
+      </w:r>
+      <w:proofErr w:type="spellEnd"/>
+      <w:r>
+        <w:rPr>
+          <w:rFonts w:ascii="Courier New" w:eastAsia="Times New Roman" w:hAnsi="Courier New" w:cs="Courier New"/>
+          <w:color w:val="6A8759"/>
+          <w:sz w:val="20"/>
+          <w:szCs w:val="20"/>
+        </w:rPr>
+        <w:t>/user/login"</w:t>
+      </w:r>
+      <w:r>
+        <w:rPr>
+          <w:rFonts w:ascii="Courier New" w:eastAsia="Times New Roman" w:hAnsi="Courier New" w:cs="Courier New"/>
+          <w:color w:val="A9B7C6"/>
+          <w:sz w:val="20"/>
+          <w:szCs w:val="20"/>
+        </w:rPr>
+        <w:t>).</w:t>
+      </w:r>
+      <w:proofErr w:type="spellStart"/>
+      <w:r>
+        <w:rPr>
+          <w:rFonts w:ascii="Courier New" w:eastAsia="Times New Roman" w:hAnsi="Courier New" w:cs="Courier New"/>
+          <w:color w:val="A9B7C6"/>
+          <w:sz w:val="20"/>
+          <w:szCs w:val="20"/>
+        </w:rPr>
+        <w:t>permitAll</w:t>
+      </w:r>
+      <w:proofErr w:type="spellEnd"/>
+      <w:r>
+        <w:rPr>
+          <w:rFonts w:ascii="Courier New" w:eastAsia="Times New Roman" w:hAnsi="Courier New" w:cs="Courier New"/>
+          <w:color w:val="A9B7C6"/>
+          <w:sz w:val="20"/>
+          <w:szCs w:val="20"/>
+        </w:rPr>
+        <w:t>()</w:t>
       </w:r>
     </w:p>
     <w:p>
@@ -1466,18 +3728,28 @@
         </w:rPr>
         <w:t xml:space="preserve">public </w:t>
       </w:r>
-      <w:r>
-        <w:rPr>
-          <w:color w:val="A9B7C6"/>
-        </w:rPr>
-        <w:t xml:space="preserve">LoginResponse </w:t>
-      </w:r>
+      <w:proofErr w:type="spellStart"/>
+      <w:r>
+        <w:rPr>
+          <w:color w:val="A9B7C6"/>
+        </w:rPr>
+        <w:t>LoginResponse</w:t>
+      </w:r>
+      <w:proofErr w:type="spellEnd"/>
+      <w:r>
+        <w:rPr>
+          <w:color w:val="A9B7C6"/>
+        </w:rPr>
+        <w:t xml:space="preserve"> </w:t>
+      </w:r>
+      <w:proofErr w:type="spellStart"/>
       <w:r>
         <w:rPr>
           <w:color w:val="FFC66D"/>
         </w:rPr>
         <w:t>authenticateUser</w:t>
       </w:r>
+      <w:proofErr w:type="spellEnd"/>
       <w:r>
         <w:rPr>
           <w:color w:val="A9B7C6"/>
@@ -1490,11 +3762,33 @@
         </w:rPr>
         <w:t xml:space="preserve">@RequestBody </w:t>
       </w:r>
-      <w:r>
-        <w:rPr>
-          <w:color w:val="A9B7C6"/>
-        </w:rPr>
-        <w:t>LoginRequest loginRequest) {</w:t>
+      <w:proofErr w:type="spellStart"/>
+      <w:r>
+        <w:rPr>
+          <w:color w:val="A9B7C6"/>
+        </w:rPr>
+        <w:t>LoginRequest</w:t>
+      </w:r>
+      <w:proofErr w:type="spellEnd"/>
+      <w:r>
+        <w:rPr>
+          <w:color w:val="A9B7C6"/>
+        </w:rPr>
+        <w:t xml:space="preserve"> </w:t>
+      </w:r>
+      <w:proofErr w:type="spellStart"/>
+      <w:r>
+        <w:rPr>
+          <w:color w:val="A9B7C6"/>
+        </w:rPr>
+        <w:t>loginRequest</w:t>
+      </w:r>
+      <w:proofErr w:type="spellEnd"/>
+      <w:r>
+        <w:rPr>
+          <w:color w:val="A9B7C6"/>
+        </w:rPr>
+        <w:t>) {</w:t>
       </w:r>
       <w:r>
         <w:rPr>
@@ -1513,8 +3807,86 @@
         <w:rPr>
           <w:color w:val="808080"/>
         </w:rPr>
-        <w:t>// Xác thực thông tin người dùng Request lên</w:t>
-      </w:r>
+        <w:t xml:space="preserve">// </w:t>
+      </w:r>
+      <w:proofErr w:type="spellStart"/>
+      <w:r>
+        <w:rPr>
+          <w:color w:val="808080"/>
+        </w:rPr>
+        <w:t>Xác</w:t>
+      </w:r>
+      <w:proofErr w:type="spellEnd"/>
+      <w:r>
+        <w:rPr>
+          <w:color w:val="808080"/>
+        </w:rPr>
+        <w:t xml:space="preserve"> </w:t>
+      </w:r>
+      <w:proofErr w:type="spellStart"/>
+      <w:r>
+        <w:rPr>
+          <w:color w:val="808080"/>
+        </w:rPr>
+        <w:t>thực</w:t>
+      </w:r>
+      <w:proofErr w:type="spellEnd"/>
+      <w:r>
+        <w:rPr>
+          <w:color w:val="808080"/>
+        </w:rPr>
+        <w:t xml:space="preserve"> </w:t>
+      </w:r>
+      <w:proofErr w:type="spellStart"/>
+      <w:r>
+        <w:rPr>
+          <w:color w:val="808080"/>
+        </w:rPr>
+        <w:t>thông</w:t>
+      </w:r>
+      <w:proofErr w:type="spellEnd"/>
+      <w:r>
+        <w:rPr>
+          <w:color w:val="808080"/>
+        </w:rPr>
+        <w:t xml:space="preserve"> tin </w:t>
+      </w:r>
+      <w:proofErr w:type="spellStart"/>
+      <w:r>
+        <w:rPr>
+          <w:color w:val="808080"/>
+        </w:rPr>
+        <w:t>người</w:t>
+      </w:r>
+      <w:proofErr w:type="spellEnd"/>
+      <w:r>
+        <w:rPr>
+          <w:color w:val="808080"/>
+        </w:rPr>
+        <w:t xml:space="preserve"> </w:t>
+      </w:r>
+      <w:proofErr w:type="spellStart"/>
+      <w:r>
+        <w:rPr>
+          <w:color w:val="808080"/>
+        </w:rPr>
+        <w:t>dùng</w:t>
+      </w:r>
+      <w:proofErr w:type="spellEnd"/>
+      <w:r>
+        <w:rPr>
+          <w:color w:val="808080"/>
+        </w:rPr>
+        <w:t xml:space="preserve"> Request </w:t>
+      </w:r>
+      <w:proofErr w:type="spellStart"/>
+      <w:r>
+        <w:rPr>
+          <w:color w:val="808080"/>
+        </w:rPr>
+        <w:t>lên</w:t>
+      </w:r>
+      <w:proofErr w:type="spellEnd"/>
       <w:r>
         <w:rPr>
           <w:color w:val="808080"/>
@@ -1526,8 +3898,23 @@
         <w:rPr>
           <w:color w:val="A9B7C6"/>
         </w:rPr>
-        <w:t xml:space="preserve">Authentication authentication = </w:t>
-      </w:r>
+        <w:t xml:space="preserve">Authentication </w:t>
+      </w:r>
+      <w:proofErr w:type="spellStart"/>
+      <w:r>
+        <w:rPr>
+          <w:color w:val="A9B7C6"/>
+        </w:rPr>
+        <w:t>authentication</w:t>
+      </w:r>
+      <w:proofErr w:type="spellEnd"/>
+      <w:r>
+        <w:rPr>
+          <w:color w:val="A9B7C6"/>
+        </w:rPr>
+        <w:t xml:space="preserve"> = </w:t>
+      </w:r>
+      <w:proofErr w:type="spellStart"/>
       <w:r>
         <w:rPr>
           <w:color w:val="9876AA"/>
@@ -1538,7 +3925,14 @@
         <w:rPr>
           <w:color w:val="A9B7C6"/>
         </w:rPr>
-        <w:t>.authenticate(</w:t>
+        <w:t>.authenticate</w:t>
+      </w:r>
+      <w:proofErr w:type="spellEnd"/>
+      <w:r>
+        <w:rPr>
+          <w:color w:val="A9B7C6"/>
+        </w:rPr>
+        <w:t>(</w:t>
       </w:r>
       <w:r>
         <w:rPr>
@@ -1553,37 +3947,67 @@
         </w:rPr>
         <w:t xml:space="preserve">new </w:t>
       </w:r>
-      <w:r>
-        <w:rPr>
-          <w:color w:val="A9B7C6"/>
-        </w:rPr>
-        <w:t>UsernamePasswordAuthenticationToken(</w:t>
-      </w:r>
-      <w:r>
-        <w:rPr>
-          <w:color w:val="A9B7C6"/>
-        </w:rPr>
-        <w:br/>
-        <w:t xml:space="preserve">            loginRequest.getUsername()</w:t>
-      </w:r>
-      <w:r>
-        <w:rPr>
-          <w:color w:val="CC7832"/>
-        </w:rPr>
-        <w:t>,</w:t>
-      </w:r>
-      <w:r>
-        <w:rPr>
-          <w:color w:val="CC7832"/>
+      <w:proofErr w:type="spellStart"/>
+      <w:r>
+        <w:rPr>
+          <w:color w:val="A9B7C6"/>
+        </w:rPr>
+        <w:t>UsernamePasswordAuthenticationToken</w:t>
+      </w:r>
+      <w:proofErr w:type="spellEnd"/>
+      <w:r>
+        <w:rPr>
+          <w:color w:val="A9B7C6"/>
+        </w:rPr>
+        <w:t>(</w:t>
+      </w:r>
+      <w:r>
+        <w:rPr>
+          <w:color w:val="A9B7C6"/>
         </w:rPr>
         <w:br/>
         <w:t xml:space="preserve">            </w:t>
       </w:r>
-      <w:r>
-        <w:rPr>
-          <w:color w:val="A9B7C6"/>
-        </w:rPr>
-        <w:t>loginRequest.getPassword()</w:t>
+      <w:proofErr w:type="spellStart"/>
+      <w:r>
+        <w:rPr>
+          <w:color w:val="A9B7C6"/>
+        </w:rPr>
+        <w:t>loginRequest.getUsername</w:t>
+      </w:r>
+      <w:proofErr w:type="spellEnd"/>
+      <w:r>
+        <w:rPr>
+          <w:color w:val="A9B7C6"/>
+        </w:rPr>
+        <w:t>()</w:t>
+      </w:r>
+      <w:r>
+        <w:rPr>
+          <w:color w:val="CC7832"/>
+        </w:rPr>
+        <w:t>,</w:t>
+      </w:r>
+      <w:r>
+        <w:rPr>
+          <w:color w:val="CC7832"/>
+        </w:rPr>
+        <w:br/>
+        <w:t xml:space="preserve">            </w:t>
+      </w:r>
+      <w:proofErr w:type="spellStart"/>
+      <w:r>
+        <w:rPr>
+          <w:color w:val="A9B7C6"/>
+        </w:rPr>
+        <w:t>loginRequest.getPassword</w:t>
+      </w:r>
+      <w:proofErr w:type="spellEnd"/>
+      <w:r>
+        <w:rPr>
+          <w:color w:val="A9B7C6"/>
+        </w:rPr>
+        <w:t>()</w:t>
       </w:r>
       <w:r>
         <w:rPr>
@@ -1616,14 +4040,162 @@
         <w:rPr>
           <w:color w:val="808080"/>
         </w:rPr>
-        <w:t>// Nếu không xảy ra exception tức là thông tin hợp lệ</w:t>
-      </w:r>
+        <w:t xml:space="preserve">// </w:t>
+      </w:r>
+      <w:proofErr w:type="spellStart"/>
+      <w:r>
+        <w:rPr>
+          <w:color w:val="808080"/>
+        </w:rPr>
+        <w:t>Nếu</w:t>
+      </w:r>
+      <w:proofErr w:type="spellEnd"/>
+      <w:r>
+        <w:rPr>
+          <w:color w:val="808080"/>
+        </w:rPr>
+        <w:t xml:space="preserve"> </w:t>
+      </w:r>
+      <w:proofErr w:type="spellStart"/>
+      <w:r>
+        <w:rPr>
+          <w:color w:val="808080"/>
+        </w:rPr>
+        <w:t>không</w:t>
+      </w:r>
+      <w:proofErr w:type="spellEnd"/>
+      <w:r>
+        <w:rPr>
+          <w:color w:val="808080"/>
+        </w:rPr>
+        <w:t xml:space="preserve"> </w:t>
+      </w:r>
+      <w:proofErr w:type="spellStart"/>
+      <w:r>
+        <w:rPr>
+          <w:color w:val="808080"/>
+        </w:rPr>
+        <w:t>xảy</w:t>
+      </w:r>
+      <w:proofErr w:type="spellEnd"/>
+      <w:r>
+        <w:rPr>
+          <w:color w:val="808080"/>
+        </w:rPr>
+        <w:t xml:space="preserve"> </w:t>
+      </w:r>
+      <w:proofErr w:type="spellStart"/>
+      <w:r>
+        <w:rPr>
+          <w:color w:val="808080"/>
+        </w:rPr>
+        <w:t>ra</w:t>
+      </w:r>
+      <w:proofErr w:type="spellEnd"/>
+      <w:r>
+        <w:rPr>
+          <w:color w:val="808080"/>
+        </w:rPr>
+        <w:t xml:space="preserve"> exception </w:t>
+      </w:r>
+      <w:proofErr w:type="spellStart"/>
+      <w:r>
+        <w:rPr>
+          <w:color w:val="808080"/>
+        </w:rPr>
+        <w:t>tức</w:t>
+      </w:r>
+      <w:proofErr w:type="spellEnd"/>
+      <w:r>
+        <w:rPr>
+          <w:color w:val="808080"/>
+        </w:rPr>
+        <w:t xml:space="preserve"> </w:t>
+      </w:r>
+      <w:proofErr w:type="spellStart"/>
+      <w:r>
+        <w:rPr>
+          <w:color w:val="808080"/>
+        </w:rPr>
+        <w:t>là</w:t>
+      </w:r>
+      <w:proofErr w:type="spellEnd"/>
+      <w:r>
+        <w:rPr>
+          <w:color w:val="808080"/>
+        </w:rPr>
+        <w:t xml:space="preserve"> </w:t>
+      </w:r>
+      <w:proofErr w:type="spellStart"/>
+      <w:r>
+        <w:rPr>
+          <w:color w:val="808080"/>
+        </w:rPr>
+        <w:t>thông</w:t>
+      </w:r>
+      <w:proofErr w:type="spellEnd"/>
+      <w:r>
+        <w:rPr>
+          <w:color w:val="808080"/>
+        </w:rPr>
+        <w:t xml:space="preserve"> tin </w:t>
+      </w:r>
+      <w:proofErr w:type="spellStart"/>
+      <w:r>
+        <w:rPr>
+          <w:color w:val="808080"/>
+        </w:rPr>
+        <w:t>hợp</w:t>
+      </w:r>
+      <w:proofErr w:type="spellEnd"/>
+      <w:r>
+        <w:rPr>
+          <w:color w:val="808080"/>
+        </w:rPr>
+        <w:t xml:space="preserve"> </w:t>
+      </w:r>
+      <w:proofErr w:type="spellStart"/>
+      <w:r>
+        <w:rPr>
+          <w:color w:val="808080"/>
+        </w:rPr>
+        <w:t>lệ</w:t>
+      </w:r>
+      <w:proofErr w:type="spellEnd"/>
       <w:r>
         <w:rPr>
           <w:color w:val="808080"/>
         </w:rPr>
         <w:br/>
-        <w:t xml:space="preserve">    // Set thông tin authentication vào Security Context</w:t>
+        <w:t xml:space="preserve">    // Set </w:t>
+      </w:r>
+      <w:proofErr w:type="spellStart"/>
+      <w:r>
+        <w:rPr>
+          <w:color w:val="808080"/>
+        </w:rPr>
+        <w:t>thông</w:t>
+      </w:r>
+      <w:proofErr w:type="spellEnd"/>
+      <w:r>
+        <w:rPr>
+          <w:color w:val="808080"/>
+        </w:rPr>
+        <w:t xml:space="preserve"> tin authentication </w:t>
+      </w:r>
+      <w:proofErr w:type="spellStart"/>
+      <w:r>
+        <w:rPr>
+          <w:color w:val="808080"/>
+        </w:rPr>
+        <w:t>vào</w:t>
+      </w:r>
+      <w:proofErr w:type="spellEnd"/>
+      <w:r>
+        <w:rPr>
+          <w:color w:val="808080"/>
+        </w:rPr>
+        <w:t xml:space="preserve"> Security Context</w:t>
       </w:r>
       <w:r>
         <w:rPr>
@@ -1669,8 +4241,86 @@
         <w:rPr>
           <w:color w:val="808080"/>
         </w:rPr>
-        <w:t>// trả về jwt cho người dùng</w:t>
-      </w:r>
+        <w:t xml:space="preserve">// </w:t>
+      </w:r>
+      <w:proofErr w:type="spellStart"/>
+      <w:r>
+        <w:rPr>
+          <w:color w:val="808080"/>
+        </w:rPr>
+        <w:t>trả</w:t>
+      </w:r>
+      <w:proofErr w:type="spellEnd"/>
+      <w:r>
+        <w:rPr>
+          <w:color w:val="808080"/>
+        </w:rPr>
+        <w:t xml:space="preserve"> </w:t>
+      </w:r>
+      <w:proofErr w:type="spellStart"/>
+      <w:r>
+        <w:rPr>
+          <w:color w:val="808080"/>
+        </w:rPr>
+        <w:t>về</w:t>
+      </w:r>
+      <w:proofErr w:type="spellEnd"/>
+      <w:r>
+        <w:rPr>
+          <w:color w:val="808080"/>
+        </w:rPr>
+        <w:t xml:space="preserve"> </w:t>
+      </w:r>
+      <w:proofErr w:type="spellStart"/>
+      <w:r>
+        <w:rPr>
+          <w:color w:val="808080"/>
+        </w:rPr>
+        <w:t>jwt</w:t>
+      </w:r>
+      <w:proofErr w:type="spellEnd"/>
+      <w:r>
+        <w:rPr>
+          <w:color w:val="808080"/>
+        </w:rPr>
+        <w:t xml:space="preserve"> </w:t>
+      </w:r>
+      <w:proofErr w:type="spellStart"/>
+      <w:r>
+        <w:rPr>
+          <w:color w:val="808080"/>
+        </w:rPr>
+        <w:t>cho</w:t>
+      </w:r>
+      <w:proofErr w:type="spellEnd"/>
+      <w:r>
+        <w:rPr>
+          <w:color w:val="808080"/>
+        </w:rPr>
+        <w:t xml:space="preserve"> </w:t>
+      </w:r>
+      <w:proofErr w:type="spellStart"/>
+      <w:r>
+        <w:rPr>
+          <w:color w:val="808080"/>
+        </w:rPr>
+        <w:t>người</w:t>
+      </w:r>
+      <w:proofErr w:type="spellEnd"/>
+      <w:r>
+        <w:rPr>
+          <w:color w:val="808080"/>
+        </w:rPr>
+        <w:t xml:space="preserve"> </w:t>
+      </w:r>
+      <w:proofErr w:type="spellStart"/>
+      <w:r>
+        <w:rPr>
+          <w:color w:val="808080"/>
+        </w:rPr>
+        <w:t>dùng</w:t>
+      </w:r>
+      <w:proofErr w:type="spellEnd"/>
       <w:r>
         <w:rPr>
           <w:color w:val="808080"/>
@@ -1682,8 +4332,23 @@
         <w:rPr>
           <w:color w:val="A9B7C6"/>
         </w:rPr>
-        <w:t xml:space="preserve">String jwt = </w:t>
-      </w:r>
+        <w:t xml:space="preserve">String </w:t>
+      </w:r>
+      <w:proofErr w:type="spellStart"/>
+      <w:r>
+        <w:rPr>
+          <w:color w:val="A9B7C6"/>
+        </w:rPr>
+        <w:t>jwt</w:t>
+      </w:r>
+      <w:proofErr w:type="spellEnd"/>
+      <w:r>
+        <w:rPr>
+          <w:color w:val="A9B7C6"/>
+        </w:rPr>
+        <w:t xml:space="preserve"> = </w:t>
+      </w:r>
+      <w:proofErr w:type="spellStart"/>
       <w:r>
         <w:rPr>
           <w:color w:val="9876AA"/>
@@ -1694,7 +4359,42 @@
         <w:rPr>
           <w:color w:val="A9B7C6"/>
         </w:rPr>
-        <w:t>.generateToken((CustomUserDetails) authentication.getPrincipal())</w:t>
+        <w:t>.generateToken</w:t>
+      </w:r>
+      <w:proofErr w:type="spellEnd"/>
+      <w:r>
+        <w:rPr>
+          <w:color w:val="A9B7C6"/>
+        </w:rPr>
+        <w:t>((</w:t>
+      </w:r>
+      <w:proofErr w:type="spellStart"/>
+      <w:r>
+        <w:rPr>
+          <w:color w:val="A9B7C6"/>
+        </w:rPr>
+        <w:t>CustomUserDetails</w:t>
+      </w:r>
+      <w:proofErr w:type="spellEnd"/>
+      <w:r>
+        <w:rPr>
+          <w:color w:val="A9B7C6"/>
+        </w:rPr>
+        <w:t xml:space="preserve">) </w:t>
+      </w:r>
+      <w:proofErr w:type="spellStart"/>
+      <w:r>
+        <w:rPr>
+          <w:color w:val="A9B7C6"/>
+        </w:rPr>
+        <w:t>authentication.getPrincipal</w:t>
+      </w:r>
+      <w:proofErr w:type="spellEnd"/>
+      <w:r>
+        <w:rPr>
+          <w:color w:val="A9B7C6"/>
+        </w:rPr>
+        <w:t>())</w:t>
       </w:r>
       <w:r>
         <w:rPr>
@@ -1709,11 +4409,33 @@
         <w:br/>
         <w:t xml:space="preserve">    return new </w:t>
       </w:r>
-      <w:r>
-        <w:rPr>
-          <w:color w:val="A9B7C6"/>
-        </w:rPr>
-        <w:t>LoginResponse(jwt)</w:t>
+      <w:proofErr w:type="spellStart"/>
+      <w:r>
+        <w:rPr>
+          <w:color w:val="A9B7C6"/>
+        </w:rPr>
+        <w:t>LoginResponse</w:t>
+      </w:r>
+      <w:proofErr w:type="spellEnd"/>
+      <w:r>
+        <w:rPr>
+          <w:color w:val="A9B7C6"/>
+        </w:rPr>
+        <w:t>(</w:t>
+      </w:r>
+      <w:proofErr w:type="spellStart"/>
+      <w:r>
+        <w:rPr>
+          <w:color w:val="A9B7C6"/>
+        </w:rPr>
+        <w:t>jwt</w:t>
+      </w:r>
+      <w:proofErr w:type="spellEnd"/>
+      <w:r>
+        <w:rPr>
+          <w:color w:val="A9B7C6"/>
+        </w:rPr>
+        <w:t>)</w:t>
       </w:r>
       <w:r>
         <w:rPr>
@@ -1745,28 +4467,176 @@
         <w:pStyle w:val="ListParagraph"/>
       </w:pPr>
       <w:r>
-        <w:t xml:space="preserve">ở đây ta gọi hàm Authenticate của interface </w:t>
-      </w:r>
+        <w:t xml:space="preserve">ở </w:t>
+      </w:r>
+      <w:proofErr w:type="spellStart"/>
+      <w:r>
+        <w:t>đây</w:t>
+      </w:r>
+      <w:proofErr w:type="spellEnd"/>
+      <w:r>
+        <w:t xml:space="preserve"> ta </w:t>
+      </w:r>
+      <w:proofErr w:type="spellStart"/>
+      <w:r>
+        <w:t>gọi</w:t>
+      </w:r>
+      <w:proofErr w:type="spellEnd"/>
+      <w:r>
+        <w:t xml:space="preserve"> </w:t>
+      </w:r>
+      <w:proofErr w:type="spellStart"/>
+      <w:r>
+        <w:t>hàm</w:t>
+      </w:r>
+      <w:proofErr w:type="spellEnd"/>
+      <w:r>
+        <w:t xml:space="preserve"> Authenticate </w:t>
+      </w:r>
+      <w:proofErr w:type="spellStart"/>
+      <w:r>
+        <w:t>của</w:t>
+      </w:r>
+      <w:proofErr w:type="spellEnd"/>
+      <w:r>
+        <w:t xml:space="preserve"> interface </w:t>
+      </w:r>
+      <w:proofErr w:type="spellStart"/>
       <w:r>
         <w:t>AuthenticationManager</w:t>
       </w:r>
-      <w:r>
-        <w:t xml:space="preserve">(mặc định impliment sẽ là </w:t>
-      </w:r>
+      <w:proofErr w:type="spellEnd"/>
+      <w:r>
+        <w:t>(</w:t>
+      </w:r>
+      <w:proofErr w:type="spellStart"/>
+      <w:r>
+        <w:t>mặc</w:t>
+      </w:r>
+      <w:proofErr w:type="spellEnd"/>
+      <w:r>
+        <w:t xml:space="preserve"> </w:t>
+      </w:r>
+      <w:proofErr w:type="spellStart"/>
+      <w:r>
+        <w:t>định</w:t>
+      </w:r>
+      <w:proofErr w:type="spellEnd"/>
+      <w:r>
+        <w:t xml:space="preserve"> </w:t>
+      </w:r>
+      <w:proofErr w:type="spellStart"/>
+      <w:r>
+        <w:t>impliment</w:t>
+      </w:r>
+      <w:proofErr w:type="spellEnd"/>
+      <w:r>
+        <w:t xml:space="preserve"> </w:t>
+      </w:r>
+      <w:proofErr w:type="spellStart"/>
+      <w:r>
+        <w:t>sẽ</w:t>
+      </w:r>
+      <w:proofErr w:type="spellEnd"/>
+      <w:r>
+        <w:t xml:space="preserve"> </w:t>
+      </w:r>
+      <w:proofErr w:type="spellStart"/>
+      <w:r>
+        <w:t>là</w:t>
+      </w:r>
+      <w:proofErr w:type="spellEnd"/>
+      <w:r>
+        <w:t xml:space="preserve"> </w:t>
+      </w:r>
+      <w:proofErr w:type="spellStart"/>
       <w:r>
         <w:t>DaoAuthenticationProvider</w:t>
       </w:r>
+      <w:proofErr w:type="spellEnd"/>
       <w:r>
         <w:t xml:space="preserve"> ) </w:t>
       </w:r>
       <w:r>
-        <w:t xml:space="preserve"> để authen username password, hàm này nhận vào  </w:t>
+        <w:t xml:space="preserve"> </w:t>
+      </w:r>
+      <w:proofErr w:type="spellStart"/>
+      <w:r>
+        <w:t>để</w:t>
+      </w:r>
+      <w:proofErr w:type="spellEnd"/>
+      <w:r>
+        <w:t xml:space="preserve"> </w:t>
+      </w:r>
+      <w:proofErr w:type="spellStart"/>
+      <w:r>
+        <w:t>authen</w:t>
+      </w:r>
+      <w:proofErr w:type="spellEnd"/>
+      <w:r>
+        <w:t xml:space="preserve"> username password, </w:t>
+      </w:r>
+      <w:proofErr w:type="spellStart"/>
+      <w:r>
+        <w:t>hàm</w:t>
+      </w:r>
+      <w:proofErr w:type="spellEnd"/>
+      <w:r>
+        <w:t xml:space="preserve"> </w:t>
+      </w:r>
+      <w:proofErr w:type="spellStart"/>
+      <w:r>
+        <w:t>này</w:t>
+      </w:r>
+      <w:proofErr w:type="spellEnd"/>
+      <w:r>
+        <w:t xml:space="preserve"> </w:t>
+      </w:r>
+      <w:proofErr w:type="spellStart"/>
+      <w:r>
+        <w:t>nhận</w:t>
+      </w:r>
+      <w:proofErr w:type="spellEnd"/>
+      <w:r>
+        <w:t xml:space="preserve"> </w:t>
+      </w:r>
+      <w:proofErr w:type="spellStart"/>
+      <w:r>
+        <w:t>vào</w:t>
+      </w:r>
+      <w:proofErr w:type="spellEnd"/>
+      <w:r>
+        <w:t xml:space="preserve">  </w:t>
       </w:r>
       <w:r>
         <w:t>Authentication</w:t>
       </w:r>
       <w:r>
-        <w:t xml:space="preserve"> và trả về 1 </w:t>
+        <w:t xml:space="preserve"> </w:t>
+      </w:r>
+      <w:proofErr w:type="spellStart"/>
+      <w:r>
+        <w:t>và</w:t>
+      </w:r>
+      <w:proofErr w:type="spellEnd"/>
+      <w:r>
+        <w:t xml:space="preserve"> </w:t>
+      </w:r>
+      <w:proofErr w:type="spellStart"/>
+      <w:r>
+        <w:t>trả</w:t>
+      </w:r>
+      <w:proofErr w:type="spellEnd"/>
+      <w:r>
+        <w:t xml:space="preserve"> </w:t>
+      </w:r>
+      <w:proofErr w:type="spellStart"/>
+      <w:r>
+        <w:t>về</w:t>
+      </w:r>
+      <w:proofErr w:type="spellEnd"/>
+      <w:r>
+        <w:t xml:space="preserve"> 1 </w:t>
       </w:r>
       <w:r>
         <w:t>Authentication</w:t>
@@ -1781,13 +4651,85 @@
         </w:numPr>
       </w:pPr>
       <w:r>
-        <w:t xml:space="preserve">Phương thức </w:t>
+        <w:t xml:space="preserve">Phương </w:t>
+      </w:r>
+      <w:proofErr w:type="spellStart"/>
+      <w:r>
+        <w:t>thức</w:t>
+      </w:r>
+      <w:proofErr w:type="spellEnd"/>
+      <w:r>
+        <w:t xml:space="preserve"> </w:t>
       </w:r>
       <w:r>
         <w:t>authenticate</w:t>
       </w:r>
       <w:r>
-        <w:t xml:space="preserve"> sẽ sử dụng đối tượng UserDetailService gọi hàm </w:t>
+        <w:t xml:space="preserve"> </w:t>
+      </w:r>
+      <w:proofErr w:type="spellStart"/>
+      <w:r>
+        <w:t>sẽ</w:t>
+      </w:r>
+      <w:proofErr w:type="spellEnd"/>
+      <w:r>
+        <w:t xml:space="preserve"> </w:t>
+      </w:r>
+      <w:proofErr w:type="spellStart"/>
+      <w:r>
+        <w:t>sử</w:t>
+      </w:r>
+      <w:proofErr w:type="spellEnd"/>
+      <w:r>
+        <w:t xml:space="preserve"> </w:t>
+      </w:r>
+      <w:proofErr w:type="spellStart"/>
+      <w:r>
+        <w:t>dụng</w:t>
+      </w:r>
+      <w:proofErr w:type="spellEnd"/>
+      <w:r>
+        <w:t xml:space="preserve"> </w:t>
+      </w:r>
+      <w:proofErr w:type="spellStart"/>
+      <w:r>
+        <w:t>đối</w:t>
+      </w:r>
+      <w:proofErr w:type="spellEnd"/>
+      <w:r>
+        <w:t xml:space="preserve"> </w:t>
+      </w:r>
+      <w:proofErr w:type="spellStart"/>
+      <w:r>
+        <w:t>tượng</w:t>
+      </w:r>
+      <w:proofErr w:type="spellEnd"/>
+      <w:r>
+        <w:t xml:space="preserve"> </w:t>
+      </w:r>
+      <w:proofErr w:type="spellStart"/>
+      <w:r>
+        <w:t>UserDetailService</w:t>
+      </w:r>
+      <w:proofErr w:type="spellEnd"/>
+      <w:r>
+        <w:t xml:space="preserve"> </w:t>
+      </w:r>
+      <w:proofErr w:type="spellStart"/>
+      <w:r>
+        <w:t>gọi</w:t>
+      </w:r>
+      <w:proofErr w:type="spellEnd"/>
+      <w:r>
+        <w:t xml:space="preserve"> </w:t>
+      </w:r>
+      <w:proofErr w:type="spellStart"/>
+      <w:r>
+        <w:t>hàm</w:t>
+      </w:r>
+      <w:proofErr w:type="spellEnd"/>
+      <w:r>
+        <w:t xml:space="preserve"> </w:t>
       </w:r>
     </w:p>
     <w:p>
@@ -1802,31 +4744,124 @@
           <w:color w:val="A9B7C6"/>
         </w:rPr>
       </w:pPr>
-      <w:r>
-        <w:rPr>
-          <w:color w:val="A9B7C6"/>
-        </w:rPr>
-        <w:t xml:space="preserve">UserDetails </w:t>
-      </w:r>
+      <w:proofErr w:type="spellStart"/>
+      <w:r>
+        <w:rPr>
+          <w:color w:val="A9B7C6"/>
+        </w:rPr>
+        <w:t>UserDetails</w:t>
+      </w:r>
+      <w:proofErr w:type="spellEnd"/>
+      <w:r>
+        <w:rPr>
+          <w:color w:val="A9B7C6"/>
+        </w:rPr>
+        <w:t xml:space="preserve"> </w:t>
+      </w:r>
+      <w:proofErr w:type="spellStart"/>
       <w:r>
         <w:rPr>
           <w:color w:val="FFC66D"/>
         </w:rPr>
         <w:t>loadUserByUsername</w:t>
       </w:r>
-      <w:r>
-        <w:rPr>
-          <w:color w:val="A9B7C6"/>
-        </w:rPr>
-        <w:t>(String userName)</w:t>
+      <w:proofErr w:type="spellEnd"/>
+      <w:r>
+        <w:rPr>
+          <w:color w:val="A9B7C6"/>
+        </w:rPr>
+        <w:t xml:space="preserve">(String </w:t>
+      </w:r>
+      <w:proofErr w:type="spellStart"/>
+      <w:r>
+        <w:rPr>
+          <w:color w:val="A9B7C6"/>
+        </w:rPr>
+        <w:t>userName</w:t>
+      </w:r>
+      <w:proofErr w:type="spellEnd"/>
+      <w:r>
+        <w:rPr>
+          <w:color w:val="A9B7C6"/>
+        </w:rPr>
+        <w:t>)</w:t>
       </w:r>
     </w:p>
     <w:p>
       <w:pPr>
         <w:pStyle w:val="ListParagraph"/>
       </w:pPr>
-      <w:r>
-        <w:t xml:space="preserve">Với userName của request gửi lên để trả về 1 UserDetail. </w:t>
+      <w:proofErr w:type="spellStart"/>
+      <w:r>
+        <w:t>Với</w:t>
+      </w:r>
+      <w:proofErr w:type="spellEnd"/>
+      <w:r>
+        <w:t xml:space="preserve"> </w:t>
+      </w:r>
+      <w:proofErr w:type="spellStart"/>
+      <w:r>
+        <w:t>userName</w:t>
+      </w:r>
+      <w:proofErr w:type="spellEnd"/>
+      <w:r>
+        <w:t xml:space="preserve"> </w:t>
+      </w:r>
+      <w:proofErr w:type="spellStart"/>
+      <w:r>
+        <w:t>của</w:t>
+      </w:r>
+      <w:proofErr w:type="spellEnd"/>
+      <w:r>
+        <w:t xml:space="preserve"> request </w:t>
+      </w:r>
+      <w:proofErr w:type="spellStart"/>
+      <w:r>
+        <w:t>gửi</w:t>
+      </w:r>
+      <w:proofErr w:type="spellEnd"/>
+      <w:r>
+        <w:t xml:space="preserve"> </w:t>
+      </w:r>
+      <w:proofErr w:type="spellStart"/>
+      <w:r>
+        <w:t>lên</w:t>
+      </w:r>
+      <w:proofErr w:type="spellEnd"/>
+      <w:r>
+        <w:t xml:space="preserve"> </w:t>
+      </w:r>
+      <w:proofErr w:type="spellStart"/>
+      <w:r>
+        <w:t>để</w:t>
+      </w:r>
+      <w:proofErr w:type="spellEnd"/>
+      <w:r>
+        <w:t xml:space="preserve"> </w:t>
+      </w:r>
+      <w:proofErr w:type="spellStart"/>
+      <w:r>
+        <w:t>trả</w:t>
+      </w:r>
+      <w:proofErr w:type="spellEnd"/>
+      <w:r>
+        <w:t xml:space="preserve"> </w:t>
+      </w:r>
+      <w:proofErr w:type="spellStart"/>
+      <w:r>
+        <w:t>về</w:t>
+      </w:r>
+      <w:proofErr w:type="spellEnd"/>
+      <w:r>
+        <w:t xml:space="preserve"> 1 </w:t>
+      </w:r>
+      <w:proofErr w:type="spellStart"/>
+      <w:r>
+        <w:t>UserDetail</w:t>
+      </w:r>
+      <w:proofErr w:type="spellEnd"/>
+      <w:r>
+        <w:t xml:space="preserve">. </w:t>
       </w:r>
     </w:p>
     <w:p>
@@ -1835,26 +4870,187 @@
       </w:pPr>
       <w:r>
         <w:lastRenderedPageBreak/>
-        <w:t>Ở đây ta đã</w:t>
-      </w:r>
-      <w:r>
-        <w:t xml:space="preserve"> tạo class CustomUserDetailService</w:t>
-      </w:r>
-      <w:r>
-        <w:t xml:space="preserve"> </w:t>
-      </w:r>
-      <w:r>
-        <w:t>implement interface UserDetailService  và override</w:t>
-      </w:r>
-      <w:r>
-        <w:t xml:space="preserve"> lại hàm </w:t>
-      </w:r>
+        <w:t xml:space="preserve">Ở </w:t>
+      </w:r>
+      <w:proofErr w:type="spellStart"/>
+      <w:r>
+        <w:t>đây</w:t>
+      </w:r>
+      <w:proofErr w:type="spellEnd"/>
+      <w:r>
+        <w:t xml:space="preserve"> ta </w:t>
+      </w:r>
+      <w:proofErr w:type="spellStart"/>
+      <w:r>
+        <w:t>đã</w:t>
+      </w:r>
+      <w:proofErr w:type="spellEnd"/>
+      <w:r>
+        <w:t xml:space="preserve"> </w:t>
+      </w:r>
+      <w:proofErr w:type="spellStart"/>
+      <w:r>
+        <w:t>tạo</w:t>
+      </w:r>
+      <w:proofErr w:type="spellEnd"/>
+      <w:r>
+        <w:t xml:space="preserve"> class </w:t>
+      </w:r>
+      <w:proofErr w:type="spellStart"/>
+      <w:r>
+        <w:t>CustomUserDetailService</w:t>
+      </w:r>
+      <w:proofErr w:type="spellEnd"/>
+      <w:r>
+        <w:t xml:space="preserve"> </w:t>
+      </w:r>
+      <w:r>
+        <w:t xml:space="preserve">implement interface </w:t>
+      </w:r>
+      <w:proofErr w:type="spellStart"/>
+      <w:r>
+        <w:t>UserDetailService</w:t>
+      </w:r>
+      <w:proofErr w:type="spellEnd"/>
+      <w:r>
+        <w:t xml:space="preserve">  </w:t>
+      </w:r>
+      <w:proofErr w:type="spellStart"/>
+      <w:r>
+        <w:t>và</w:t>
+      </w:r>
+      <w:proofErr w:type="spellEnd"/>
+      <w:r>
+        <w:t xml:space="preserve"> override</w:t>
+      </w:r>
+      <w:r>
+        <w:t xml:space="preserve"> </w:t>
+      </w:r>
+      <w:proofErr w:type="spellStart"/>
+      <w:r>
+        <w:t>lại</w:t>
+      </w:r>
+      <w:proofErr w:type="spellEnd"/>
+      <w:r>
+        <w:t xml:space="preserve"> </w:t>
+      </w:r>
+      <w:proofErr w:type="spellStart"/>
+      <w:r>
+        <w:t>hàm</w:t>
+      </w:r>
+      <w:proofErr w:type="spellEnd"/>
+      <w:r>
+        <w:t xml:space="preserve"> </w:t>
+      </w:r>
+      <w:proofErr w:type="spellStart"/>
       <w:r>
         <w:t>loadUserByUsername</w:t>
       </w:r>
-      <w:r>
-        <w:t>() theo ý của mình (giả sử muốn login theo userName, theo email)  và trả về 1 CustomUserDetail</w:t>
-      </w:r>
+      <w:proofErr w:type="spellEnd"/>
+      <w:r>
+        <w:t xml:space="preserve">() </w:t>
+      </w:r>
+      <w:proofErr w:type="spellStart"/>
+      <w:r>
+        <w:t>theo</w:t>
+      </w:r>
+      <w:proofErr w:type="spellEnd"/>
+      <w:r>
+        <w:t xml:space="preserve"> ý </w:t>
+      </w:r>
+      <w:proofErr w:type="spellStart"/>
+      <w:r>
+        <w:t>của</w:t>
+      </w:r>
+      <w:proofErr w:type="spellEnd"/>
+      <w:r>
+        <w:t xml:space="preserve"> </w:t>
+      </w:r>
+      <w:proofErr w:type="spellStart"/>
+      <w:r>
+        <w:t>mình</w:t>
+      </w:r>
+      <w:proofErr w:type="spellEnd"/>
+      <w:r>
+        <w:t xml:space="preserve"> (</w:t>
+      </w:r>
+      <w:proofErr w:type="spellStart"/>
+      <w:r>
+        <w:t>giả</w:t>
+      </w:r>
+      <w:proofErr w:type="spellEnd"/>
+      <w:r>
+        <w:t xml:space="preserve"> </w:t>
+      </w:r>
+      <w:proofErr w:type="spellStart"/>
+      <w:r>
+        <w:t>sử</w:t>
+      </w:r>
+      <w:proofErr w:type="spellEnd"/>
+      <w:r>
+        <w:t xml:space="preserve"> </w:t>
+      </w:r>
+      <w:proofErr w:type="spellStart"/>
+      <w:r>
+        <w:t>muốn</w:t>
+      </w:r>
+      <w:proofErr w:type="spellEnd"/>
+      <w:r>
+        <w:t xml:space="preserve"> login </w:t>
+      </w:r>
+      <w:proofErr w:type="spellStart"/>
+      <w:r>
+        <w:t>theo</w:t>
+      </w:r>
+      <w:proofErr w:type="spellEnd"/>
+      <w:r>
+        <w:t xml:space="preserve"> </w:t>
+      </w:r>
+      <w:proofErr w:type="spellStart"/>
+      <w:r>
+        <w:t>userName</w:t>
+      </w:r>
+      <w:proofErr w:type="spellEnd"/>
+      <w:r>
+        <w:t xml:space="preserve">, </w:t>
+      </w:r>
+      <w:proofErr w:type="spellStart"/>
+      <w:r>
+        <w:t>theo</w:t>
+      </w:r>
+      <w:proofErr w:type="spellEnd"/>
+      <w:r>
+        <w:t xml:space="preserve"> email)  </w:t>
+      </w:r>
+      <w:proofErr w:type="spellStart"/>
+      <w:r>
+        <w:t>và</w:t>
+      </w:r>
+      <w:proofErr w:type="spellEnd"/>
+      <w:r>
+        <w:t xml:space="preserve"> </w:t>
+      </w:r>
+      <w:proofErr w:type="spellStart"/>
+      <w:r>
+        <w:t>trả</w:t>
+      </w:r>
+      <w:proofErr w:type="spellEnd"/>
+      <w:r>
+        <w:t xml:space="preserve"> </w:t>
+      </w:r>
+      <w:proofErr w:type="spellStart"/>
+      <w:r>
+        <w:t>về</w:t>
+      </w:r>
+      <w:proofErr w:type="spellEnd"/>
+      <w:r>
+        <w:t xml:space="preserve"> 1 </w:t>
+      </w:r>
+      <w:proofErr w:type="spellStart"/>
+      <w:r>
+        <w:t>CustomUserDetail</w:t>
+      </w:r>
+      <w:proofErr w:type="spellEnd"/>
     </w:p>
     <w:p>
       <w:pPr>
@@ -1882,23 +5078,47 @@
         </w:rPr>
         <w:t xml:space="preserve">public </w:t>
       </w:r>
-      <w:r>
-        <w:rPr>
-          <w:color w:val="A9B7C6"/>
-        </w:rPr>
-        <w:t xml:space="preserve">UserDetails </w:t>
-      </w:r>
+      <w:proofErr w:type="spellStart"/>
+      <w:r>
+        <w:rPr>
+          <w:color w:val="A9B7C6"/>
+        </w:rPr>
+        <w:t>UserDetails</w:t>
+      </w:r>
+      <w:proofErr w:type="spellEnd"/>
+      <w:r>
+        <w:rPr>
+          <w:color w:val="A9B7C6"/>
+        </w:rPr>
+        <w:t xml:space="preserve"> </w:t>
+      </w:r>
+      <w:proofErr w:type="spellStart"/>
       <w:r>
         <w:rPr>
           <w:color w:val="FFC66D"/>
         </w:rPr>
         <w:t>loadUserByUsername</w:t>
       </w:r>
-      <w:r>
-        <w:rPr>
-          <w:color w:val="A9B7C6"/>
-        </w:rPr>
-        <w:t xml:space="preserve">(String userName) </w:t>
+      <w:proofErr w:type="spellEnd"/>
+      <w:r>
+        <w:rPr>
+          <w:color w:val="A9B7C6"/>
+        </w:rPr>
+        <w:t xml:space="preserve">(String </w:t>
+      </w:r>
+      <w:proofErr w:type="spellStart"/>
+      <w:r>
+        <w:rPr>
+          <w:color w:val="A9B7C6"/>
+        </w:rPr>
+        <w:t>userName</w:t>
+      </w:r>
+      <w:proofErr w:type="spellEnd"/>
+      <w:r>
+        <w:rPr>
+          <w:color w:val="A9B7C6"/>
+        </w:rPr>
+        <w:t xml:space="preserve">) </w:t>
       </w:r>
       <w:r>
         <w:rPr>
@@ -1906,19 +5126,56 @@
         </w:rPr>
         <w:t xml:space="preserve">throws </w:t>
       </w:r>
-      <w:r>
-        <w:rPr>
-          <w:color w:val="A9B7C6"/>
-        </w:rPr>
-        <w:t>UsernameNotFoundException {</w:t>
+      <w:proofErr w:type="spellStart"/>
+      <w:r>
+        <w:rPr>
+          <w:color w:val="A9B7C6"/>
+        </w:rPr>
+        <w:t>UsernameNotFoundException</w:t>
+      </w:r>
+      <w:proofErr w:type="spellEnd"/>
+      <w:r>
+        <w:rPr>
+          <w:color w:val="A9B7C6"/>
+        </w:rPr>
+        <w:t xml:space="preserve"> {</w:t>
       </w:r>
       <w:r>
         <w:rPr>
           <w:color w:val="A9B7C6"/>
         </w:rPr>
         <w:br/>
-        <w:t xml:space="preserve">    Optional&lt;UserEntity&gt; optionalUserEntity = </w:t>
-      </w:r>
+        <w:t xml:space="preserve">    Optional&lt;</w:t>
+      </w:r>
+      <w:proofErr w:type="spellStart"/>
+      <w:r>
+        <w:rPr>
+          <w:color w:val="A9B7C6"/>
+        </w:rPr>
+        <w:t>UserEntity</w:t>
+      </w:r>
+      <w:proofErr w:type="spellEnd"/>
+      <w:r>
+        <w:rPr>
+          <w:color w:val="A9B7C6"/>
+        </w:rPr>
+        <w:t xml:space="preserve">&gt; </w:t>
+      </w:r>
+      <w:proofErr w:type="spellStart"/>
+      <w:r>
+        <w:rPr>
+          <w:color w:val="A9B7C6"/>
+        </w:rPr>
+        <w:t>optionalUserEntity</w:t>
+      </w:r>
+      <w:proofErr w:type="spellEnd"/>
+      <w:r>
+        <w:rPr>
+          <w:color w:val="A9B7C6"/>
+        </w:rPr>
+        <w:t xml:space="preserve"> = </w:t>
+      </w:r>
+      <w:proofErr w:type="spellStart"/>
       <w:r>
         <w:rPr>
           <w:color w:val="9876AA"/>
@@ -1929,7 +5186,28 @@
         <w:rPr>
           <w:color w:val="A9B7C6"/>
         </w:rPr>
-        <w:t>.findByUserName(userName)</w:t>
+        <w:t>.findByUserName</w:t>
+      </w:r>
+      <w:proofErr w:type="spellEnd"/>
+      <w:r>
+        <w:rPr>
+          <w:color w:val="A9B7C6"/>
+        </w:rPr>
+        <w:t>(</w:t>
+      </w:r>
+      <w:proofErr w:type="spellStart"/>
+      <w:r>
+        <w:rPr>
+          <w:color w:val="A9B7C6"/>
+        </w:rPr>
+        <w:t>userName</w:t>
+      </w:r>
+      <w:proofErr w:type="spellEnd"/>
+      <w:r>
+        <w:rPr>
+          <w:color w:val="A9B7C6"/>
+        </w:rPr>
+        <w:t>)</w:t>
       </w:r>
       <w:r>
         <w:rPr>
@@ -1948,7 +5226,21 @@
         <w:rPr>
           <w:color w:val="A9B7C6"/>
         </w:rPr>
-        <w:t>(!optionalUserEntity.isPresent()) {</w:t>
+        <w:t>(!</w:t>
+      </w:r>
+      <w:proofErr w:type="spellStart"/>
+      <w:r>
+        <w:rPr>
+          <w:color w:val="A9B7C6"/>
+        </w:rPr>
+        <w:t>optionalUserEntity.isPresent</w:t>
+      </w:r>
+      <w:proofErr w:type="spellEnd"/>
+      <w:r>
+        <w:rPr>
+          <w:color w:val="A9B7C6"/>
+        </w:rPr>
+        <w:t>()) {</w:t>
       </w:r>
       <w:r>
         <w:rPr>
@@ -1963,11 +5255,19 @@
         </w:rPr>
         <w:t xml:space="preserve">throw new </w:t>
       </w:r>
-      <w:r>
-        <w:rPr>
-          <w:color w:val="A9B7C6"/>
-        </w:rPr>
-        <w:t>UsernameNotFoundException(</w:t>
+      <w:proofErr w:type="spellStart"/>
+      <w:r>
+        <w:rPr>
+          <w:color w:val="A9B7C6"/>
+        </w:rPr>
+        <w:t>UsernameNotFoundException</w:t>
+      </w:r>
+      <w:proofErr w:type="spellEnd"/>
+      <w:r>
+        <w:rPr>
+          <w:color w:val="A9B7C6"/>
+        </w:rPr>
+        <w:t>(</w:t>
       </w:r>
       <w:r>
         <w:rPr>
@@ -2017,7 +5317,49 @@
           <w:color w:val="A9B7C6"/>
         </w:rPr>
         <w:br/>
-        <w:t xml:space="preserve">        UserEntity userEntity = optionalUserEntity.get()</w:t>
+        <w:t xml:space="preserve">        </w:t>
+      </w:r>
+      <w:proofErr w:type="spellStart"/>
+      <w:r>
+        <w:rPr>
+          <w:color w:val="A9B7C6"/>
+        </w:rPr>
+        <w:t>UserEntity</w:t>
+      </w:r>
+      <w:proofErr w:type="spellEnd"/>
+      <w:r>
+        <w:rPr>
+          <w:color w:val="A9B7C6"/>
+        </w:rPr>
+        <w:t xml:space="preserve"> </w:t>
+      </w:r>
+      <w:proofErr w:type="spellStart"/>
+      <w:r>
+        <w:rPr>
+          <w:color w:val="A9B7C6"/>
+        </w:rPr>
+        <w:t>userEntity</w:t>
+      </w:r>
+      <w:proofErr w:type="spellEnd"/>
+      <w:r>
+        <w:rPr>
+          <w:color w:val="A9B7C6"/>
+        </w:rPr>
+        <w:t xml:space="preserve"> = </w:t>
+      </w:r>
+      <w:proofErr w:type="spellStart"/>
+      <w:r>
+        <w:rPr>
+          <w:color w:val="A9B7C6"/>
+        </w:rPr>
+        <w:t>optionalUserEntity.get</w:t>
+      </w:r>
+      <w:proofErr w:type="spellEnd"/>
+      <w:r>
+        <w:rPr>
+          <w:color w:val="A9B7C6"/>
+        </w:rPr>
+        <w:t>()</w:t>
       </w:r>
       <w:r>
         <w:rPr>
@@ -2032,11 +5374,33 @@
         <w:br/>
         <w:t xml:space="preserve">        </w:t>
       </w:r>
-      <w:r>
-        <w:rPr>
-          <w:color w:val="A9B7C6"/>
-        </w:rPr>
-        <w:t xml:space="preserve">CustomUserDetails customUserDetails = </w:t>
+      <w:proofErr w:type="spellStart"/>
+      <w:r>
+        <w:rPr>
+          <w:color w:val="A9B7C6"/>
+        </w:rPr>
+        <w:t>CustomUserDetails</w:t>
+      </w:r>
+      <w:proofErr w:type="spellEnd"/>
+      <w:r>
+        <w:rPr>
+          <w:color w:val="A9B7C6"/>
+        </w:rPr>
+        <w:t xml:space="preserve"> </w:t>
+      </w:r>
+      <w:proofErr w:type="spellStart"/>
+      <w:r>
+        <w:rPr>
+          <w:color w:val="A9B7C6"/>
+        </w:rPr>
+        <w:t>customUserDetails</w:t>
+      </w:r>
+      <w:proofErr w:type="spellEnd"/>
+      <w:r>
+        <w:rPr>
+          <w:color w:val="A9B7C6"/>
+        </w:rPr>
+        <w:t xml:space="preserve"> = </w:t>
       </w:r>
       <w:r>
         <w:rPr>
@@ -2044,11 +5408,33 @@
         </w:rPr>
         <w:t xml:space="preserve">new </w:t>
       </w:r>
-      <w:r>
-        <w:rPr>
-          <w:color w:val="A9B7C6"/>
-        </w:rPr>
-        <w:t>CustomUserDetails(userEntity)</w:t>
+      <w:proofErr w:type="spellStart"/>
+      <w:r>
+        <w:rPr>
+          <w:color w:val="A9B7C6"/>
+        </w:rPr>
+        <w:t>CustomUserDetails</w:t>
+      </w:r>
+      <w:proofErr w:type="spellEnd"/>
+      <w:r>
+        <w:rPr>
+          <w:color w:val="A9B7C6"/>
+        </w:rPr>
+        <w:t>(</w:t>
+      </w:r>
+      <w:proofErr w:type="spellStart"/>
+      <w:r>
+        <w:rPr>
+          <w:color w:val="A9B7C6"/>
+        </w:rPr>
+        <w:t>userEntity</w:t>
+      </w:r>
+      <w:proofErr w:type="spellEnd"/>
+      <w:r>
+        <w:rPr>
+          <w:color w:val="A9B7C6"/>
+        </w:rPr>
+        <w:t>)</w:t>
       </w:r>
       <w:r>
         <w:rPr>
@@ -2063,12 +5449,14 @@
         <w:br/>
         <w:t xml:space="preserve">        return </w:t>
       </w:r>
+      <w:proofErr w:type="spellStart"/>
       <w:r>
         <w:rPr>
           <w:color w:val="A9B7C6"/>
         </w:rPr>
         <w:t>customUserDetails</w:t>
       </w:r>
+      <w:proofErr w:type="spellEnd"/>
       <w:r>
         <w:rPr>
           <w:color w:val="CC7832"/>
@@ -2098,26 +5486,343 @@
     </w:p>
     <w:p>
       <w:r>
-        <w:t>Spring sẽ sử dụng đối UserDetail trả về để so sánh với mật khẩu người dùng gửi lên</w:t>
-      </w:r>
+        <w:t xml:space="preserve">Spring </w:t>
+      </w:r>
+      <w:proofErr w:type="spellStart"/>
+      <w:r>
+        <w:t>sẽ</w:t>
+      </w:r>
+      <w:proofErr w:type="spellEnd"/>
+      <w:r>
+        <w:t xml:space="preserve"> </w:t>
+      </w:r>
+      <w:proofErr w:type="spellStart"/>
+      <w:r>
+        <w:t>sử</w:t>
+      </w:r>
+      <w:proofErr w:type="spellEnd"/>
+      <w:r>
+        <w:t xml:space="preserve"> </w:t>
+      </w:r>
+      <w:proofErr w:type="spellStart"/>
+      <w:r>
+        <w:t>dụng</w:t>
+      </w:r>
+      <w:proofErr w:type="spellEnd"/>
+      <w:r>
+        <w:t xml:space="preserve"> </w:t>
+      </w:r>
+      <w:proofErr w:type="spellStart"/>
+      <w:r>
+        <w:t>đối</w:t>
+      </w:r>
+      <w:proofErr w:type="spellEnd"/>
+      <w:r>
+        <w:t xml:space="preserve"> </w:t>
+      </w:r>
+      <w:proofErr w:type="spellStart"/>
+      <w:r>
+        <w:t>UserDetail</w:t>
+      </w:r>
+      <w:proofErr w:type="spellEnd"/>
+      <w:r>
+        <w:t xml:space="preserve"> </w:t>
+      </w:r>
+      <w:proofErr w:type="spellStart"/>
+      <w:r>
+        <w:t>trả</w:t>
+      </w:r>
+      <w:proofErr w:type="spellEnd"/>
+      <w:r>
+        <w:t xml:space="preserve"> </w:t>
+      </w:r>
+      <w:proofErr w:type="spellStart"/>
+      <w:r>
+        <w:t>về</w:t>
+      </w:r>
+      <w:proofErr w:type="spellEnd"/>
+      <w:r>
+        <w:t xml:space="preserve"> </w:t>
+      </w:r>
+      <w:proofErr w:type="spellStart"/>
+      <w:r>
+        <w:t>để</w:t>
+      </w:r>
+      <w:proofErr w:type="spellEnd"/>
+      <w:r>
+        <w:t xml:space="preserve"> so </w:t>
+      </w:r>
+      <w:proofErr w:type="spellStart"/>
+      <w:r>
+        <w:t>sánh</w:t>
+      </w:r>
+      <w:proofErr w:type="spellEnd"/>
+      <w:r>
+        <w:t xml:space="preserve"> </w:t>
+      </w:r>
+      <w:proofErr w:type="spellStart"/>
+      <w:r>
+        <w:t>với</w:t>
+      </w:r>
+      <w:proofErr w:type="spellEnd"/>
+      <w:r>
+        <w:t xml:space="preserve"> </w:t>
+      </w:r>
+      <w:proofErr w:type="spellStart"/>
+      <w:r>
+        <w:t>mật</w:t>
+      </w:r>
+      <w:proofErr w:type="spellEnd"/>
+      <w:r>
+        <w:t xml:space="preserve"> </w:t>
+      </w:r>
+      <w:proofErr w:type="spellStart"/>
+      <w:r>
+        <w:t>khẩu</w:t>
+      </w:r>
+      <w:proofErr w:type="spellEnd"/>
+      <w:r>
+        <w:t xml:space="preserve"> </w:t>
+      </w:r>
+      <w:proofErr w:type="spellStart"/>
+      <w:r>
+        <w:t>người</w:t>
+      </w:r>
+      <w:proofErr w:type="spellEnd"/>
+      <w:r>
+        <w:t xml:space="preserve"> </w:t>
+      </w:r>
+      <w:proofErr w:type="spellStart"/>
+      <w:r>
+        <w:t>dùng</w:t>
+      </w:r>
+      <w:proofErr w:type="spellEnd"/>
+      <w:r>
+        <w:t xml:space="preserve"> </w:t>
+      </w:r>
+      <w:proofErr w:type="spellStart"/>
+      <w:r>
+        <w:t>gửi</w:t>
+      </w:r>
+      <w:proofErr w:type="spellEnd"/>
+      <w:r>
+        <w:t xml:space="preserve"> </w:t>
+      </w:r>
+      <w:proofErr w:type="spellStart"/>
+      <w:r>
+        <w:t>lên</w:t>
+      </w:r>
+      <w:proofErr w:type="spellEnd"/>
     </w:p>
     <w:p>
-      <w:r>
-        <w:t xml:space="preserve">Nếu sai hàm </w:t>
+      <w:proofErr w:type="spellStart"/>
+      <w:r>
+        <w:t>Nếu</w:t>
+      </w:r>
+      <w:proofErr w:type="spellEnd"/>
+      <w:r>
+        <w:t xml:space="preserve"> </w:t>
+      </w:r>
+      <w:proofErr w:type="spellStart"/>
+      <w:r>
+        <w:t>sai</w:t>
+      </w:r>
+      <w:proofErr w:type="spellEnd"/>
+      <w:r>
+        <w:t xml:space="preserve"> </w:t>
+      </w:r>
+      <w:proofErr w:type="spellStart"/>
+      <w:r>
+        <w:t>hàm</w:t>
+      </w:r>
+      <w:proofErr w:type="spellEnd"/>
+      <w:r>
+        <w:t xml:space="preserve"> </w:t>
       </w:r>
       <w:r>
         <w:t>authenticate</w:t>
       </w:r>
       <w:r>
-        <w:t xml:space="preserve"> ném ra 1 exception, nếu đúng sẽ trả về</w:t>
-      </w:r>
-      <w:r>
-        <w:t xml:space="preserve"> 1 Authentication chứa thông tin UserDetail ( ở đây ta đã tự  custom interface UserDetail) </w:t>
+        <w:t xml:space="preserve"> </w:t>
+      </w:r>
+      <w:proofErr w:type="spellStart"/>
+      <w:r>
+        <w:t>ném</w:t>
+      </w:r>
+      <w:proofErr w:type="spellEnd"/>
+      <w:r>
+        <w:t xml:space="preserve"> </w:t>
+      </w:r>
+      <w:proofErr w:type="spellStart"/>
+      <w:r>
+        <w:t>ra</w:t>
+      </w:r>
+      <w:proofErr w:type="spellEnd"/>
+      <w:r>
+        <w:t xml:space="preserve"> 1 exception, </w:t>
+      </w:r>
+      <w:proofErr w:type="spellStart"/>
+      <w:r>
+        <w:t>nếu</w:t>
+      </w:r>
+      <w:proofErr w:type="spellEnd"/>
+      <w:r>
+        <w:t xml:space="preserve"> </w:t>
+      </w:r>
+      <w:proofErr w:type="spellStart"/>
+      <w:r>
+        <w:t>đúng</w:t>
+      </w:r>
+      <w:proofErr w:type="spellEnd"/>
+      <w:r>
+        <w:t xml:space="preserve"> </w:t>
+      </w:r>
+      <w:proofErr w:type="spellStart"/>
+      <w:r>
+        <w:t>sẽ</w:t>
+      </w:r>
+      <w:proofErr w:type="spellEnd"/>
+      <w:r>
+        <w:t xml:space="preserve"> </w:t>
+      </w:r>
+      <w:proofErr w:type="spellStart"/>
+      <w:r>
+        <w:t>trả</w:t>
+      </w:r>
+      <w:proofErr w:type="spellEnd"/>
+      <w:r>
+        <w:t xml:space="preserve"> </w:t>
+      </w:r>
+      <w:proofErr w:type="spellStart"/>
+      <w:r>
+        <w:t>về</w:t>
+      </w:r>
+      <w:proofErr w:type="spellEnd"/>
+      <w:r>
+        <w:t xml:space="preserve"> 1 Authentication </w:t>
+      </w:r>
+      <w:proofErr w:type="spellStart"/>
+      <w:r>
+        <w:t>chứa</w:t>
+      </w:r>
+      <w:proofErr w:type="spellEnd"/>
+      <w:r>
+        <w:t xml:space="preserve"> </w:t>
+      </w:r>
+      <w:proofErr w:type="spellStart"/>
+      <w:r>
+        <w:t>thông</w:t>
+      </w:r>
+      <w:proofErr w:type="spellEnd"/>
+      <w:r>
+        <w:t xml:space="preserve"> tin </w:t>
+      </w:r>
+      <w:proofErr w:type="spellStart"/>
+      <w:r>
+        <w:t>UserDetail</w:t>
+      </w:r>
+      <w:proofErr w:type="spellEnd"/>
+      <w:r>
+        <w:t xml:space="preserve"> ( ở </w:t>
+      </w:r>
+      <w:proofErr w:type="spellStart"/>
+      <w:r>
+        <w:t>đây</w:t>
+      </w:r>
+      <w:proofErr w:type="spellEnd"/>
+      <w:r>
+        <w:t xml:space="preserve"> ta </w:t>
+      </w:r>
+      <w:proofErr w:type="spellStart"/>
+      <w:r>
+        <w:t>đã</w:t>
+      </w:r>
+      <w:proofErr w:type="spellEnd"/>
+      <w:r>
+        <w:t xml:space="preserve"> </w:t>
+      </w:r>
+      <w:proofErr w:type="spellStart"/>
+      <w:r>
+        <w:t>tự</w:t>
+      </w:r>
+      <w:proofErr w:type="spellEnd"/>
+      <w:r>
+        <w:t xml:space="preserve">  custom interface </w:t>
+      </w:r>
+      <w:proofErr w:type="spellStart"/>
+      <w:r>
+        <w:t>UserDetail</w:t>
+      </w:r>
+      <w:proofErr w:type="spellEnd"/>
+      <w:r>
+        <w:t xml:space="preserve">) </w:t>
       </w:r>
     </w:p>
+    <w:p/>
     <w:p>
-      <w:r>
-        <w:t xml:space="preserve">Tiếp theo ta sẽ ném cái </w:t>
+      <w:proofErr w:type="spellStart"/>
+      <w:r>
+        <w:t>Tiếp</w:t>
+      </w:r>
+      <w:proofErr w:type="spellEnd"/>
+      <w:r>
+        <w:t xml:space="preserve"> </w:t>
+      </w:r>
+      <w:proofErr w:type="spellStart"/>
+      <w:r>
+        <w:t>theo</w:t>
+      </w:r>
+      <w:proofErr w:type="spellEnd"/>
+      <w:r>
+        <w:t xml:space="preserve"> ta </w:t>
+      </w:r>
+      <w:proofErr w:type="spellStart"/>
+      <w:r>
+        <w:t>sẽ</w:t>
+      </w:r>
+      <w:proofErr w:type="spellEnd"/>
+      <w:r>
+        <w:t xml:space="preserve"> </w:t>
+      </w:r>
+      <w:proofErr w:type="spellStart"/>
+      <w:r>
+        <w:t>tạo</w:t>
+      </w:r>
+      <w:proofErr w:type="spellEnd"/>
+      <w:r>
+        <w:t xml:space="preserve"> </w:t>
+      </w:r>
+      <w:proofErr w:type="spellStart"/>
+      <w:r>
+        <w:t>Jwt</w:t>
+      </w:r>
+      <w:proofErr w:type="spellEnd"/>
+      <w:r>
+        <w:t xml:space="preserve"> </w:t>
+      </w:r>
+      <w:proofErr w:type="spellStart"/>
+      <w:r>
+        <w:t>từ</w:t>
+      </w:r>
+      <w:proofErr w:type="spellEnd"/>
+      <w:r>
+        <w:t xml:space="preserve"> </w:t>
+      </w:r>
+      <w:proofErr w:type="spellStart"/>
+      <w:r>
+        <w:t>đối</w:t>
+      </w:r>
+      <w:proofErr w:type="spellEnd"/>
+      <w:r>
+        <w:t xml:space="preserve"> </w:t>
+      </w:r>
+      <w:proofErr w:type="spellStart"/>
+      <w:r>
+        <w:t>tượng</w:t>
+      </w:r>
+      <w:proofErr w:type="spellEnd"/>
+      <w:r>
+        <w:t xml:space="preserve"> </w:t>
       </w:r>
       <w:r>
         <w:t>authentication</w:t>
@@ -2125,11 +5830,72 @@
       <w:r>
         <w:t xml:space="preserve"> </w:t>
       </w:r>
-      <w:r>
-        <w:t xml:space="preserve">vừa trả ra từ authenticate </w:t>
-      </w:r>
-      <w:r>
-        <w:t>cho thằng security quản lí</w:t>
+      <w:proofErr w:type="spellStart"/>
+      <w:r>
+        <w:t>trả</w:t>
+      </w:r>
+      <w:proofErr w:type="spellEnd"/>
+      <w:r>
+        <w:t xml:space="preserve"> </w:t>
+      </w:r>
+      <w:proofErr w:type="spellStart"/>
+      <w:r>
+        <w:t>về</w:t>
+      </w:r>
+      <w:proofErr w:type="spellEnd"/>
+      <w:r>
+        <w:t xml:space="preserve"> </w:t>
+      </w:r>
+      <w:proofErr w:type="spellStart"/>
+      <w:r>
+        <w:t>từ</w:t>
+      </w:r>
+      <w:proofErr w:type="spellEnd"/>
+      <w:r>
+        <w:t xml:space="preserve"> </w:t>
+      </w:r>
+      <w:proofErr w:type="spellStart"/>
+      <w:r>
+        <w:t>hàm</w:t>
+      </w:r>
+      <w:proofErr w:type="spellEnd"/>
+      <w:r>
+        <w:t xml:space="preserve"> authenticate</w:t>
+      </w:r>
+      <w:r>
+        <w:t xml:space="preserve"> </w:t>
+      </w:r>
+      <w:proofErr w:type="spellStart"/>
+      <w:r>
+        <w:t>và</w:t>
+      </w:r>
+      <w:proofErr w:type="spellEnd"/>
+      <w:r>
+        <w:t xml:space="preserve"> </w:t>
+      </w:r>
+      <w:proofErr w:type="spellStart"/>
+      <w:r>
+        <w:t>trả</w:t>
+      </w:r>
+      <w:proofErr w:type="spellEnd"/>
+      <w:r>
+        <w:t xml:space="preserve"> </w:t>
+      </w:r>
+      <w:proofErr w:type="spellStart"/>
+      <w:r>
+        <w:t>về</w:t>
+      </w:r>
+      <w:proofErr w:type="spellEnd"/>
+      <w:r>
+        <w:t xml:space="preserve"> </w:t>
+      </w:r>
+      <w:proofErr w:type="spellStart"/>
+      <w:r>
+        <w:t>cho</w:t>
+      </w:r>
+      <w:proofErr w:type="spellEnd"/>
+      <w:r>
+        <w:t xml:space="preserve"> client</w:t>
       </w:r>
     </w:p>
     <w:p>
@@ -2144,21 +5910,110 @@
         <w:rPr>
           <w:color w:val="A9B7C6"/>
         </w:rPr>
-        <w:t>SecurityContextHolder.</w:t>
-      </w:r>
-      <w:r>
-        <w:rPr>
-          <w:i/>
-          <w:iCs/>
-          <w:color w:val="A9B7C6"/>
-        </w:rPr>
-        <w:t>getContext</w:t>
-      </w:r>
-      <w:r>
-        <w:rPr>
-          <w:color w:val="A9B7C6"/>
-        </w:rPr>
-        <w:t>().setAuthentication(authentication)</w:t>
+        <w:t xml:space="preserve">String </w:t>
+      </w:r>
+      <w:proofErr w:type="spellStart"/>
+      <w:r>
+        <w:rPr>
+          <w:color w:val="A9B7C6"/>
+        </w:rPr>
+        <w:t>jwt</w:t>
+      </w:r>
+      <w:proofErr w:type="spellEnd"/>
+      <w:r>
+        <w:rPr>
+          <w:color w:val="A9B7C6"/>
+        </w:rPr>
+        <w:t xml:space="preserve"> = </w:t>
+      </w:r>
+      <w:proofErr w:type="spellStart"/>
+      <w:r>
+        <w:rPr>
+          <w:color w:val="9876AA"/>
+        </w:rPr>
+        <w:t>tokenProvider</w:t>
+      </w:r>
+      <w:r>
+        <w:rPr>
+          <w:color w:val="A9B7C6"/>
+        </w:rPr>
+        <w:t>.generateToken</w:t>
+      </w:r>
+      <w:proofErr w:type="spellEnd"/>
+      <w:r>
+        <w:rPr>
+          <w:color w:val="A9B7C6"/>
+        </w:rPr>
+        <w:t>((</w:t>
+      </w:r>
+      <w:proofErr w:type="spellStart"/>
+      <w:r>
+        <w:rPr>
+          <w:color w:val="A9B7C6"/>
+        </w:rPr>
+        <w:t>CustomUserDetails</w:t>
+      </w:r>
+      <w:proofErr w:type="spellEnd"/>
+      <w:r>
+        <w:rPr>
+          <w:color w:val="A9B7C6"/>
+        </w:rPr>
+        <w:t xml:space="preserve">) </w:t>
+      </w:r>
+      <w:proofErr w:type="spellStart"/>
+      <w:r>
+        <w:rPr>
+          <w:color w:val="A9B7C6"/>
+        </w:rPr>
+        <w:t>authentication.getPrincipal</w:t>
+      </w:r>
+      <w:proofErr w:type="spellEnd"/>
+      <w:r>
+        <w:rPr>
+          <w:color w:val="A9B7C6"/>
+        </w:rPr>
+        <w:t>())</w:t>
+      </w:r>
+      <w:r>
+        <w:rPr>
+          <w:color w:val="CC7832"/>
+        </w:rPr>
+        <w:t>;</w:t>
+      </w:r>
+      <w:r>
+        <w:rPr>
+          <w:color w:val="CC7832"/>
+        </w:rPr>
+        <w:br/>
+        <w:t xml:space="preserve">return new </w:t>
+      </w:r>
+      <w:proofErr w:type="spellStart"/>
+      <w:r>
+        <w:rPr>
+          <w:color w:val="A9B7C6"/>
+        </w:rPr>
+        <w:t>LoginResponse</w:t>
+      </w:r>
+      <w:proofErr w:type="spellEnd"/>
+      <w:r>
+        <w:rPr>
+          <w:color w:val="A9B7C6"/>
+        </w:rPr>
+        <w:t>(</w:t>
+      </w:r>
+      <w:proofErr w:type="spellStart"/>
+      <w:r>
+        <w:rPr>
+          <w:color w:val="A9B7C6"/>
+        </w:rPr>
+        <w:t>jwt</w:t>
+      </w:r>
+      <w:proofErr w:type="spellEnd"/>
+      <w:r>
+        <w:rPr>
+          <w:color w:val="A9B7C6"/>
+        </w:rPr>
+        <w:t>)</w:t>
       </w:r>
       <w:r>
         <w:rPr>
@@ -2169,78 +6024,160 @@
     </w:p>
     <w:p/>
     <w:p>
-      <w:r>
-        <w:t xml:space="preserve">Tiếp theo ta sẽ tạo Jwt từ đối tượng </w:t>
-      </w:r>
-      <w:r>
-        <w:t>authentication</w:t>
-      </w:r>
-      <w:r>
-        <w:t xml:space="preserve"> trả về từ hàm authenticate</w:t>
-      </w:r>
-      <w:r>
-        <w:t xml:space="preserve"> và trả về cho client</w:t>
-      </w:r>
-    </w:p>
-    <w:p>
-      <w:pPr>
-        <w:pStyle w:val="HTMLPreformatted"/>
-        <w:shd w:val="clear" w:color="auto" w:fill="2B2B2B"/>
-        <w:rPr>
-          <w:color w:val="A9B7C6"/>
-        </w:rPr>
-      </w:pPr>
-      <w:r>
-        <w:rPr>
-          <w:color w:val="A9B7C6"/>
-        </w:rPr>
-        <w:t xml:space="preserve">String jwt = </w:t>
-      </w:r>
-      <w:r>
-        <w:rPr>
-          <w:color w:val="9876AA"/>
-        </w:rPr>
-        <w:t>tokenProvider</w:t>
-      </w:r>
-      <w:r>
-        <w:rPr>
-          <w:color w:val="A9B7C6"/>
-        </w:rPr>
-        <w:t>.generateToken((CustomUserDetails) authentication.getPrincipal())</w:t>
-      </w:r>
-      <w:r>
-        <w:rPr>
-          <w:color w:val="CC7832"/>
-        </w:rPr>
-        <w:t>;</w:t>
-      </w:r>
-      <w:r>
-        <w:rPr>
-          <w:color w:val="CC7832"/>
-        </w:rPr>
-        <w:br/>
-        <w:t xml:space="preserve">return new </w:t>
-      </w:r>
-      <w:r>
-        <w:rPr>
-          <w:color w:val="A9B7C6"/>
-        </w:rPr>
-        <w:t>LoginResponse(jwt)</w:t>
-      </w:r>
-      <w:r>
-        <w:rPr>
-          <w:color w:val="CC7832"/>
-        </w:rPr>
-        <w:t>;</w:t>
-      </w:r>
-    </w:p>
-    <w:p/>
-    <w:p>
-      <w:r>
-        <w:t>Mỗi lần client gửi request sẽ gửi kèm cái JWT, Server sẽ giả</w:t>
-      </w:r>
-      <w:r>
-        <w:t>i mã token và biết người gửi request là ai và có quyền gì.</w:t>
+      <w:proofErr w:type="spellStart"/>
+      <w:r>
+        <w:t>Mỗi</w:t>
+      </w:r>
+      <w:proofErr w:type="spellEnd"/>
+      <w:r>
+        <w:t xml:space="preserve"> </w:t>
+      </w:r>
+      <w:proofErr w:type="spellStart"/>
+      <w:r>
+        <w:t>lần</w:t>
+      </w:r>
+      <w:proofErr w:type="spellEnd"/>
+      <w:r>
+        <w:t xml:space="preserve"> client </w:t>
+      </w:r>
+      <w:proofErr w:type="spellStart"/>
+      <w:r>
+        <w:t>gửi</w:t>
+      </w:r>
+      <w:proofErr w:type="spellEnd"/>
+      <w:r>
+        <w:t xml:space="preserve"> request </w:t>
+      </w:r>
+      <w:proofErr w:type="spellStart"/>
+      <w:r>
+        <w:t>sẽ</w:t>
+      </w:r>
+      <w:proofErr w:type="spellEnd"/>
+      <w:r>
+        <w:t xml:space="preserve"> </w:t>
+      </w:r>
+      <w:proofErr w:type="spellStart"/>
+      <w:r>
+        <w:t>gửi</w:t>
+      </w:r>
+      <w:proofErr w:type="spellEnd"/>
+      <w:r>
+        <w:t xml:space="preserve"> </w:t>
+      </w:r>
+      <w:proofErr w:type="spellStart"/>
+      <w:r>
+        <w:t>kèm</w:t>
+      </w:r>
+      <w:proofErr w:type="spellEnd"/>
+      <w:r>
+        <w:t xml:space="preserve"> </w:t>
+      </w:r>
+      <w:proofErr w:type="spellStart"/>
+      <w:r>
+        <w:t>cái</w:t>
+      </w:r>
+      <w:proofErr w:type="spellEnd"/>
+      <w:r>
+        <w:t xml:space="preserve"> JWT, Server </w:t>
+      </w:r>
+      <w:proofErr w:type="spellStart"/>
+      <w:r>
+        <w:t>sẽ</w:t>
+      </w:r>
+      <w:proofErr w:type="spellEnd"/>
+      <w:r>
+        <w:t xml:space="preserve"> </w:t>
+      </w:r>
+      <w:proofErr w:type="spellStart"/>
+      <w:r>
+        <w:t>giả</w:t>
+      </w:r>
+      <w:r>
+        <w:t>i</w:t>
+      </w:r>
+      <w:proofErr w:type="spellEnd"/>
+      <w:r>
+        <w:t xml:space="preserve"> </w:t>
+      </w:r>
+      <w:proofErr w:type="spellStart"/>
+      <w:r>
+        <w:t>mã</w:t>
+      </w:r>
+      <w:proofErr w:type="spellEnd"/>
+      <w:r>
+        <w:t xml:space="preserve"> token </w:t>
+      </w:r>
+      <w:proofErr w:type="spellStart"/>
+      <w:r>
+        <w:t>và</w:t>
+      </w:r>
+      <w:proofErr w:type="spellEnd"/>
+      <w:r>
+        <w:t xml:space="preserve"> </w:t>
+      </w:r>
+      <w:proofErr w:type="spellStart"/>
+      <w:r>
+        <w:t>biết</w:t>
+      </w:r>
+      <w:proofErr w:type="spellEnd"/>
+      <w:r>
+        <w:t xml:space="preserve"> </w:t>
+      </w:r>
+      <w:proofErr w:type="spellStart"/>
+      <w:r>
+        <w:t>người</w:t>
+      </w:r>
+      <w:proofErr w:type="spellEnd"/>
+      <w:r>
+        <w:t xml:space="preserve"> </w:t>
+      </w:r>
+      <w:proofErr w:type="spellStart"/>
+      <w:r>
+        <w:t>gửi</w:t>
+      </w:r>
+      <w:proofErr w:type="spellEnd"/>
+      <w:r>
+        <w:t xml:space="preserve"> request </w:t>
+      </w:r>
+      <w:proofErr w:type="spellStart"/>
+      <w:r>
+        <w:t>là</w:t>
+      </w:r>
+      <w:proofErr w:type="spellEnd"/>
+      <w:r>
+        <w:t xml:space="preserve"> ai </w:t>
+      </w:r>
+      <w:proofErr w:type="spellStart"/>
+      <w:r>
+        <w:t>và</w:t>
+      </w:r>
+      <w:proofErr w:type="spellEnd"/>
+      <w:r>
+        <w:t xml:space="preserve"> </w:t>
+      </w:r>
+      <w:proofErr w:type="spellStart"/>
+      <w:r>
+        <w:t>có</w:t>
+      </w:r>
+      <w:proofErr w:type="spellEnd"/>
+      <w:r>
+        <w:t xml:space="preserve"> </w:t>
+      </w:r>
+      <w:proofErr w:type="spellStart"/>
+      <w:r>
+        <w:t>quyền</w:t>
+      </w:r>
+      <w:proofErr w:type="spellEnd"/>
+      <w:r>
+        <w:t xml:space="preserve"> </w:t>
+      </w:r>
+      <w:proofErr w:type="spellStart"/>
+      <w:r>
+        <w:t>gì</w:t>
+      </w:r>
+      <w:proofErr w:type="spellEnd"/>
+      <w:r>
+        <w:t>.</w:t>
       </w:r>
     </w:p>
     <w:p/>
@@ -2253,16 +6190,194 @@
         </w:numPr>
       </w:pPr>
       <w:r>
-        <w:t xml:space="preserve">Nói chung là thằng sercurity nó sẽ gọi hàm authenticate của đối tượng </w:t>
-      </w:r>
+        <w:t xml:space="preserve">Nói </w:t>
+      </w:r>
+      <w:proofErr w:type="spellStart"/>
+      <w:r>
+        <w:t>chung</w:t>
+      </w:r>
+      <w:proofErr w:type="spellEnd"/>
+      <w:r>
+        <w:t xml:space="preserve"> </w:t>
+      </w:r>
+      <w:proofErr w:type="spellStart"/>
+      <w:r>
+        <w:t>là</w:t>
+      </w:r>
+      <w:proofErr w:type="spellEnd"/>
+      <w:r>
+        <w:t xml:space="preserve"> </w:t>
+      </w:r>
+      <w:proofErr w:type="spellStart"/>
+      <w:r>
+        <w:t>thằng</w:t>
+      </w:r>
+      <w:proofErr w:type="spellEnd"/>
+      <w:r>
+        <w:t xml:space="preserve"> </w:t>
+      </w:r>
+      <w:proofErr w:type="spellStart"/>
+      <w:r>
+        <w:t>sercurity</w:t>
+      </w:r>
+      <w:proofErr w:type="spellEnd"/>
+      <w:r>
+        <w:t xml:space="preserve"> </w:t>
+      </w:r>
+      <w:proofErr w:type="spellStart"/>
+      <w:r>
+        <w:t>nó</w:t>
+      </w:r>
+      <w:proofErr w:type="spellEnd"/>
+      <w:r>
+        <w:t xml:space="preserve"> </w:t>
+      </w:r>
+      <w:proofErr w:type="spellStart"/>
+      <w:r>
+        <w:t>sẽ</w:t>
+      </w:r>
+      <w:proofErr w:type="spellEnd"/>
+      <w:r>
+        <w:t xml:space="preserve"> </w:t>
+      </w:r>
+      <w:proofErr w:type="spellStart"/>
+      <w:r>
+        <w:t>gọi</w:t>
+      </w:r>
+      <w:proofErr w:type="spellEnd"/>
+      <w:r>
+        <w:t xml:space="preserve"> </w:t>
+      </w:r>
+      <w:proofErr w:type="spellStart"/>
+      <w:r>
+        <w:t>hàm</w:t>
+      </w:r>
+      <w:proofErr w:type="spellEnd"/>
+      <w:r>
+        <w:t xml:space="preserve"> authenticate </w:t>
+      </w:r>
+      <w:proofErr w:type="spellStart"/>
+      <w:r>
+        <w:t>của</w:t>
+      </w:r>
+      <w:proofErr w:type="spellEnd"/>
+      <w:r>
+        <w:t xml:space="preserve"> </w:t>
+      </w:r>
+      <w:proofErr w:type="spellStart"/>
+      <w:r>
+        <w:t>đối</w:t>
+      </w:r>
+      <w:proofErr w:type="spellEnd"/>
+      <w:r>
+        <w:t xml:space="preserve"> </w:t>
+      </w:r>
+      <w:proofErr w:type="spellStart"/>
+      <w:r>
+        <w:t>tượng</w:t>
+      </w:r>
+      <w:proofErr w:type="spellEnd"/>
+      <w:r>
+        <w:t xml:space="preserve"> </w:t>
+      </w:r>
+      <w:proofErr w:type="spellStart"/>
       <w:r>
         <w:t>AuthenticationManager</w:t>
       </w:r>
-      <w:r>
-        <w:t xml:space="preserve"> để trả về 1 authentication và set nó vào trong Authentication context</w:t>
-      </w:r>
-      <w:r>
-        <w:t xml:space="preserve"> để thằng spring quản lí.</w:t>
+      <w:proofErr w:type="spellEnd"/>
+      <w:r>
+        <w:t xml:space="preserve"> </w:t>
+      </w:r>
+      <w:proofErr w:type="spellStart"/>
+      <w:r>
+        <w:t>để</w:t>
+      </w:r>
+      <w:proofErr w:type="spellEnd"/>
+      <w:r>
+        <w:t xml:space="preserve"> </w:t>
+      </w:r>
+      <w:proofErr w:type="spellStart"/>
+      <w:r>
+        <w:t>trả</w:t>
+      </w:r>
+      <w:proofErr w:type="spellEnd"/>
+      <w:r>
+        <w:t xml:space="preserve"> </w:t>
+      </w:r>
+      <w:proofErr w:type="spellStart"/>
+      <w:r>
+        <w:t>về</w:t>
+      </w:r>
+      <w:proofErr w:type="spellEnd"/>
+      <w:r>
+        <w:t xml:space="preserve"> 1 authentication </w:t>
+      </w:r>
+      <w:proofErr w:type="spellStart"/>
+      <w:r>
+        <w:t>và</w:t>
+      </w:r>
+      <w:proofErr w:type="spellEnd"/>
+      <w:r>
+        <w:t xml:space="preserve"> set </w:t>
+      </w:r>
+      <w:proofErr w:type="spellStart"/>
+      <w:r>
+        <w:t>nó</w:t>
+      </w:r>
+      <w:proofErr w:type="spellEnd"/>
+      <w:r>
+        <w:t xml:space="preserve"> </w:t>
+      </w:r>
+      <w:proofErr w:type="spellStart"/>
+      <w:r>
+        <w:t>vào</w:t>
+      </w:r>
+      <w:proofErr w:type="spellEnd"/>
+      <w:r>
+        <w:t xml:space="preserve"> </w:t>
+      </w:r>
+      <w:proofErr w:type="spellStart"/>
+      <w:r>
+        <w:t>trong</w:t>
+      </w:r>
+      <w:proofErr w:type="spellEnd"/>
+      <w:r>
+        <w:t xml:space="preserve"> Authentication context</w:t>
+      </w:r>
+      <w:r>
+        <w:t xml:space="preserve"> </w:t>
+      </w:r>
+      <w:proofErr w:type="spellStart"/>
+      <w:r>
+        <w:t>để</w:t>
+      </w:r>
+      <w:proofErr w:type="spellEnd"/>
+      <w:r>
+        <w:t xml:space="preserve"> </w:t>
+      </w:r>
+      <w:proofErr w:type="spellStart"/>
+      <w:r>
+        <w:t>thằng</w:t>
+      </w:r>
+      <w:proofErr w:type="spellEnd"/>
+      <w:r>
+        <w:t xml:space="preserve"> spring </w:t>
+      </w:r>
+      <w:proofErr w:type="spellStart"/>
+      <w:r>
+        <w:t>quản</w:t>
+      </w:r>
+      <w:proofErr w:type="spellEnd"/>
+      <w:r>
+        <w:t xml:space="preserve"> </w:t>
+      </w:r>
+      <w:proofErr w:type="spellStart"/>
+      <w:r>
+        <w:t>lí</w:t>
+      </w:r>
+      <w:proofErr w:type="spellEnd"/>
+      <w:r>
+        <w:t>.</w:t>
       </w:r>
     </w:p>
     <w:p>
@@ -2274,28 +6389,587 @@
         </w:numPr>
       </w:pPr>
       <w:r>
-        <w:t xml:space="preserve"> Trong hàm authenticate này sẽ gọi hàm </w:t>
-      </w:r>
-      <w:r>
-        <w:t>UserDetails loadUserByUsername(String userName)</w:t>
-      </w:r>
-      <w:r>
-        <w:t xml:space="preserve"> của UserDetailService</w:t>
-      </w:r>
-      <w:r>
-        <w:t xml:space="preserve"> để</w:t>
-      </w:r>
-      <w:r>
-        <w:t xml:space="preserve"> authen và trả</w:t>
-      </w:r>
-      <w:r>
-        <w:t xml:space="preserve"> về Userdetail  </w:t>
-      </w:r>
-      <w:r>
-        <w:t>và Spring sẽ dùng UserDetail để tạo tạo đối tượ</w:t>
-      </w:r>
-      <w:r>
-        <w:t xml:space="preserve">ng authentication. </w:t>
+        <w:t xml:space="preserve"> Trong </w:t>
+      </w:r>
+      <w:proofErr w:type="spellStart"/>
+      <w:r>
+        <w:t>hàm</w:t>
+      </w:r>
+      <w:proofErr w:type="spellEnd"/>
+      <w:r>
+        <w:t xml:space="preserve"> authenticate </w:t>
+      </w:r>
+      <w:proofErr w:type="spellStart"/>
+      <w:r>
+        <w:t>này</w:t>
+      </w:r>
+      <w:proofErr w:type="spellEnd"/>
+      <w:r>
+        <w:t xml:space="preserve"> </w:t>
+      </w:r>
+      <w:proofErr w:type="spellStart"/>
+      <w:r>
+        <w:t>sẽ</w:t>
+      </w:r>
+      <w:proofErr w:type="spellEnd"/>
+      <w:r>
+        <w:t xml:space="preserve"> </w:t>
+      </w:r>
+      <w:proofErr w:type="spellStart"/>
+      <w:r>
+        <w:t>gọi</w:t>
+      </w:r>
+      <w:proofErr w:type="spellEnd"/>
+      <w:r>
+        <w:t xml:space="preserve"> </w:t>
+      </w:r>
+      <w:proofErr w:type="spellStart"/>
+      <w:r>
+        <w:t>hàm</w:t>
+      </w:r>
+      <w:proofErr w:type="spellEnd"/>
+      <w:r>
+        <w:t xml:space="preserve"> </w:t>
+      </w:r>
+      <w:proofErr w:type="spellStart"/>
+      <w:r>
+        <w:t>UserDetails</w:t>
+      </w:r>
+      <w:proofErr w:type="spellEnd"/>
+      <w:r>
+        <w:t xml:space="preserve"> </w:t>
+      </w:r>
+      <w:proofErr w:type="spellStart"/>
+      <w:r>
+        <w:t>loadUserByUsername</w:t>
+      </w:r>
+      <w:proofErr w:type="spellEnd"/>
+      <w:r>
+        <w:t xml:space="preserve">(String </w:t>
+      </w:r>
+      <w:proofErr w:type="spellStart"/>
+      <w:r>
+        <w:t>userName</w:t>
+      </w:r>
+      <w:proofErr w:type="spellEnd"/>
+      <w:r>
+        <w:t>)</w:t>
+      </w:r>
+      <w:r>
+        <w:t xml:space="preserve"> </w:t>
+      </w:r>
+      <w:proofErr w:type="spellStart"/>
+      <w:r>
+        <w:t>của</w:t>
+      </w:r>
+      <w:proofErr w:type="spellEnd"/>
+      <w:r>
+        <w:t xml:space="preserve"> </w:t>
+      </w:r>
+      <w:proofErr w:type="spellStart"/>
+      <w:r>
+        <w:t>UserDetailService</w:t>
+      </w:r>
+      <w:proofErr w:type="spellEnd"/>
+      <w:r>
+        <w:t xml:space="preserve"> </w:t>
+      </w:r>
+      <w:proofErr w:type="spellStart"/>
+      <w:r>
+        <w:t>để</w:t>
+      </w:r>
+      <w:proofErr w:type="spellEnd"/>
+      <w:r>
+        <w:t xml:space="preserve"> </w:t>
+      </w:r>
+      <w:proofErr w:type="spellStart"/>
+      <w:r>
+        <w:t>trả</w:t>
+      </w:r>
+      <w:proofErr w:type="spellEnd"/>
+      <w:r>
+        <w:t xml:space="preserve"> </w:t>
+      </w:r>
+      <w:proofErr w:type="spellStart"/>
+      <w:r>
+        <w:t>về</w:t>
+      </w:r>
+      <w:proofErr w:type="spellEnd"/>
+      <w:r>
+        <w:t xml:space="preserve"> </w:t>
+      </w:r>
+      <w:proofErr w:type="spellStart"/>
+      <w:r>
+        <w:t>Userdetail</w:t>
+      </w:r>
+      <w:proofErr w:type="spellEnd"/>
+      <w:r>
+        <w:t xml:space="preserve">(ta </w:t>
+      </w:r>
+      <w:proofErr w:type="spellStart"/>
+      <w:r>
+        <w:t>sẽ</w:t>
+      </w:r>
+      <w:proofErr w:type="spellEnd"/>
+      <w:r>
+        <w:t xml:space="preserve"> </w:t>
+      </w:r>
+      <w:proofErr w:type="spellStart"/>
+      <w:r>
+        <w:t>đã</w:t>
+      </w:r>
+      <w:proofErr w:type="spellEnd"/>
+      <w:r>
+        <w:t xml:space="preserve"> </w:t>
+      </w:r>
+      <w:proofErr w:type="spellStart"/>
+      <w:r>
+        <w:t>tự</w:t>
+      </w:r>
+      <w:proofErr w:type="spellEnd"/>
+      <w:r>
+        <w:t xml:space="preserve"> custom </w:t>
+      </w:r>
+      <w:proofErr w:type="spellStart"/>
+      <w:r>
+        <w:t>Userdetail</w:t>
+      </w:r>
+      <w:proofErr w:type="spellEnd"/>
+      <w:r>
+        <w:t xml:space="preserve"> </w:t>
+      </w:r>
+      <w:proofErr w:type="spellStart"/>
+      <w:r>
+        <w:t>này</w:t>
+      </w:r>
+      <w:proofErr w:type="spellEnd"/>
+      <w:r>
+        <w:t xml:space="preserve"> </w:t>
+      </w:r>
+      <w:proofErr w:type="spellStart"/>
+      <w:r>
+        <w:t>overive</w:t>
+      </w:r>
+      <w:proofErr w:type="spellEnd"/>
+      <w:r>
+        <w:t xml:space="preserve"> </w:t>
+      </w:r>
+      <w:proofErr w:type="spellStart"/>
+      <w:r>
+        <w:t>lại</w:t>
+      </w:r>
+      <w:proofErr w:type="spellEnd"/>
+      <w:r>
+        <w:t xml:space="preserve"> </w:t>
+      </w:r>
+      <w:proofErr w:type="spellStart"/>
+      <w:r>
+        <w:t>hàm</w:t>
+      </w:r>
+      <w:proofErr w:type="spellEnd"/>
+      <w:r>
+        <w:t xml:space="preserve"> </w:t>
+      </w:r>
+      <w:proofErr w:type="spellStart"/>
+      <w:r>
+        <w:t>getPassword</w:t>
+      </w:r>
+      <w:proofErr w:type="spellEnd"/>
+      <w:r>
+        <w:t xml:space="preserve"> </w:t>
+      </w:r>
+      <w:proofErr w:type="spellStart"/>
+      <w:r>
+        <w:t>để</w:t>
+      </w:r>
+      <w:proofErr w:type="spellEnd"/>
+      <w:r>
+        <w:t xml:space="preserve"> spring </w:t>
+      </w:r>
+      <w:proofErr w:type="spellStart"/>
+      <w:r>
+        <w:t>lấy</w:t>
+      </w:r>
+      <w:proofErr w:type="spellEnd"/>
+      <w:r>
+        <w:t xml:space="preserve"> password </w:t>
+      </w:r>
+      <w:proofErr w:type="spellStart"/>
+      <w:r>
+        <w:t>này</w:t>
+      </w:r>
+      <w:proofErr w:type="spellEnd"/>
+      <w:r>
+        <w:t xml:space="preserve"> so </w:t>
+      </w:r>
+      <w:proofErr w:type="spellStart"/>
+      <w:r>
+        <w:t>với</w:t>
+      </w:r>
+      <w:proofErr w:type="spellEnd"/>
+      <w:r>
+        <w:t xml:space="preserve"> password </w:t>
+      </w:r>
+      <w:proofErr w:type="spellStart"/>
+      <w:r>
+        <w:t>mà</w:t>
+      </w:r>
+      <w:proofErr w:type="spellEnd"/>
+      <w:r>
+        <w:t xml:space="preserve"> request </w:t>
+      </w:r>
+      <w:proofErr w:type="spellStart"/>
+      <w:r>
+        <w:t>gửi</w:t>
+      </w:r>
+      <w:proofErr w:type="spellEnd"/>
+      <w:r>
+        <w:t xml:space="preserve"> </w:t>
+      </w:r>
+      <w:proofErr w:type="spellStart"/>
+      <w:r>
+        <w:t>lên</w:t>
+      </w:r>
+      <w:proofErr w:type="spellEnd"/>
+      <w:r>
+        <w:t xml:space="preserve"> </w:t>
+      </w:r>
+      <w:proofErr w:type="spellStart"/>
+      <w:r>
+        <w:t>và</w:t>
+      </w:r>
+      <w:proofErr w:type="spellEnd"/>
+      <w:r>
+        <w:t xml:space="preserve"> </w:t>
+      </w:r>
+      <w:proofErr w:type="spellStart"/>
+      <w:r>
+        <w:t>hàm</w:t>
+      </w:r>
+      <w:proofErr w:type="spellEnd"/>
+      <w:r>
+        <w:t xml:space="preserve"> </w:t>
+      </w:r>
+      <w:proofErr w:type="spellStart"/>
+      <w:r>
+        <w:t>getUserName</w:t>
+      </w:r>
+      <w:proofErr w:type="spellEnd"/>
+      <w:r>
+        <w:t xml:space="preserve"> </w:t>
+      </w:r>
+      <w:proofErr w:type="spellStart"/>
+      <w:r>
+        <w:t>để</w:t>
+      </w:r>
+      <w:proofErr w:type="spellEnd"/>
+      <w:r>
+        <w:t xml:space="preserve"> </w:t>
+      </w:r>
+      <w:proofErr w:type="spellStart"/>
+      <w:r>
+        <w:t>lấy</w:t>
+      </w:r>
+      <w:proofErr w:type="spellEnd"/>
+      <w:r>
+        <w:t xml:space="preserve"> user login)</w:t>
+      </w:r>
+      <w:r>
+        <w:t xml:space="preserve">  </w:t>
+      </w:r>
+      <w:proofErr w:type="spellStart"/>
+      <w:r>
+        <w:t>nếu</w:t>
+      </w:r>
+      <w:proofErr w:type="spellEnd"/>
+      <w:r>
+        <w:t xml:space="preserve"> password </w:t>
+      </w:r>
+      <w:proofErr w:type="spellStart"/>
+      <w:r>
+        <w:t>của</w:t>
+      </w:r>
+      <w:proofErr w:type="spellEnd"/>
+      <w:r>
+        <w:t xml:space="preserve"> </w:t>
+      </w:r>
+      <w:proofErr w:type="spellStart"/>
+      <w:r>
+        <w:t>người</w:t>
+      </w:r>
+      <w:proofErr w:type="spellEnd"/>
+      <w:r>
+        <w:t xml:space="preserve"> dung </w:t>
+      </w:r>
+      <w:proofErr w:type="spellStart"/>
+      <w:r>
+        <w:t>gửi</w:t>
+      </w:r>
+      <w:proofErr w:type="spellEnd"/>
+      <w:r>
+        <w:t xml:space="preserve"> </w:t>
+      </w:r>
+      <w:proofErr w:type="spellStart"/>
+      <w:r>
+        <w:t>lên</w:t>
+      </w:r>
+      <w:proofErr w:type="spellEnd"/>
+      <w:r>
+        <w:t xml:space="preserve"> </w:t>
+      </w:r>
+      <w:proofErr w:type="spellStart"/>
+      <w:r>
+        <w:t>và</w:t>
+      </w:r>
+      <w:proofErr w:type="spellEnd"/>
+      <w:r>
+        <w:t xml:space="preserve"> password </w:t>
+      </w:r>
+      <w:proofErr w:type="spellStart"/>
+      <w:r>
+        <w:t>lấy</w:t>
+      </w:r>
+      <w:proofErr w:type="spellEnd"/>
+      <w:r>
+        <w:t xml:space="preserve"> </w:t>
+      </w:r>
+      <w:proofErr w:type="spellStart"/>
+      <w:r>
+        <w:t>từ</w:t>
+      </w:r>
+      <w:proofErr w:type="spellEnd"/>
+      <w:r>
+        <w:t xml:space="preserve"> </w:t>
+      </w:r>
+      <w:proofErr w:type="spellStart"/>
+      <w:r>
+        <w:t>hàm</w:t>
+      </w:r>
+      <w:proofErr w:type="spellEnd"/>
+      <w:r>
+        <w:t xml:space="preserve"> </w:t>
+      </w:r>
+      <w:proofErr w:type="spellStart"/>
+      <w:r>
+        <w:t>getPassword</w:t>
+      </w:r>
+      <w:proofErr w:type="spellEnd"/>
+      <w:r>
+        <w:t xml:space="preserve"> </w:t>
+      </w:r>
+      <w:proofErr w:type="spellStart"/>
+      <w:r>
+        <w:t>giống</w:t>
+      </w:r>
+      <w:proofErr w:type="spellEnd"/>
+      <w:r>
+        <w:t xml:space="preserve"> </w:t>
+      </w:r>
+      <w:proofErr w:type="spellStart"/>
+      <w:r>
+        <w:t>nhau</w:t>
+      </w:r>
+      <w:proofErr w:type="spellEnd"/>
+      <w:r>
+        <w:t xml:space="preserve"> </w:t>
+      </w:r>
+      <w:proofErr w:type="spellStart"/>
+      <w:r>
+        <w:t>thì</w:t>
+      </w:r>
+      <w:proofErr w:type="spellEnd"/>
+      <w:r>
+        <w:t xml:space="preserve"> </w:t>
+      </w:r>
+      <w:proofErr w:type="spellStart"/>
+      <w:r>
+        <w:t>hàm</w:t>
+      </w:r>
+      <w:proofErr w:type="spellEnd"/>
+      <w:r>
+        <w:t xml:space="preserve"> authenticate </w:t>
+      </w:r>
+      <w:proofErr w:type="spellStart"/>
+      <w:r>
+        <w:t>thành</w:t>
+      </w:r>
+      <w:proofErr w:type="spellEnd"/>
+      <w:r>
+        <w:t xml:space="preserve"> </w:t>
+      </w:r>
+      <w:proofErr w:type="spellStart"/>
+      <w:r>
+        <w:t>công</w:t>
+      </w:r>
+      <w:proofErr w:type="spellEnd"/>
+      <w:r>
+        <w:t xml:space="preserve"> </w:t>
+      </w:r>
+      <w:proofErr w:type="spellStart"/>
+      <w:r>
+        <w:t>và</w:t>
+      </w:r>
+      <w:proofErr w:type="spellEnd"/>
+      <w:r>
+        <w:t xml:space="preserve"> </w:t>
+      </w:r>
+      <w:proofErr w:type="spellStart"/>
+      <w:r>
+        <w:t>trả</w:t>
+      </w:r>
+      <w:proofErr w:type="spellEnd"/>
+      <w:r>
+        <w:t xml:space="preserve"> </w:t>
+      </w:r>
+      <w:proofErr w:type="spellStart"/>
+      <w:r>
+        <w:t>về</w:t>
+      </w:r>
+      <w:proofErr w:type="spellEnd"/>
+      <w:r>
+        <w:t xml:space="preserve"> </w:t>
+      </w:r>
+      <w:proofErr w:type="spellStart"/>
+      <w:r>
+        <w:t>UserDetail</w:t>
+      </w:r>
+      <w:proofErr w:type="spellEnd"/>
+      <w:r>
+        <w:t xml:space="preserve"> </w:t>
+      </w:r>
+      <w:proofErr w:type="spellStart"/>
+      <w:r>
+        <w:t>và</w:t>
+      </w:r>
+      <w:proofErr w:type="spellEnd"/>
+      <w:r>
+        <w:t xml:space="preserve"> Spring </w:t>
+      </w:r>
+      <w:proofErr w:type="spellStart"/>
+      <w:r>
+        <w:t>sẽ</w:t>
+      </w:r>
+      <w:proofErr w:type="spellEnd"/>
+      <w:r>
+        <w:t xml:space="preserve"> </w:t>
+      </w:r>
+      <w:proofErr w:type="spellStart"/>
+      <w:r>
+        <w:t>dùng</w:t>
+      </w:r>
+      <w:proofErr w:type="spellEnd"/>
+      <w:r>
+        <w:t xml:space="preserve"> </w:t>
+      </w:r>
+      <w:proofErr w:type="spellStart"/>
+      <w:r>
+        <w:t>UserDetail</w:t>
+      </w:r>
+      <w:proofErr w:type="spellEnd"/>
+      <w:r>
+        <w:t xml:space="preserve"> </w:t>
+      </w:r>
+      <w:proofErr w:type="spellStart"/>
+      <w:r>
+        <w:t>để</w:t>
+      </w:r>
+      <w:proofErr w:type="spellEnd"/>
+      <w:r>
+        <w:t xml:space="preserve"> </w:t>
+      </w:r>
+      <w:proofErr w:type="spellStart"/>
+      <w:r>
+        <w:t>tạo</w:t>
+      </w:r>
+      <w:proofErr w:type="spellEnd"/>
+      <w:r>
+        <w:t xml:space="preserve"> </w:t>
+      </w:r>
+      <w:proofErr w:type="spellStart"/>
+      <w:r>
+        <w:t>tạo</w:t>
+      </w:r>
+      <w:proofErr w:type="spellEnd"/>
+      <w:r>
+        <w:t xml:space="preserve"> </w:t>
+      </w:r>
+      <w:proofErr w:type="spellStart"/>
+      <w:r>
+        <w:t>đối</w:t>
+      </w:r>
+      <w:proofErr w:type="spellEnd"/>
+      <w:r>
+        <w:t xml:space="preserve"> </w:t>
+      </w:r>
+      <w:proofErr w:type="spellStart"/>
+      <w:r>
+        <w:t>tượ</w:t>
+      </w:r>
+      <w:r>
+        <w:t>ng</w:t>
+      </w:r>
+      <w:proofErr w:type="spellEnd"/>
+      <w:r>
+        <w:t xml:space="preserve"> authentication</w:t>
+      </w:r>
+      <w:r>
+        <w:t xml:space="preserve"> </w:t>
+      </w:r>
+      <w:proofErr w:type="spellStart"/>
+      <w:r>
+        <w:t>và</w:t>
+      </w:r>
+      <w:proofErr w:type="spellEnd"/>
+      <w:r>
+        <w:t xml:space="preserve"> </w:t>
+      </w:r>
+      <w:proofErr w:type="spellStart"/>
+      <w:r>
+        <w:t>lưu</w:t>
+      </w:r>
+      <w:proofErr w:type="spellEnd"/>
+      <w:r>
+        <w:t xml:space="preserve"> </w:t>
+      </w:r>
+      <w:proofErr w:type="spellStart"/>
+      <w:r>
+        <w:t>vào</w:t>
+      </w:r>
+      <w:proofErr w:type="spellEnd"/>
+      <w:r>
+        <w:t xml:space="preserve"> </w:t>
+      </w:r>
+      <w:proofErr w:type="spellStart"/>
+      <w:r>
+        <w:t>SecurityContext</w:t>
+      </w:r>
+      <w:proofErr w:type="spellEnd"/>
+      <w:r>
+        <w:t xml:space="preserve"> </w:t>
+      </w:r>
+      <w:proofErr w:type="spellStart"/>
+      <w:r>
+        <w:t>để</w:t>
+      </w:r>
+      <w:proofErr w:type="spellEnd"/>
+      <w:r>
+        <w:t xml:space="preserve"> </w:t>
+      </w:r>
+      <w:proofErr w:type="spellStart"/>
+      <w:r>
+        <w:t>quản</w:t>
+      </w:r>
+      <w:proofErr w:type="spellEnd"/>
+      <w:r>
+        <w:t xml:space="preserve"> </w:t>
+      </w:r>
+      <w:proofErr w:type="spellStart"/>
+      <w:r>
+        <w:t>lý</w:t>
+      </w:r>
+      <w:proofErr w:type="spellEnd"/>
+      <w:r>
+        <w:t>.</w:t>
       </w:r>
     </w:p>
     <w:p>
@@ -2307,10 +6981,390 @@
         </w:numPr>
       </w:pPr>
       <w:r>
-        <w:t xml:space="preserve">Nói chung ta chỉ cần </w:t>
-      </w:r>
-      <w:r>
-        <w:t>custom lại UserDetail(để thêm quyền cho nó…)  và UserDetailService (overrie lại hàm loadUserByUsername để authen theo ý mình)</w:t>
+        <w:lastRenderedPageBreak/>
+        <w:t xml:space="preserve">Nói </w:t>
+      </w:r>
+      <w:proofErr w:type="spellStart"/>
+      <w:r>
+        <w:t>chung</w:t>
+      </w:r>
+      <w:proofErr w:type="spellEnd"/>
+      <w:r>
+        <w:t xml:space="preserve"> ta </w:t>
+      </w:r>
+      <w:proofErr w:type="spellStart"/>
+      <w:r>
+        <w:t>chỉ</w:t>
+      </w:r>
+      <w:proofErr w:type="spellEnd"/>
+      <w:r>
+        <w:t xml:space="preserve"> </w:t>
+      </w:r>
+      <w:proofErr w:type="spellStart"/>
+      <w:r>
+        <w:t>cần</w:t>
+      </w:r>
+      <w:proofErr w:type="spellEnd"/>
+      <w:r>
+        <w:t xml:space="preserve"> </w:t>
+      </w:r>
+      <w:r>
+        <w:t xml:space="preserve">custom </w:t>
+      </w:r>
+      <w:proofErr w:type="spellStart"/>
+      <w:r>
+        <w:t>lại</w:t>
+      </w:r>
+      <w:proofErr w:type="spellEnd"/>
+      <w:r>
+        <w:t xml:space="preserve"> </w:t>
+      </w:r>
+      <w:proofErr w:type="spellStart"/>
+      <w:r>
+        <w:t>UserDetail</w:t>
+      </w:r>
+      <w:proofErr w:type="spellEnd"/>
+      <w:r>
+        <w:t>(</w:t>
+      </w:r>
+      <w:proofErr w:type="spellStart"/>
+      <w:r>
+        <w:t>overire</w:t>
+      </w:r>
+      <w:proofErr w:type="spellEnd"/>
+      <w:r>
+        <w:t xml:space="preserve"> </w:t>
+      </w:r>
+      <w:proofErr w:type="spellStart"/>
+      <w:r>
+        <w:t>lại</w:t>
+      </w:r>
+      <w:proofErr w:type="spellEnd"/>
+      <w:r>
+        <w:t xml:space="preserve"> </w:t>
+      </w:r>
+      <w:proofErr w:type="spellStart"/>
+      <w:r>
+        <w:t>các</w:t>
+      </w:r>
+      <w:proofErr w:type="spellEnd"/>
+      <w:r>
+        <w:t xml:space="preserve"> </w:t>
+      </w:r>
+      <w:proofErr w:type="spellStart"/>
+      <w:r>
+        <w:t>hàm</w:t>
+      </w:r>
+      <w:proofErr w:type="spellEnd"/>
+      <w:r>
+        <w:t xml:space="preserve"> </w:t>
+      </w:r>
+      <w:proofErr w:type="spellStart"/>
+      <w:r>
+        <w:t>trong</w:t>
+      </w:r>
+      <w:proofErr w:type="spellEnd"/>
+      <w:r>
+        <w:t xml:space="preserve"> </w:t>
+      </w:r>
+      <w:proofErr w:type="spellStart"/>
+      <w:r>
+        <w:t>đó</w:t>
+      </w:r>
+      <w:proofErr w:type="spellEnd"/>
+      <w:r>
+        <w:t xml:space="preserve">, </w:t>
+      </w:r>
+      <w:proofErr w:type="spellStart"/>
+      <w:r>
+        <w:t>getPassword</w:t>
+      </w:r>
+      <w:proofErr w:type="spellEnd"/>
+      <w:r>
+        <w:t xml:space="preserve"> </w:t>
+      </w:r>
+      <w:proofErr w:type="spellStart"/>
+      <w:r>
+        <w:t>để</w:t>
+      </w:r>
+      <w:proofErr w:type="spellEnd"/>
+      <w:r>
+        <w:t xml:space="preserve"> </w:t>
+      </w:r>
+      <w:proofErr w:type="spellStart"/>
+      <w:r>
+        <w:t>sping</w:t>
+      </w:r>
+      <w:proofErr w:type="spellEnd"/>
+      <w:r>
+        <w:t xml:space="preserve"> </w:t>
+      </w:r>
+      <w:proofErr w:type="spellStart"/>
+      <w:r>
+        <w:t>gọi</w:t>
+      </w:r>
+      <w:proofErr w:type="spellEnd"/>
+      <w:r>
+        <w:t xml:space="preserve"> </w:t>
+      </w:r>
+      <w:proofErr w:type="spellStart"/>
+      <w:r>
+        <w:t>hàm</w:t>
+      </w:r>
+      <w:proofErr w:type="spellEnd"/>
+      <w:r>
+        <w:t xml:space="preserve"> </w:t>
+      </w:r>
+      <w:proofErr w:type="spellStart"/>
+      <w:r>
+        <w:t>này</w:t>
+      </w:r>
+      <w:proofErr w:type="spellEnd"/>
+      <w:r>
+        <w:t xml:space="preserve"> </w:t>
+      </w:r>
+      <w:proofErr w:type="spellStart"/>
+      <w:r>
+        <w:t>để</w:t>
+      </w:r>
+      <w:proofErr w:type="spellEnd"/>
+      <w:r>
+        <w:t xml:space="preserve"> so </w:t>
+      </w:r>
+      <w:proofErr w:type="spellStart"/>
+      <w:r>
+        <w:t>sánh</w:t>
+      </w:r>
+      <w:proofErr w:type="spellEnd"/>
+      <w:r>
+        <w:t xml:space="preserve"> </w:t>
+      </w:r>
+      <w:proofErr w:type="spellStart"/>
+      <w:r>
+        <w:t>với</w:t>
+      </w:r>
+      <w:proofErr w:type="spellEnd"/>
+      <w:r>
+        <w:t xml:space="preserve"> </w:t>
+      </w:r>
+      <w:proofErr w:type="spellStart"/>
+      <w:r>
+        <w:t>mật</w:t>
+      </w:r>
+      <w:proofErr w:type="spellEnd"/>
+      <w:r>
+        <w:t xml:space="preserve"> </w:t>
+      </w:r>
+      <w:proofErr w:type="spellStart"/>
+      <w:r>
+        <w:t>khẩu</w:t>
+      </w:r>
+      <w:proofErr w:type="spellEnd"/>
+      <w:r>
+        <w:t xml:space="preserve"> user </w:t>
+      </w:r>
+      <w:proofErr w:type="spellStart"/>
+      <w:r>
+        <w:t>gửi</w:t>
+      </w:r>
+      <w:proofErr w:type="spellEnd"/>
+      <w:r>
+        <w:t xml:space="preserve"> </w:t>
+      </w:r>
+      <w:proofErr w:type="spellStart"/>
+      <w:r>
+        <w:t>lên</w:t>
+      </w:r>
+      <w:proofErr w:type="spellEnd"/>
+      <w:r>
+        <w:t xml:space="preserve">, </w:t>
+      </w:r>
+      <w:proofErr w:type="spellStart"/>
+      <w:r>
+        <w:t>getUsername</w:t>
+      </w:r>
+      <w:proofErr w:type="spellEnd"/>
+      <w:r>
+        <w:t xml:space="preserve"> </w:t>
+      </w:r>
+      <w:proofErr w:type="spellStart"/>
+      <w:r>
+        <w:t>để</w:t>
+      </w:r>
+      <w:proofErr w:type="spellEnd"/>
+      <w:r>
+        <w:t xml:space="preserve"> </w:t>
+      </w:r>
+      <w:proofErr w:type="spellStart"/>
+      <w:r>
+        <w:t>lấy</w:t>
+      </w:r>
+      <w:proofErr w:type="spellEnd"/>
+      <w:r>
+        <w:t xml:space="preserve"> user </w:t>
+      </w:r>
+      <w:proofErr w:type="spellStart"/>
+      <w:r>
+        <w:t>khi</w:t>
+      </w:r>
+      <w:proofErr w:type="spellEnd"/>
+      <w:r>
+        <w:t xml:space="preserve"> </w:t>
+      </w:r>
+      <w:proofErr w:type="spellStart"/>
+      <w:r>
+        <w:t>đã</w:t>
+      </w:r>
+      <w:proofErr w:type="spellEnd"/>
+      <w:r>
+        <w:t xml:space="preserve"> login </w:t>
+      </w:r>
+      <w:proofErr w:type="spellStart"/>
+      <w:r>
+        <w:t>thành</w:t>
+      </w:r>
+      <w:proofErr w:type="spellEnd"/>
+      <w:r>
+        <w:t xml:space="preserve"> </w:t>
+      </w:r>
+      <w:proofErr w:type="spellStart"/>
+      <w:r>
+        <w:t>công</w:t>
+      </w:r>
+      <w:proofErr w:type="spellEnd"/>
+      <w:r>
+        <w:t xml:space="preserve">, </w:t>
+      </w:r>
+      <w:proofErr w:type="spellStart"/>
+      <w:r>
+        <w:t>getAuthorities</w:t>
+      </w:r>
+      <w:proofErr w:type="spellEnd"/>
+      <w:r>
+        <w:t xml:space="preserve"> </w:t>
+      </w:r>
+      <w:proofErr w:type="spellStart"/>
+      <w:r>
+        <w:t>để</w:t>
+      </w:r>
+      <w:proofErr w:type="spellEnd"/>
+      <w:r>
+        <w:t xml:space="preserve"> </w:t>
+      </w:r>
+      <w:proofErr w:type="spellStart"/>
+      <w:r>
+        <w:t>lấy</w:t>
+      </w:r>
+      <w:proofErr w:type="spellEnd"/>
+      <w:r>
+        <w:t xml:space="preserve"> </w:t>
+      </w:r>
+      <w:proofErr w:type="spellStart"/>
+      <w:r>
+        <w:t>quyền</w:t>
+      </w:r>
+      <w:proofErr w:type="spellEnd"/>
+      <w:r>
+        <w:t xml:space="preserve"> </w:t>
+      </w:r>
+      <w:proofErr w:type="spellStart"/>
+      <w:r>
+        <w:t>hạn</w:t>
+      </w:r>
+      <w:proofErr w:type="spellEnd"/>
+      <w:r>
+        <w:t xml:space="preserve"> </w:t>
+      </w:r>
+      <w:proofErr w:type="spellStart"/>
+      <w:r>
+        <w:t>của</w:t>
+      </w:r>
+      <w:proofErr w:type="spellEnd"/>
+      <w:r>
+        <w:t xml:space="preserve"> user</w:t>
+      </w:r>
+      <w:r>
+        <w:t xml:space="preserve">)  </w:t>
+      </w:r>
+      <w:proofErr w:type="spellStart"/>
+      <w:r>
+        <w:t>và</w:t>
+      </w:r>
+      <w:proofErr w:type="spellEnd"/>
+      <w:r>
+        <w:t xml:space="preserve"> </w:t>
+      </w:r>
+      <w:proofErr w:type="spellStart"/>
+      <w:r>
+        <w:t>UserDetailService</w:t>
+      </w:r>
+      <w:proofErr w:type="spellEnd"/>
+      <w:r>
+        <w:t xml:space="preserve"> (</w:t>
+      </w:r>
+      <w:proofErr w:type="spellStart"/>
+      <w:r>
+        <w:t>overrie</w:t>
+      </w:r>
+      <w:proofErr w:type="spellEnd"/>
+      <w:r>
+        <w:t xml:space="preserve"> </w:t>
+      </w:r>
+      <w:proofErr w:type="spellStart"/>
+      <w:r>
+        <w:t>lại</w:t>
+      </w:r>
+      <w:proofErr w:type="spellEnd"/>
+      <w:r>
+        <w:t xml:space="preserve"> </w:t>
+      </w:r>
+      <w:proofErr w:type="spellStart"/>
+      <w:r>
+        <w:t>hàm</w:t>
+      </w:r>
+      <w:proofErr w:type="spellEnd"/>
+      <w:r>
+        <w:t xml:space="preserve"> </w:t>
+      </w:r>
+      <w:proofErr w:type="spellStart"/>
+      <w:r>
+        <w:t>loadUserByUsername</w:t>
+      </w:r>
+      <w:proofErr w:type="spellEnd"/>
+      <w:r>
+        <w:t xml:space="preserve"> </w:t>
+      </w:r>
+      <w:proofErr w:type="spellStart"/>
+      <w:r>
+        <w:t>để</w:t>
+      </w:r>
+      <w:proofErr w:type="spellEnd"/>
+      <w:r>
+        <w:t xml:space="preserve"> </w:t>
+      </w:r>
+      <w:proofErr w:type="spellStart"/>
+      <w:r>
+        <w:t>authen</w:t>
+      </w:r>
+      <w:proofErr w:type="spellEnd"/>
+      <w:r>
+        <w:t xml:space="preserve"> </w:t>
+      </w:r>
+      <w:proofErr w:type="spellStart"/>
+      <w:r>
+        <w:t>theo</w:t>
+      </w:r>
+      <w:proofErr w:type="spellEnd"/>
+      <w:r>
+        <w:t xml:space="preserve"> ý </w:t>
+      </w:r>
+      <w:proofErr w:type="spellStart"/>
+      <w:r>
+        <w:t>mình</w:t>
+      </w:r>
+      <w:proofErr w:type="spellEnd"/>
+      <w:r>
+        <w:t>)</w:t>
       </w:r>
     </w:p>
     <w:p>
@@ -2327,11 +7381,144 @@
         </w:numPr>
       </w:pPr>
       <w:r>
-        <w:lastRenderedPageBreak/>
-        <w:t>JWT: có 3 phần header (chứa thuật toán mã hóa), payload (lưu thông tin lưu chữ), signature( chứa chữ kí để xác nhận)</w:t>
-      </w:r>
-      <w:bookmarkStart w:id="0" w:name="_GoBack"/>
-      <w:bookmarkEnd w:id="0"/>
+        <w:t xml:space="preserve">JWT: </w:t>
+      </w:r>
+      <w:proofErr w:type="spellStart"/>
+      <w:r>
+        <w:t>có</w:t>
+      </w:r>
+      <w:proofErr w:type="spellEnd"/>
+      <w:r>
+        <w:t xml:space="preserve"> 3 </w:t>
+      </w:r>
+      <w:proofErr w:type="spellStart"/>
+      <w:r>
+        <w:t>phần</w:t>
+      </w:r>
+      <w:proofErr w:type="spellEnd"/>
+      <w:r>
+        <w:t xml:space="preserve"> header (</w:t>
+      </w:r>
+      <w:proofErr w:type="spellStart"/>
+      <w:r>
+        <w:t>chứa</w:t>
+      </w:r>
+      <w:proofErr w:type="spellEnd"/>
+      <w:r>
+        <w:t xml:space="preserve"> </w:t>
+      </w:r>
+      <w:proofErr w:type="spellStart"/>
+      <w:r>
+        <w:t>thuật</w:t>
+      </w:r>
+      <w:proofErr w:type="spellEnd"/>
+      <w:r>
+        <w:t xml:space="preserve"> </w:t>
+      </w:r>
+      <w:proofErr w:type="spellStart"/>
+      <w:r>
+        <w:t>toán</w:t>
+      </w:r>
+      <w:proofErr w:type="spellEnd"/>
+      <w:r>
+        <w:t xml:space="preserve"> </w:t>
+      </w:r>
+      <w:proofErr w:type="spellStart"/>
+      <w:r>
+        <w:t>mã</w:t>
+      </w:r>
+      <w:proofErr w:type="spellEnd"/>
+      <w:r>
+        <w:t xml:space="preserve"> </w:t>
+      </w:r>
+      <w:proofErr w:type="spellStart"/>
+      <w:r>
+        <w:t>hóa</w:t>
+      </w:r>
+      <w:proofErr w:type="spellEnd"/>
+      <w:r>
+        <w:t>), payload (</w:t>
+      </w:r>
+      <w:proofErr w:type="spellStart"/>
+      <w:r>
+        <w:t>lưu</w:t>
+      </w:r>
+      <w:proofErr w:type="spellEnd"/>
+      <w:r>
+        <w:t xml:space="preserve"> </w:t>
+      </w:r>
+      <w:proofErr w:type="spellStart"/>
+      <w:r>
+        <w:t>thông</w:t>
+      </w:r>
+      <w:proofErr w:type="spellEnd"/>
+      <w:r>
+        <w:t xml:space="preserve"> tin </w:t>
+      </w:r>
+      <w:proofErr w:type="spellStart"/>
+      <w:r>
+        <w:t>lưu</w:t>
+      </w:r>
+      <w:proofErr w:type="spellEnd"/>
+      <w:r>
+        <w:t xml:space="preserve"> </w:t>
+      </w:r>
+      <w:proofErr w:type="spellStart"/>
+      <w:r>
+        <w:t>chữ</w:t>
+      </w:r>
+      <w:proofErr w:type="spellEnd"/>
+      <w:r>
+        <w:t xml:space="preserve">), signature( </w:t>
+      </w:r>
+      <w:proofErr w:type="spellStart"/>
+      <w:r>
+        <w:t>chứa</w:t>
+      </w:r>
+      <w:proofErr w:type="spellEnd"/>
+      <w:r>
+        <w:t xml:space="preserve"> </w:t>
+      </w:r>
+      <w:proofErr w:type="spellStart"/>
+      <w:r>
+        <w:t>chữ</w:t>
+      </w:r>
+      <w:proofErr w:type="spellEnd"/>
+      <w:r>
+        <w:t xml:space="preserve"> </w:t>
+      </w:r>
+      <w:proofErr w:type="spellStart"/>
+      <w:r>
+        <w:t>kí</w:t>
+      </w:r>
+      <w:proofErr w:type="spellEnd"/>
+      <w:r>
+        <w:t xml:space="preserve"> </w:t>
+      </w:r>
+      <w:proofErr w:type="spellStart"/>
+      <w:r>
+        <w:t>để</w:t>
+      </w:r>
+      <w:proofErr w:type="spellEnd"/>
+      <w:r>
+        <w:t xml:space="preserve"> </w:t>
+      </w:r>
+      <w:proofErr w:type="spellStart"/>
+      <w:r>
+        <w:t>xác</w:t>
+      </w:r>
+      <w:proofErr w:type="spellEnd"/>
+      <w:r>
+        <w:t xml:space="preserve"> </w:t>
+      </w:r>
+      <w:proofErr w:type="spellStart"/>
+      <w:r>
+        <w:t>nhận</w:t>
+      </w:r>
+      <w:proofErr w:type="spellEnd"/>
+      <w:r>
+        <w:t>)</w:t>
+      </w:r>
     </w:p>
     <w:sectPr>
       <w:pgSz w:w="11907" w:h="16840" w:code="9"/>
@@ -2344,7 +7531,7 @@
 </file>
 
 <file path=word/numbering.xml><?xml version="1.0" encoding="utf-8"?>
-<w:numbering xmlns:wpc="http://schemas.microsoft.com/office/word/2010/wordprocessingCanvas" xmlns:cx="http://schemas.microsoft.com/office/drawing/2014/chartex" xmlns:mc="http://schemas.openxmlformats.org/markup-compatibility/2006" xmlns:o="urn:schemas-microsoft-com:office:office" xmlns:r="http://schemas.openxmlformats.org/officeDocument/2006/relationships" xmlns:m="http://schemas.openxmlformats.org/officeDocument/2006/math" xmlns:v="urn:schemas-microsoft-com:vml" xmlns:wp14="http://schemas.microsoft.com/office/word/2010/wordprocessingDrawing" xmlns:wp="http://schemas.openxmlformats.org/drawingml/2006/wordprocessingDrawing" xmlns:w10="urn:schemas-microsoft-com:office:word" xmlns:w="http://schemas.openxmlformats.org/wordprocessingml/2006/main" xmlns:w14="http://schemas.microsoft.com/office/word/2010/wordml" xmlns:w15="http://schemas.microsoft.com/office/word/2012/wordml" xmlns:w16se="http://schemas.microsoft.com/office/word/2015/wordml/symex" xmlns:wpg="http://schemas.microsoft.com/office/word/2010/wordprocessingGroup" xmlns:wpi="http://schemas.microsoft.com/office/word/2010/wordprocessingInk" xmlns:wne="http://schemas.microsoft.com/office/word/2006/wordml" xmlns:wps="http://schemas.microsoft.com/office/word/2010/wordprocessingShape" mc:Ignorable="w14 w15 w16se wp14">
+<w:numbering xmlns:wpc="http://schemas.microsoft.com/office/word/2010/wordprocessingCanvas" xmlns:cx="http://schemas.microsoft.com/office/drawing/2014/chartex" xmlns:cx1="http://schemas.microsoft.com/office/drawing/2015/9/8/chartex" xmlns:cx2="http://schemas.microsoft.com/office/drawing/2015/10/21/chartex" xmlns:cx3="http://schemas.microsoft.com/office/drawing/2016/5/9/chartex" xmlns:cx4="http://schemas.microsoft.com/office/drawing/2016/5/10/chartex" xmlns:cx5="http://schemas.microsoft.com/office/drawing/2016/5/11/chartex" xmlns:cx6="http://schemas.microsoft.com/office/drawing/2016/5/12/chartex" xmlns:cx7="http://schemas.microsoft.com/office/drawing/2016/5/13/chartex" xmlns:cx8="http://schemas.microsoft.com/office/drawing/2016/5/14/chartex" xmlns:mc="http://schemas.openxmlformats.org/markup-compatibility/2006" xmlns:aink="http://schemas.microsoft.com/office/drawing/2016/ink" xmlns:am3d="http://schemas.microsoft.com/office/drawing/2017/model3d" xmlns:o="urn:schemas-microsoft-com:office:office" xmlns:oel="http://schemas.microsoft.com/office/2019/extlst" xmlns:r="http://schemas.openxmlformats.org/officeDocument/2006/relationships" xmlns:m="http://schemas.openxmlformats.org/officeDocument/2006/math" xmlns:v="urn:schemas-microsoft-com:vml" xmlns:wp14="http://schemas.microsoft.com/office/word/2010/wordprocessingDrawing" xmlns:wp="http://schemas.openxmlformats.org/drawingml/2006/wordprocessingDrawing" xmlns:w10="urn:schemas-microsoft-com:office:word" xmlns:w="http://schemas.openxmlformats.org/wordprocessingml/2006/main" xmlns:w14="http://schemas.microsoft.com/office/word/2010/wordml" xmlns:w15="http://schemas.microsoft.com/office/word/2012/wordml" xmlns:w16cex="http://schemas.microsoft.com/office/word/2018/wordml/cex" xmlns:w16cid="http://schemas.microsoft.com/office/word/2016/wordml/cid" xmlns:w16="http://schemas.microsoft.com/office/word/2018/wordml" xmlns:w16du="http://schemas.microsoft.com/office/word/2023/wordml/word16du" xmlns:w16sdtdh="http://schemas.microsoft.com/office/word/2020/wordml/sdtdatahash" xmlns:w16sdtfl="http://schemas.microsoft.com/office/word/2024/wordml/sdtformatlock" xmlns:w16se="http://schemas.microsoft.com/office/word/2015/wordml/symex" xmlns:wpg="http://schemas.microsoft.com/office/word/2010/wordprocessingGroup" xmlns:wpi="http://schemas.microsoft.com/office/word/2010/wordprocessingInk" xmlns:wne="http://schemas.microsoft.com/office/word/2006/wordml" xmlns:wps="http://schemas.microsoft.com/office/word/2010/wordprocessingShape" mc:Ignorable="w14 w15 w16se w16cid w16 w16cex w16sdtdh w16sdtfl w16du wp14">
   <w:abstractNum w:abstractNumId="0" w15:restartNumberingAfterBreak="0">
     <w:nsid w:val="22764978"/>
     <w:multiLevelType w:val="hybridMultilevel"/>
@@ -2569,17 +7756,17 @@
       </w:rPr>
     </w:lvl>
   </w:abstractNum>
-  <w:num w:numId="1">
+  <w:num w:numId="1" w16cid:durableId="883366155">
     <w:abstractNumId w:val="1"/>
   </w:num>
-  <w:num w:numId="2">
+  <w:num w:numId="2" w16cid:durableId="1006716337">
     <w:abstractNumId w:val="0"/>
   </w:num>
 </w:numbering>
 </file>
 
 <file path=word/styles.xml><?xml version="1.0" encoding="utf-8"?>
-<w:styles xmlns:mc="http://schemas.openxmlformats.org/markup-compatibility/2006" xmlns:r="http://schemas.openxmlformats.org/officeDocument/2006/relationships" xmlns:w="http://schemas.openxmlformats.org/wordprocessingml/2006/main" xmlns:w14="http://schemas.microsoft.com/office/word/2010/wordml" xmlns:w15="http://schemas.microsoft.com/office/word/2012/wordml" xmlns:w16se="http://schemas.microsoft.com/office/word/2015/wordml/symex" mc:Ignorable="w14 w15 w16se">
+<w:styles xmlns:mc="http://schemas.openxmlformats.org/markup-compatibility/2006" xmlns:r="http://schemas.openxmlformats.org/officeDocument/2006/relationships" xmlns:w="http://schemas.openxmlformats.org/wordprocessingml/2006/main" xmlns:w14="http://schemas.microsoft.com/office/word/2010/wordml" xmlns:w15="http://schemas.microsoft.com/office/word/2012/wordml" xmlns:w16cex="http://schemas.microsoft.com/office/word/2018/wordml/cex" xmlns:w16cid="http://schemas.microsoft.com/office/word/2016/wordml/cid" xmlns:w16="http://schemas.microsoft.com/office/word/2018/wordml" xmlns:w16du="http://schemas.microsoft.com/office/word/2023/wordml/word16du" xmlns:w16sdtdh="http://schemas.microsoft.com/office/word/2020/wordml/sdtdatahash" xmlns:w16sdtfl="http://schemas.microsoft.com/office/word/2024/wordml/sdtformatlock" xmlns:w16se="http://schemas.microsoft.com/office/word/2015/wordml/symex" mc:Ignorable="w14 w15 w16se w16cid w16 w16cex w16sdtdh w16sdtfl w16du">
   <w:docDefaults>
     <w:rPrDefault>
       <w:rPr>
@@ -2595,7 +7782,7 @@
       </w:pPr>
     </w:pPrDefault>
   </w:docDefaults>
-  <w:latentStyles w:defLockedState="0" w:defUIPriority="99" w:defSemiHidden="0" w:defUnhideWhenUsed="0" w:defQFormat="0" w:count="371">
+  <w:latentStyles w:defLockedState="0" w:defUIPriority="99" w:defSemiHidden="0" w:defUnhideWhenUsed="0" w:defQFormat="0" w:count="376">
     <w:lsdException w:name="Normal" w:uiPriority="0" w:qFormat="1"/>
     <w:lsdException w:name="heading 1" w:uiPriority="9" w:qFormat="1"/>
     <w:lsdException w:name="heading 2" w:semiHidden="1" w:uiPriority="9" w:unhideWhenUsed="1" w:qFormat="1"/>
@@ -2967,6 +8154,11 @@
     <w:lsdException w:name="List Table 5 Dark Accent 6" w:uiPriority="50"/>
     <w:lsdException w:name="List Table 6 Colorful Accent 6" w:uiPriority="51"/>
     <w:lsdException w:name="List Table 7 Colorful Accent 6" w:uiPriority="52"/>
+    <w:lsdException w:name="Mention" w:semiHidden="1" w:unhideWhenUsed="1"/>
+    <w:lsdException w:name="Smart Hyperlink" w:semiHidden="1" w:unhideWhenUsed="1"/>
+    <w:lsdException w:name="Hashtag" w:semiHidden="1" w:unhideWhenUsed="1"/>
+    <w:lsdException w:name="Unresolved Mention" w:semiHidden="1" w:unhideWhenUsed="1"/>
+    <w:lsdException w:name="Smart Link" w:semiHidden="1" w:unhideWhenUsed="1"/>
   </w:latentStyles>
   <w:style w:type="paragraph" w:default="1" w:styleId="Normal">
     <w:name w:val="Normal"/>
@@ -3055,7 +8247,6 @@
   <w:style w:type="character" w:default="1" w:styleId="DefaultParagraphFont">
     <w:name w:val="Default Paragraph Font"/>
     <w:uiPriority w:val="1"/>
-    <w:semiHidden/>
     <w:unhideWhenUsed/>
   </w:style>
   <w:style w:type="table" w:default="1" w:styleId="TableNormal">

--- a/Note Spring security JWT.docx
+++ b/Note Spring security JWT.docx
@@ -35,13 +35,18 @@
       </w:r>
       <w:proofErr w:type="spellEnd"/>
       <w:r>
-        <w:t xml:space="preserve"> spring security)  </w:t>
+        <w:t xml:space="preserve"> spring </w:t>
+      </w:r>
+      <w:proofErr w:type="gramStart"/>
+      <w:r>
+        <w:t xml:space="preserve">security)  </w:t>
       </w:r>
       <w:proofErr w:type="spellStart"/>
       <w:r>
         <w:t>nó</w:t>
       </w:r>
       <w:proofErr w:type="spellEnd"/>
+      <w:proofErr w:type="gramEnd"/>
       <w:r>
         <w:t xml:space="preserve"> </w:t>
       </w:r>
@@ -1059,6 +1064,7 @@
         <w:t xml:space="preserve"> custom 1class </w:t>
       </w:r>
       <w:proofErr w:type="spellStart"/>
+      <w:proofErr w:type="gramStart"/>
       <w:r>
         <w:t>fillter</w:t>
       </w:r>
@@ -1143,6 +1149,7 @@
         <w:t>tiên</w:t>
       </w:r>
       <w:proofErr w:type="spellEnd"/>
+      <w:proofErr w:type="gramEnd"/>
     </w:p>
     <w:p>
       <w:pPr>
@@ -2185,6 +2192,7 @@
         <w:t xml:space="preserve">String </w:t>
       </w:r>
       <w:proofErr w:type="spellStart"/>
+      <w:proofErr w:type="gramStart"/>
       <w:r>
         <w:rPr>
           <w:color w:val="FFC66D"/>
@@ -2199,6 +2207,7 @@
         <w:t>(</w:t>
       </w:r>
       <w:proofErr w:type="spellStart"/>
+      <w:proofErr w:type="gramEnd"/>
       <w:r>
         <w:rPr>
           <w:color w:val="A9B7C6"/>
@@ -2234,6 +2243,7 @@
         <w:t xml:space="preserve"> = </w:t>
       </w:r>
       <w:proofErr w:type="spellStart"/>
+      <w:proofErr w:type="gramStart"/>
       <w:r>
         <w:rPr>
           <w:color w:val="A9B7C6"/>
@@ -2241,6 +2251,7 @@
         <w:t>request.getHeader</w:t>
       </w:r>
       <w:proofErr w:type="spellEnd"/>
+      <w:proofErr w:type="gramEnd"/>
       <w:r>
         <w:rPr>
           <w:color w:val="A9B7C6"/>
@@ -2290,21 +2301,7 @@
         <w:rPr>
           <w:color w:val="808080"/>
         </w:rPr>
-        <w:t xml:space="preserve"> </w:t>
-      </w:r>
-      <w:proofErr w:type="spellStart"/>
-      <w:r>
-        <w:rPr>
-          <w:color w:val="808080"/>
-        </w:rPr>
-        <w:t>tra</w:t>
-      </w:r>
-      <w:proofErr w:type="spellEnd"/>
-      <w:r>
-        <w:rPr>
-          <w:color w:val="808080"/>
-        </w:rPr>
-        <w:t xml:space="preserve"> </w:t>
+        <w:t xml:space="preserve"> tra </w:t>
       </w:r>
       <w:proofErr w:type="spellStart"/>
       <w:r>
@@ -2515,7 +2512,14 @@
           <w:color w:val="CC7832"/>
         </w:rPr>
         <w:br/>
-        <w:t xml:space="preserve">        </w:t>
+        <w:t xml:space="preserve">      </w:t>
+      </w:r>
+      <w:proofErr w:type="gramStart"/>
+      <w:r>
+        <w:rPr>
+          <w:color w:val="CC7832"/>
+        </w:rPr>
+        <w:t xml:space="preserve">  </w:t>
       </w:r>
       <w:r>
         <w:rPr>
@@ -2523,6 +2527,7 @@
         </w:rPr>
         <w:t>}</w:t>
       </w:r>
+      <w:proofErr w:type="gramEnd"/>
       <w:r>
         <w:rPr>
           <w:color w:val="A9B7C6"/>
@@ -2541,7 +2546,14 @@
           <w:color w:val="CC7832"/>
         </w:rPr>
         <w:br/>
-        <w:t xml:space="preserve">    </w:t>
+        <w:t xml:space="preserve">  </w:t>
+      </w:r>
+      <w:proofErr w:type="gramStart"/>
+      <w:r>
+        <w:rPr>
+          <w:color w:val="CC7832"/>
+        </w:rPr>
+        <w:t xml:space="preserve">  </w:t>
       </w:r>
       <w:r>
         <w:rPr>
@@ -2549,6 +2561,7 @@
         </w:rPr>
         <w:t>}</w:t>
       </w:r>
+      <w:proofErr w:type="gramEnd"/>
       <w:r>
         <w:rPr>
           <w:color w:val="A9B7C6"/>
@@ -3024,6 +3037,7 @@
         <w:t xml:space="preserve"> </w:t>
       </w:r>
       <w:proofErr w:type="spellStart"/>
+      <w:proofErr w:type="gramStart"/>
       <w:r>
         <w:t>tượng</w:t>
       </w:r>
@@ -3036,6 +3050,7 @@
         <w:t>Athencation</w:t>
       </w:r>
       <w:proofErr w:type="spellEnd"/>
+      <w:proofErr w:type="gramEnd"/>
       <w:r>
         <w:t xml:space="preserve"> </w:t>
       </w:r>
@@ -3056,6 +3071,7 @@
         <w:t xml:space="preserve"> </w:t>
       </w:r>
       <w:proofErr w:type="spellStart"/>
+      <w:proofErr w:type="gramStart"/>
       <w:r>
         <w:t>này</w:t>
       </w:r>
@@ -3064,6 +3080,7 @@
         <w:t>(</w:t>
       </w:r>
       <w:proofErr w:type="spellStart"/>
+      <w:proofErr w:type="gramEnd"/>
       <w:r>
         <w:t>mà</w:t>
       </w:r>
@@ -3488,6 +3505,7 @@
         <w:t xml:space="preserve"> </w:t>
       </w:r>
       <w:proofErr w:type="spellStart"/>
+      <w:proofErr w:type="gramStart"/>
       <w:r>
         <w:t>thực</w:t>
       </w:r>
@@ -3500,6 +3518,7 @@
         <w:t>lẫn</w:t>
       </w:r>
       <w:proofErr w:type="spellEnd"/>
+      <w:proofErr w:type="gramEnd"/>
       <w:r>
         <w:t xml:space="preserve"> </w:t>
       </w:r>
@@ -3585,6 +3604,7 @@
         <w:t xml:space="preserve"> </w:t>
       </w:r>
       <w:proofErr w:type="spellStart"/>
+      <w:proofErr w:type="gramStart"/>
       <w:r>
         <w:t>phép</w:t>
       </w:r>
@@ -3612,6 +3632,7 @@
         <w:t>antMatchers</w:t>
       </w:r>
       <w:proofErr w:type="spellEnd"/>
+      <w:proofErr w:type="gramEnd"/>
       <w:r>
         <w:rPr>
           <w:rFonts w:ascii="Courier New" w:eastAsia="Times New Roman" w:hAnsi="Courier New" w:cs="Courier New"/>
@@ -3650,6 +3671,7 @@
         </w:rPr>
         <w:t>/user/login"</w:t>
       </w:r>
+      <w:proofErr w:type="gramStart"/>
       <w:r>
         <w:rPr>
           <w:rFonts w:ascii="Courier New" w:eastAsia="Times New Roman" w:hAnsi="Courier New" w:cs="Courier New"/>
@@ -3670,6 +3692,7 @@
         <w:t>permitAll</w:t>
       </w:r>
       <w:proofErr w:type="spellEnd"/>
+      <w:proofErr w:type="gramEnd"/>
       <w:r>
         <w:rPr>
           <w:rFonts w:ascii="Courier New" w:eastAsia="Times New Roman" w:hAnsi="Courier New" w:cs="Courier New"/>
@@ -3762,19 +3785,11 @@
         </w:rPr>
         <w:t xml:space="preserve">@RequestBody </w:t>
       </w:r>
-      <w:proofErr w:type="spellStart"/>
-      <w:r>
-        <w:rPr>
-          <w:color w:val="A9B7C6"/>
-        </w:rPr>
-        <w:t>LoginRequest</w:t>
-      </w:r>
-      <w:proofErr w:type="spellEnd"/>
-      <w:r>
-        <w:rPr>
-          <w:color w:val="A9B7C6"/>
-        </w:rPr>
-        <w:t xml:space="preserve"> </w:t>
+      <w:r>
+        <w:rPr>
+          <w:color w:val="A9B7C6"/>
+        </w:rPr>
+        <w:t xml:space="preserve">LoginRequest </w:t>
       </w:r>
       <w:proofErr w:type="spellStart"/>
       <w:r>
@@ -4502,6 +4517,7 @@
         <w:t xml:space="preserve"> interface </w:t>
       </w:r>
       <w:proofErr w:type="spellStart"/>
+      <w:proofErr w:type="gramStart"/>
       <w:r>
         <w:t>AuthenticationManager</w:t>
       </w:r>
@@ -4510,6 +4526,7 @@
         <w:t>(</w:t>
       </w:r>
       <w:proofErr w:type="spellStart"/>
+      <w:proofErr w:type="gramEnd"/>
       <w:r>
         <w:t>mặc</w:t>
       </w:r>
@@ -4550,12 +4567,17 @@
         <w:t xml:space="preserve"> </w:t>
       </w:r>
       <w:proofErr w:type="spellStart"/>
+      <w:proofErr w:type="gramStart"/>
       <w:r>
         <w:t>DaoAuthenticationProvider</w:t>
       </w:r>
       <w:proofErr w:type="spellEnd"/>
       <w:r>
-        <w:t xml:space="preserve"> ) </w:t>
+        <w:t xml:space="preserve"> )</w:t>
+      </w:r>
+      <w:proofErr w:type="gramEnd"/>
+      <w:r>
+        <w:t xml:space="preserve"> </w:t>
       </w:r>
       <w:r>
         <w:t xml:space="preserve"> </w:t>
@@ -4601,6 +4623,7 @@
         <w:t xml:space="preserve"> </w:t>
       </w:r>
       <w:proofErr w:type="spellStart"/>
+      <w:proofErr w:type="gramStart"/>
       <w:r>
         <w:t>vào</w:t>
       </w:r>
@@ -4611,6 +4634,7 @@
       <w:r>
         <w:t>Authentication</w:t>
       </w:r>
+      <w:proofErr w:type="gramEnd"/>
       <w:r>
         <w:t xml:space="preserve"> </w:t>
       </w:r>
@@ -4759,6 +4783,7 @@
         <w:t xml:space="preserve"> </w:t>
       </w:r>
       <w:proofErr w:type="spellStart"/>
+      <w:proofErr w:type="gramStart"/>
       <w:r>
         <w:rPr>
           <w:color w:val="FFC66D"/>
@@ -4770,7 +4795,14 @@
         <w:rPr>
           <w:color w:val="A9B7C6"/>
         </w:rPr>
-        <w:t xml:space="preserve">(String </w:t>
+        <w:t>(</w:t>
+      </w:r>
+      <w:proofErr w:type="gramEnd"/>
+      <w:r>
+        <w:rPr>
+          <w:color w:val="A9B7C6"/>
+        </w:rPr>
+        <w:t xml:space="preserve">String </w:t>
       </w:r>
       <w:proofErr w:type="spellStart"/>
       <w:r>
@@ -4908,6 +4940,7 @@
         <w:t xml:space="preserve">implement interface </w:t>
       </w:r>
       <w:proofErr w:type="spellStart"/>
+      <w:proofErr w:type="gramStart"/>
       <w:r>
         <w:t>UserDetailService</w:t>
       </w:r>
@@ -4920,6 +4953,7 @@
         <w:t>và</w:t>
       </w:r>
       <w:proofErr w:type="spellEnd"/>
+      <w:proofErr w:type="gramEnd"/>
       <w:r>
         <w:t xml:space="preserve"> override</w:t>
       </w:r>
@@ -4943,12 +4977,17 @@
         <w:t xml:space="preserve"> </w:t>
       </w:r>
       <w:proofErr w:type="spellStart"/>
+      <w:proofErr w:type="gramStart"/>
       <w:r>
         <w:t>loadUserByUsername</w:t>
       </w:r>
       <w:proofErr w:type="spellEnd"/>
       <w:r>
-        <w:t xml:space="preserve">() </w:t>
+        <w:t>(</w:t>
+      </w:r>
+      <w:proofErr w:type="gramEnd"/>
+      <w:r>
+        <w:t xml:space="preserve">) </w:t>
       </w:r>
       <w:proofErr w:type="spellStart"/>
       <w:r>
@@ -5020,13 +5059,18 @@
       </w:r>
       <w:proofErr w:type="spellEnd"/>
       <w:r>
-        <w:t xml:space="preserve"> email)  </w:t>
+        <w:t xml:space="preserve"> </w:t>
+      </w:r>
+      <w:proofErr w:type="gramStart"/>
+      <w:r>
+        <w:t xml:space="preserve">email)  </w:t>
       </w:r>
       <w:proofErr w:type="spellStart"/>
       <w:r>
         <w:t>và</w:t>
       </w:r>
       <w:proofErr w:type="spellEnd"/>
+      <w:proofErr w:type="gramEnd"/>
       <w:r>
         <w:t xml:space="preserve"> </w:t>
       </w:r>
@@ -5093,6 +5137,7 @@
         <w:t xml:space="preserve"> </w:t>
       </w:r>
       <w:proofErr w:type="spellStart"/>
+      <w:proofErr w:type="gramStart"/>
       <w:r>
         <w:rPr>
           <w:color w:val="FFC66D"/>
@@ -5104,7 +5149,14 @@
         <w:rPr>
           <w:color w:val="A9B7C6"/>
         </w:rPr>
-        <w:t xml:space="preserve">(String </w:t>
+        <w:t>(</w:t>
+      </w:r>
+      <w:proofErr w:type="gramEnd"/>
+      <w:r>
+        <w:rPr>
+          <w:color w:val="A9B7C6"/>
+        </w:rPr>
+        <w:t xml:space="preserve">String </w:t>
       </w:r>
       <w:proofErr w:type="spellStart"/>
       <w:r>
@@ -5222,6 +5274,7 @@
         <w:br/>
         <w:t xml:space="preserve">    if </w:t>
       </w:r>
+      <w:proofErr w:type="gramStart"/>
       <w:r>
         <w:rPr>
           <w:color w:val="A9B7C6"/>
@@ -5236,6 +5289,7 @@
         <w:t>optionalUserEntity.isPresent</w:t>
       </w:r>
       <w:proofErr w:type="spellEnd"/>
+      <w:proofErr w:type="gramEnd"/>
       <w:r>
         <w:rPr>
           <w:color w:val="A9B7C6"/>
@@ -5256,6 +5310,7 @@
         <w:t xml:space="preserve">throw new </w:t>
       </w:r>
       <w:proofErr w:type="spellStart"/>
+      <w:proofErr w:type="gramStart"/>
       <w:r>
         <w:rPr>
           <w:color w:val="A9B7C6"/>
@@ -5269,11 +5324,40 @@
         </w:rPr>
         <w:t>(</w:t>
       </w:r>
+      <w:proofErr w:type="gramEnd"/>
       <w:r>
         <w:rPr>
           <w:color w:val="6A8759"/>
         </w:rPr>
-        <w:t>"Login fail! User name is not exist"</w:t>
+        <w:t xml:space="preserve">"Login fail! </w:t>
+      </w:r>
+      <w:proofErr w:type="gramStart"/>
+      <w:r>
+        <w:rPr>
+          <w:color w:val="6A8759"/>
+        </w:rPr>
+        <w:t>User name</w:t>
+      </w:r>
+      <w:proofErr w:type="gramEnd"/>
+      <w:r>
+        <w:rPr>
+          <w:color w:val="6A8759"/>
+        </w:rPr>
+        <w:t xml:space="preserve"> </w:t>
+      </w:r>
+      <w:proofErr w:type="gramStart"/>
+      <w:r>
+        <w:rPr>
+          <w:color w:val="6A8759"/>
+        </w:rPr>
+        <w:t>is not exist</w:t>
+      </w:r>
+      <w:proofErr w:type="gramEnd"/>
+      <w:r>
+        <w:rPr>
+          <w:color w:val="6A8759"/>
+        </w:rPr>
+        <w:t>"</w:t>
       </w:r>
       <w:r>
         <w:rPr>
@@ -5292,13 +5376,27 @@
           <w:color w:val="CC7832"/>
         </w:rPr>
         <w:br/>
-        <w:t xml:space="preserve">    </w:t>
-      </w:r>
-      <w:r>
-        <w:rPr>
-          <w:color w:val="A9B7C6"/>
-        </w:rPr>
-        <w:t xml:space="preserve">} </w:t>
+        <w:t xml:space="preserve">  </w:t>
+      </w:r>
+      <w:proofErr w:type="gramStart"/>
+      <w:r>
+        <w:rPr>
+          <w:color w:val="CC7832"/>
+        </w:rPr>
+        <w:t xml:space="preserve">  </w:t>
+      </w:r>
+      <w:r>
+        <w:rPr>
+          <w:color w:val="A9B7C6"/>
+        </w:rPr>
+        <w:t>}</w:t>
+      </w:r>
+      <w:proofErr w:type="gramEnd"/>
+      <w:r>
+        <w:rPr>
+          <w:color w:val="A9B7C6"/>
+        </w:rPr>
+        <w:t xml:space="preserve"> </w:t>
       </w:r>
       <w:r>
         <w:rPr>
@@ -5348,6 +5446,7 @@
         <w:t xml:space="preserve"> = </w:t>
       </w:r>
       <w:proofErr w:type="spellStart"/>
+      <w:proofErr w:type="gramStart"/>
       <w:r>
         <w:rPr>
           <w:color w:val="A9B7C6"/>
@@ -5359,7 +5458,14 @@
         <w:rPr>
           <w:color w:val="A9B7C6"/>
         </w:rPr>
-        <w:t>()</w:t>
+        <w:t>(</w:t>
+      </w:r>
+      <w:proofErr w:type="gramEnd"/>
+      <w:r>
+        <w:rPr>
+          <w:color w:val="A9B7C6"/>
+        </w:rPr>
+        <w:t>)</w:t>
       </w:r>
       <w:r>
         <w:rPr>
@@ -5468,7 +5574,14 @@
           <w:color w:val="CC7832"/>
         </w:rPr>
         <w:br/>
-        <w:t xml:space="preserve">    </w:t>
+        <w:t xml:space="preserve">  </w:t>
+      </w:r>
+      <w:proofErr w:type="gramStart"/>
+      <w:r>
+        <w:rPr>
+          <w:color w:val="CC7832"/>
+        </w:rPr>
+        <w:t xml:space="preserve">  </w:t>
       </w:r>
       <w:r>
         <w:rPr>
@@ -5476,6 +5589,7 @@
         </w:rPr>
         <w:t>}</w:t>
       </w:r>
+      <w:proofErr w:type="gramEnd"/>
       <w:r>
         <w:rPr>
           <w:color w:val="A9B7C6"/>
@@ -5723,7 +5837,15 @@
       </w:r>
       <w:proofErr w:type="spellEnd"/>
       <w:r>
-        <w:t xml:space="preserve"> ( ở </w:t>
+        <w:t xml:space="preserve"> </w:t>
+      </w:r>
+      <w:proofErr w:type="gramStart"/>
+      <w:r>
+        <w:t>( ở</w:t>
+      </w:r>
+      <w:proofErr w:type="gramEnd"/>
+      <w:r>
+        <w:t xml:space="preserve"> </w:t>
       </w:r>
       <w:proofErr w:type="spellStart"/>
       <w:r>
@@ -5742,12 +5864,17 @@
         <w:t xml:space="preserve"> </w:t>
       </w:r>
       <w:proofErr w:type="spellStart"/>
+      <w:proofErr w:type="gramStart"/>
       <w:r>
         <w:t>tự</w:t>
       </w:r>
       <w:proofErr w:type="spellEnd"/>
       <w:r>
-        <w:t xml:space="preserve">  custom interface </w:t>
+        <w:t xml:space="preserve">  custom</w:t>
+      </w:r>
+      <w:proofErr w:type="gramEnd"/>
+      <w:r>
+        <w:t xml:space="preserve"> interface </w:t>
       </w:r>
       <w:proofErr w:type="spellStart"/>
       <w:r>
@@ -5937,7 +6064,14 @@
         <w:rPr>
           <w:color w:val="A9B7C6"/>
         </w:rPr>
-        <w:t>.generateToken</w:t>
+        <w:t>.</w:t>
+      </w:r>
+      <w:proofErr w:type="gramStart"/>
+      <w:r>
+        <w:rPr>
+          <w:color w:val="A9B7C6"/>
+        </w:rPr>
+        <w:t>generateToken</w:t>
       </w:r>
       <w:proofErr w:type="spellEnd"/>
       <w:r>
@@ -5947,6 +6081,7 @@
         <w:t>((</w:t>
       </w:r>
       <w:proofErr w:type="spellStart"/>
+      <w:proofErr w:type="gramEnd"/>
       <w:r>
         <w:rPr>
           <w:color w:val="A9B7C6"/>
@@ -5961,6 +6096,7 @@
         <w:t xml:space="preserve">) </w:t>
       </w:r>
       <w:proofErr w:type="spellStart"/>
+      <w:proofErr w:type="gramStart"/>
       <w:r>
         <w:rPr>
           <w:color w:val="A9B7C6"/>
@@ -5968,6 +6104,7 @@
         <w:t>authentication.getPrincipal</w:t>
       </w:r>
       <w:proofErr w:type="spellEnd"/>
+      <w:proofErr w:type="gramEnd"/>
       <w:r>
         <w:rPr>
           <w:color w:val="A9B7C6"/>
@@ -6009,6 +6146,7 @@
         <w:t>jwt</w:t>
       </w:r>
       <w:proofErr w:type="spellEnd"/>
+      <w:proofErr w:type="gramStart"/>
       <w:r>
         <w:rPr>
           <w:color w:val="A9B7C6"/>
@@ -6021,6 +6159,7 @@
         </w:rPr>
         <w:t>;</w:t>
       </w:r>
+      <w:proofErr w:type="gramEnd"/>
     </w:p>
     <w:p/>
     <w:p>
@@ -7020,6 +7159,7 @@
         <w:t xml:space="preserve"> </w:t>
       </w:r>
       <w:proofErr w:type="spellStart"/>
+      <w:proofErr w:type="gramStart"/>
       <w:r>
         <w:t>UserDetail</w:t>
       </w:r>
@@ -7028,6 +7168,7 @@
         <w:t>(</w:t>
       </w:r>
       <w:proofErr w:type="spellStart"/>
+      <w:proofErr w:type="gramEnd"/>
       <w:r>
         <w:t>overire</w:t>
       </w:r>
@@ -7281,7 +7422,11 @@
       </w:r>
       <w:proofErr w:type="spellEnd"/>
       <w:r>
-        <w:t xml:space="preserve"> user</w:t>
+        <w:t xml:space="preserve"> </w:t>
+      </w:r>
+      <w:proofErr w:type="gramStart"/>
+      <w:r>
+        <w:t>user</w:t>
       </w:r>
       <w:r>
         <w:t xml:space="preserve">)  </w:t>
@@ -7291,6 +7436,7 @@
         <w:t>và</w:t>
       </w:r>
       <w:proofErr w:type="spellEnd"/>
+      <w:proofErr w:type="gramEnd"/>
       <w:r>
         <w:t xml:space="preserve"> </w:t>
       </w:r>
@@ -7469,13 +7615,18 @@
       </w:r>
       <w:proofErr w:type="spellEnd"/>
       <w:r>
-        <w:t xml:space="preserve">), signature( </w:t>
+        <w:t xml:space="preserve">), </w:t>
+      </w:r>
+      <w:proofErr w:type="gramStart"/>
+      <w:r>
+        <w:t xml:space="preserve">signature( </w:t>
       </w:r>
       <w:proofErr w:type="spellStart"/>
       <w:r>
         <w:t>chứa</w:t>
       </w:r>
       <w:proofErr w:type="spellEnd"/>
+      <w:proofErr w:type="gramEnd"/>
       <w:r>
         <w:t xml:space="preserve"> </w:t>
       </w:r>
@@ -8247,6 +8398,7 @@
   <w:style w:type="character" w:default="1" w:styleId="DefaultParagraphFont">
     <w:name w:val="Default Paragraph Font"/>
     <w:uiPriority w:val="1"/>
+    <w:semiHidden/>
     <w:unhideWhenUsed/>
   </w:style>
   <w:style w:type="table" w:default="1" w:styleId="TableNormal">
